--- a/lab_1/lab_1_report.docx
+++ b/lab_1/lab_1_report.docx
@@ -79,7 +79,13 @@
         <w:rPr>
           <w:u w:val="single"/>
         </w:rPr>
-        <w:t>Кафедра прикладной математики и информатики</w:t>
+        <w:t>Кафедра прикладной математики и инф</w:t>
+      </w:r>
+      <w:r>
+        <w:rPr>
+          <w:u w:val="single"/>
+        </w:rPr>
+        <w:t>орматики</w:t>
       </w:r>
     </w:p>
     <w:p>
@@ -154,7 +160,10 @@
         <w:jc w:val="center"/>
       </w:pPr>
       <w:r>
-        <w:t>Дисциплина: Проектирование человеко-машинного интерфейса</w:t>
+        <w:t>Дисципли</w:t>
+      </w:r>
+      <w:r>
+        <w:t>на: Проектирование человеко-машинного интерфейса</w:t>
       </w:r>
     </w:p>
     <w:p>
@@ -169,16 +178,10 @@
     </w:p>
     <w:p>
       <w:pPr>
-        <w:spacing w:before="240" w:line="240" w:lineRule="auto"/>
-        <w:ind w:left="5664" w:firstLine="0"/>
-        <w:jc w:val="center"/>
+        <w:spacing w:before="1500" w:line="240" w:lineRule="auto"/>
+        <w:ind w:left="5103" w:firstLine="0"/>
+        <w:jc w:val="left"/>
       </w:pPr>
-      <w:r>
-        <w:br/>
-      </w:r>
-      <w:r>
-        <w:br/>
-      </w:r>
       <w:r>
         <w:t>Работу выполнили</w:t>
       </w:r>
@@ -186,7 +189,7 @@
     <w:p>
       <w:pPr>
         <w:spacing w:line="240" w:lineRule="auto"/>
-        <w:ind w:left="6372" w:firstLine="0"/>
+        <w:ind w:left="5103" w:firstLine="0"/>
         <w:jc w:val="left"/>
       </w:pPr>
       <w:r>
@@ -196,7 +199,7 @@
     <w:p>
       <w:pPr>
         <w:spacing w:before="240" w:line="240" w:lineRule="auto"/>
-        <w:ind w:left="6372" w:firstLine="0"/>
+        <w:ind w:left="5103" w:firstLine="0"/>
         <w:jc w:val="left"/>
       </w:pPr>
       <w:r>
@@ -205,45 +208,7 @@
     </w:p>
     <w:p>
       <w:pPr>
-        <w:spacing w:line="240" w:lineRule="auto"/>
-        <w:ind w:left="6372" w:firstLine="0"/>
-        <w:jc w:val="left"/>
-      </w:pPr>
-      <w:r>
-        <w:br/>
-      </w:r>
-    </w:p>
-    <w:p>
-      <w:pPr>
-        <w:spacing w:line="240" w:lineRule="auto"/>
-        <w:ind w:left="6372" w:firstLine="0"/>
-        <w:jc w:val="left"/>
-      </w:pPr>
-    </w:p>
-    <w:p>
-      <w:pPr>
-        <w:spacing w:line="240" w:lineRule="auto"/>
-        <w:ind w:left="6372" w:firstLine="0"/>
-        <w:jc w:val="left"/>
-      </w:pPr>
-    </w:p>
-    <w:p>
-      <w:pPr>
-        <w:spacing w:line="240" w:lineRule="auto"/>
-        <w:ind w:left="6372" w:firstLine="0"/>
-        <w:jc w:val="left"/>
-      </w:pPr>
-    </w:p>
-    <w:p>
-      <w:pPr>
-        <w:spacing w:line="240" w:lineRule="auto"/>
-        <w:ind w:left="6372" w:firstLine="0"/>
-        <w:jc w:val="left"/>
-      </w:pPr>
-    </w:p>
-    <w:p/>
-    <w:p>
-      <w:pPr>
+        <w:spacing w:before="2900" w:line="240" w:lineRule="auto"/>
         <w:ind w:firstLine="0"/>
         <w:jc w:val="center"/>
       </w:pPr>
@@ -257,7 +222,6 @@
         <w:outlineLvl w:val="9"/>
       </w:pPr>
       <w:r>
-        <w:lastRenderedPageBreak/>
         <w:t>Содержание</w:t>
       </w:r>
     </w:p>
@@ -283,7 +247,7 @@
       <w:r>
         <w:fldChar w:fldCharType="separate"/>
       </w:r>
-      <w:hyperlink w:anchor="_Toc241259476" w:history="1">
+      <w:hyperlink w:anchor="_Toc241263928" w:history="1">
         <w:r>
           <w:rPr>
             <w:rStyle w:val="a5"/>
@@ -310,7 +274,7 @@
             <w:noProof/>
             <w:webHidden/>
           </w:rPr>
-          <w:instrText xml:space="preserve"> PAGEREF _Toc241259476 \h </w:instrText>
+          <w:instrText xml:space="preserve"> PAGEREF _Toc241263928 \h </w:instrText>
         </w:r>
         <w:r>
           <w:rPr>
@@ -354,7 +318,7 @@
           <w:szCs w:val="22"/>
         </w:rPr>
       </w:pPr>
-      <w:hyperlink w:anchor="_Toc241259477" w:history="1">
+      <w:hyperlink w:anchor="_Toc241263929" w:history="1">
         <w:r>
           <w:rPr>
             <w:rStyle w:val="a5"/>
@@ -381,7 +345,7 @@
             <w:noProof/>
             <w:webHidden/>
           </w:rPr>
-          <w:instrText xml:space="preserve"> PAGEREF _Toc241259477 \h </w:instrText>
+          <w:instrText xml:space="preserve"> PAGEREF _Toc241263929 \h </w:instrText>
         </w:r>
         <w:r>
           <w:rPr>
@@ -425,7 +389,7 @@
           <w:szCs w:val="22"/>
         </w:rPr>
       </w:pPr>
-      <w:hyperlink w:anchor="_Toc241259478" w:history="1">
+      <w:hyperlink w:anchor="_Toc241263930" w:history="1">
         <w:r>
           <w:rPr>
             <w:rStyle w:val="a5"/>
@@ -452,7 +416,7 @@
             <w:noProof/>
             <w:webHidden/>
           </w:rPr>
-          <w:instrText xml:space="preserve"> PAGEREF _Toc241259478 \h </w:instrText>
+          <w:instrText xml:space="preserve"> PAGEREF _Toc241263930 \h </w:instrText>
         </w:r>
         <w:r>
           <w:rPr>
@@ -496,7 +460,7 @@
           <w:szCs w:val="22"/>
         </w:rPr>
       </w:pPr>
-      <w:hyperlink w:anchor="_Toc241259479" w:history="1">
+      <w:hyperlink w:anchor="_Toc241263931" w:history="1">
         <w:r>
           <w:rPr>
             <w:rStyle w:val="a5"/>
@@ -523,7 +487,7 @@
             <w:noProof/>
             <w:webHidden/>
           </w:rPr>
-          <w:instrText xml:space="preserve"> PAGEREF _Toc241259479 \h </w:instrText>
+          <w:instrText xml:space="preserve"> PAGEREF _Toc241263931 \h </w:instrText>
         </w:r>
         <w:r>
           <w:rPr>
@@ -567,7 +531,7 @@
           <w:szCs w:val="22"/>
         </w:rPr>
       </w:pPr>
-      <w:hyperlink w:anchor="_Toc241259480" w:history="1">
+      <w:hyperlink w:anchor="_Toc241263932" w:history="1">
         <w:r>
           <w:rPr>
             <w:rStyle w:val="a5"/>
@@ -594,78 +558,7 @@
             <w:noProof/>
             <w:webHidden/>
           </w:rPr>
-          <w:instrText xml:space="preserve"> PAGEREF _Toc241259480 \h </w:instrText>
-        </w:r>
-        <w:r>
-          <w:rPr>
-            <w:noProof/>
-            <w:webHidden/>
-          </w:rPr>
-        </w:r>
-        <w:r>
-          <w:rPr>
-            <w:noProof/>
-            <w:webHidden/>
-          </w:rPr>
-          <w:fldChar w:fldCharType="separate"/>
-        </w:r>
-        <w:r>
-          <w:rPr>
-            <w:noProof/>
-            <w:webHidden/>
-          </w:rPr>
-          <w:t>12</w:t>
-        </w:r>
-        <w:r>
-          <w:rPr>
-            <w:noProof/>
-            <w:webHidden/>
-          </w:rPr>
-          <w:fldChar w:fldCharType="end"/>
-        </w:r>
-      </w:hyperlink>
-    </w:p>
-    <w:p>
-      <w:pPr>
-        <w:pStyle w:val="12"/>
-        <w:tabs>
-          <w:tab w:val="right" w:leader="dot" w:pos="9346"/>
-        </w:tabs>
-        <w:rPr>
-          <w:rFonts w:asciiTheme="minorHAnsi" w:eastAsiaTheme="minorEastAsia" w:hAnsiTheme="minorHAnsi" w:cstheme="minorBidi"/>
-          <w:noProof/>
-          <w:sz w:val="22"/>
-          <w:szCs w:val="22"/>
-        </w:rPr>
-      </w:pPr>
-      <w:hyperlink w:anchor="_Toc241259481" w:history="1">
-        <w:r>
-          <w:rPr>
-            <w:rStyle w:val="a5"/>
-            <w:noProof/>
-          </w:rPr>
-          <w:t>4 План тестирования</w:t>
-        </w:r>
-        <w:r>
-          <w:rPr>
-            <w:noProof/>
-            <w:webHidden/>
-          </w:rPr>
-          <w:tab/>
-        </w:r>
-        <w:r>
-          <w:rPr>
-            <w:noProof/>
-            <w:webHidden/>
-          </w:rPr>
-          <w:fldChar w:fldCharType="begin"/>
-        </w:r>
-        <w:r>
-          <w:rPr>
-            <w:noProof/>
-            <w:webHidden/>
-          </w:rPr>
-          <w:instrText xml:space="preserve"> PAGEREF _Toc241259481 \h </w:instrText>
+          <w:instrText xml:space="preserve"> PAGEREF _Toc241263932 \h </w:instrText>
         </w:r>
         <w:r>
           <w:rPr>
@@ -709,7 +602,78 @@
           <w:szCs w:val="22"/>
         </w:rPr>
       </w:pPr>
-      <w:hyperlink w:anchor="_Toc241259482" w:history="1">
+      <w:hyperlink w:anchor="_Toc241263933" w:history="1">
+        <w:r>
+          <w:rPr>
+            <w:rStyle w:val="a5"/>
+            <w:noProof/>
+          </w:rPr>
+          <w:t>4 План тестирования</w:t>
+        </w:r>
+        <w:r>
+          <w:rPr>
+            <w:noProof/>
+            <w:webHidden/>
+          </w:rPr>
+          <w:tab/>
+        </w:r>
+        <w:r>
+          <w:rPr>
+            <w:noProof/>
+            <w:webHidden/>
+          </w:rPr>
+          <w:fldChar w:fldCharType="begin"/>
+        </w:r>
+        <w:r>
+          <w:rPr>
+            <w:noProof/>
+            <w:webHidden/>
+          </w:rPr>
+          <w:instrText xml:space="preserve"> PAGEREF _Toc241263933 \h </w:instrText>
+        </w:r>
+        <w:r>
+          <w:rPr>
+            <w:noProof/>
+            <w:webHidden/>
+          </w:rPr>
+        </w:r>
+        <w:r>
+          <w:rPr>
+            <w:noProof/>
+            <w:webHidden/>
+          </w:rPr>
+          <w:fldChar w:fldCharType="separate"/>
+        </w:r>
+        <w:r>
+          <w:rPr>
+            <w:noProof/>
+            <w:webHidden/>
+          </w:rPr>
+          <w:t>14</w:t>
+        </w:r>
+        <w:r>
+          <w:rPr>
+            <w:noProof/>
+            <w:webHidden/>
+          </w:rPr>
+          <w:fldChar w:fldCharType="end"/>
+        </w:r>
+      </w:hyperlink>
+    </w:p>
+    <w:p>
+      <w:pPr>
+        <w:pStyle w:val="12"/>
+        <w:tabs>
+          <w:tab w:val="right" w:leader="dot" w:pos="9346"/>
+        </w:tabs>
+        <w:rPr>
+          <w:rFonts w:asciiTheme="minorHAnsi" w:eastAsiaTheme="minorEastAsia" w:hAnsiTheme="minorHAnsi" w:cstheme="minorBidi"/>
+          <w:noProof/>
+          <w:sz w:val="22"/>
+          <w:szCs w:val="22"/>
+        </w:rPr>
+      </w:pPr>
+      <w:hyperlink w:anchor="_Toc241263934" w:history="1">
         <w:r>
           <w:rPr>
             <w:rStyle w:val="a5"/>
@@ -736,7 +700,7 @@
             <w:noProof/>
             <w:webHidden/>
           </w:rPr>
-          <w:instrText xml:space="preserve"> PAGEREF _Toc241259482 \h </w:instrText>
+          <w:instrText xml:space="preserve"> PAGEREF _Toc241263934 \h </w:instrText>
         </w:r>
         <w:r>
           <w:rPr>
@@ -756,7 +720,7 @@
             <w:noProof/>
             <w:webHidden/>
           </w:rPr>
-          <w:t>15</w:t>
+          <w:t>17</w:t>
         </w:r>
         <w:r>
           <w:rPr>
@@ -780,7 +744,7 @@
           <w:szCs w:val="22"/>
         </w:rPr>
       </w:pPr>
-      <w:hyperlink w:anchor="_Toc241259483" w:history="1">
+      <w:hyperlink w:anchor="_Toc241263935" w:history="1">
         <w:r>
           <w:rPr>
             <w:rStyle w:val="a5"/>
@@ -807,149 +771,7 @@
             <w:noProof/>
             <w:webHidden/>
           </w:rPr>
-          <w:instrText xml:space="preserve"> PAGEREF _Toc241259483 \h </w:instrText>
-        </w:r>
-        <w:r>
-          <w:rPr>
-            <w:noProof/>
-            <w:webHidden/>
-          </w:rPr>
-        </w:r>
-        <w:r>
-          <w:rPr>
-            <w:noProof/>
-            <w:webHidden/>
-          </w:rPr>
-          <w:fldChar w:fldCharType="separate"/>
-        </w:r>
-        <w:r>
-          <w:rPr>
-            <w:noProof/>
-            <w:webHidden/>
-          </w:rPr>
-          <w:t>16</w:t>
-        </w:r>
-        <w:r>
-          <w:rPr>
-            <w:noProof/>
-            <w:webHidden/>
-          </w:rPr>
-          <w:fldChar w:fldCharType="end"/>
-        </w:r>
-      </w:hyperlink>
-    </w:p>
-    <w:p>
-      <w:pPr>
-        <w:pStyle w:val="21"/>
-        <w:tabs>
-          <w:tab w:val="right" w:leader="dot" w:pos="9346"/>
-        </w:tabs>
-        <w:rPr>
-          <w:rFonts w:asciiTheme="minorHAnsi" w:eastAsiaTheme="minorEastAsia" w:hAnsiTheme="minorHAnsi" w:cstheme="minorBidi"/>
-          <w:noProof/>
-          <w:sz w:val="22"/>
-          <w:szCs w:val="22"/>
-        </w:rPr>
-      </w:pPr>
-      <w:hyperlink w:anchor="_Toc241259484" w:history="1">
-        <w:r>
-          <w:rPr>
-            <w:rStyle w:val="a5"/>
-            <w:noProof/>
-          </w:rPr>
-          <w:t>6.1 Тестовая группа</w:t>
-        </w:r>
-        <w:r>
-          <w:rPr>
-            <w:noProof/>
-            <w:webHidden/>
-          </w:rPr>
-          <w:tab/>
-        </w:r>
-        <w:r>
-          <w:rPr>
-            <w:noProof/>
-            <w:webHidden/>
-          </w:rPr>
-          <w:fldChar w:fldCharType="begin"/>
-        </w:r>
-        <w:r>
-          <w:rPr>
-            <w:noProof/>
-            <w:webHidden/>
-          </w:rPr>
-          <w:instrText xml:space="preserve"> PAGEREF _Toc241259484 \h </w:instrText>
-        </w:r>
-        <w:r>
-          <w:rPr>
-            <w:noProof/>
-            <w:webHidden/>
-          </w:rPr>
-        </w:r>
-        <w:r>
-          <w:rPr>
-            <w:noProof/>
-            <w:webHidden/>
-          </w:rPr>
-          <w:fldChar w:fldCharType="separate"/>
-        </w:r>
-        <w:r>
-          <w:rPr>
-            <w:noProof/>
-            <w:webHidden/>
-          </w:rPr>
-          <w:t>16</w:t>
-        </w:r>
-        <w:r>
-          <w:rPr>
-            <w:noProof/>
-            <w:webHidden/>
-          </w:rPr>
-          <w:fldChar w:fldCharType="end"/>
-        </w:r>
-      </w:hyperlink>
-    </w:p>
-    <w:p>
-      <w:pPr>
-        <w:pStyle w:val="21"/>
-        <w:tabs>
-          <w:tab w:val="right" w:leader="dot" w:pos="9346"/>
-        </w:tabs>
-        <w:rPr>
-          <w:rFonts w:asciiTheme="minorHAnsi" w:eastAsiaTheme="minorEastAsia" w:hAnsiTheme="minorHAnsi" w:cstheme="minorBidi"/>
-          <w:noProof/>
-          <w:sz w:val="22"/>
-          <w:szCs w:val="22"/>
-        </w:rPr>
-      </w:pPr>
-      <w:hyperlink w:anchor="_Toc241259485" w:history="1">
-        <w:r>
-          <w:rPr>
-            <w:rStyle w:val="a5"/>
-            <w:noProof/>
-          </w:rPr>
-          <w:t>6.2 Контрольная группа</w:t>
-        </w:r>
-        <w:r>
-          <w:rPr>
-            <w:noProof/>
-            <w:webHidden/>
-          </w:rPr>
-          <w:tab/>
-        </w:r>
-        <w:r>
-          <w:rPr>
-            <w:noProof/>
-            <w:webHidden/>
-          </w:rPr>
-          <w:fldChar w:fldCharType="begin"/>
-        </w:r>
-        <w:r>
-          <w:rPr>
-            <w:noProof/>
-            <w:webHidden/>
-          </w:rPr>
-          <w:instrText xml:space="preserve"> PAGEREF _Toc241259485 \h </w:instrText>
+          <w:instrText xml:space="preserve"> PAGEREF _Toc241263935 \h </w:instrText>
         </w:r>
         <w:r>
           <w:rPr>
@@ -993,7 +815,149 @@
           <w:szCs w:val="22"/>
         </w:rPr>
       </w:pPr>
-      <w:hyperlink w:anchor="_Toc241259486" w:history="1">
+      <w:hyperlink w:anchor="_Toc241263936" w:history="1">
+        <w:r>
+          <w:rPr>
+            <w:rStyle w:val="a5"/>
+            <w:noProof/>
+          </w:rPr>
+          <w:t>6.1 Тестовая группа</w:t>
+        </w:r>
+        <w:r>
+          <w:rPr>
+            <w:noProof/>
+            <w:webHidden/>
+          </w:rPr>
+          <w:tab/>
+        </w:r>
+        <w:r>
+          <w:rPr>
+            <w:noProof/>
+            <w:webHidden/>
+          </w:rPr>
+          <w:fldChar w:fldCharType="begin"/>
+        </w:r>
+        <w:r>
+          <w:rPr>
+            <w:noProof/>
+            <w:webHidden/>
+          </w:rPr>
+          <w:instrText xml:space="preserve"> PAGEREF _Toc241263936 \h </w:instrText>
+        </w:r>
+        <w:r>
+          <w:rPr>
+            <w:noProof/>
+            <w:webHidden/>
+          </w:rPr>
+        </w:r>
+        <w:r>
+          <w:rPr>
+            <w:noProof/>
+            <w:webHidden/>
+          </w:rPr>
+          <w:fldChar w:fldCharType="separate"/>
+        </w:r>
+        <w:r>
+          <w:rPr>
+            <w:noProof/>
+            <w:webHidden/>
+          </w:rPr>
+          <w:t>18</w:t>
+        </w:r>
+        <w:r>
+          <w:rPr>
+            <w:noProof/>
+            <w:webHidden/>
+          </w:rPr>
+          <w:fldChar w:fldCharType="end"/>
+        </w:r>
+      </w:hyperlink>
+    </w:p>
+    <w:p>
+      <w:pPr>
+        <w:pStyle w:val="21"/>
+        <w:tabs>
+          <w:tab w:val="right" w:leader="dot" w:pos="9346"/>
+        </w:tabs>
+        <w:rPr>
+          <w:rFonts w:asciiTheme="minorHAnsi" w:eastAsiaTheme="minorEastAsia" w:hAnsiTheme="minorHAnsi" w:cstheme="minorBidi"/>
+          <w:noProof/>
+          <w:sz w:val="22"/>
+          <w:szCs w:val="22"/>
+        </w:rPr>
+      </w:pPr>
+      <w:hyperlink w:anchor="_Toc241263937" w:history="1">
+        <w:r>
+          <w:rPr>
+            <w:rStyle w:val="a5"/>
+            <w:noProof/>
+          </w:rPr>
+          <w:t>6.2 Контрольная группа</w:t>
+        </w:r>
+        <w:r>
+          <w:rPr>
+            <w:noProof/>
+            <w:webHidden/>
+          </w:rPr>
+          <w:tab/>
+        </w:r>
+        <w:r>
+          <w:rPr>
+            <w:noProof/>
+            <w:webHidden/>
+          </w:rPr>
+          <w:fldChar w:fldCharType="begin"/>
+        </w:r>
+        <w:r>
+          <w:rPr>
+            <w:noProof/>
+            <w:webHidden/>
+          </w:rPr>
+          <w:instrText xml:space="preserve"> PAGEREF _Toc241263937 \h </w:instrText>
+        </w:r>
+        <w:r>
+          <w:rPr>
+            <w:noProof/>
+            <w:webHidden/>
+          </w:rPr>
+        </w:r>
+        <w:r>
+          <w:rPr>
+            <w:noProof/>
+            <w:webHidden/>
+          </w:rPr>
+          <w:fldChar w:fldCharType="separate"/>
+        </w:r>
+        <w:r>
+          <w:rPr>
+            <w:noProof/>
+            <w:webHidden/>
+          </w:rPr>
+          <w:t>20</w:t>
+        </w:r>
+        <w:r>
+          <w:rPr>
+            <w:noProof/>
+            <w:webHidden/>
+          </w:rPr>
+          <w:fldChar w:fldCharType="end"/>
+        </w:r>
+      </w:hyperlink>
+    </w:p>
+    <w:p>
+      <w:pPr>
+        <w:pStyle w:val="21"/>
+        <w:tabs>
+          <w:tab w:val="right" w:leader="dot" w:pos="9346"/>
+        </w:tabs>
+        <w:rPr>
+          <w:rFonts w:asciiTheme="minorHAnsi" w:eastAsiaTheme="minorEastAsia" w:hAnsiTheme="minorHAnsi" w:cstheme="minorBidi"/>
+          <w:noProof/>
+          <w:sz w:val="22"/>
+          <w:szCs w:val="22"/>
+        </w:rPr>
+      </w:pPr>
+      <w:hyperlink w:anchor="_Toc241263938" w:history="1">
         <w:r>
           <w:rPr>
             <w:rStyle w:val="a5"/>
@@ -1020,78 +984,7 @@
             <w:noProof/>
             <w:webHidden/>
           </w:rPr>
-          <w:instrText xml:space="preserve"> PAGEREF _Toc241259486 \h </w:instrText>
-        </w:r>
-        <w:r>
-          <w:rPr>
-            <w:noProof/>
-            <w:webHidden/>
-          </w:rPr>
-        </w:r>
-        <w:r>
-          <w:rPr>
-            <w:noProof/>
-            <w:webHidden/>
-          </w:rPr>
-          <w:fldChar w:fldCharType="separate"/>
-        </w:r>
-        <w:r>
-          <w:rPr>
-            <w:noProof/>
-            <w:webHidden/>
-          </w:rPr>
-          <w:t>19</w:t>
-        </w:r>
-        <w:r>
-          <w:rPr>
-            <w:noProof/>
-            <w:webHidden/>
-          </w:rPr>
-          <w:fldChar w:fldCharType="end"/>
-        </w:r>
-      </w:hyperlink>
-    </w:p>
-    <w:p>
-      <w:pPr>
-        <w:pStyle w:val="12"/>
-        <w:tabs>
-          <w:tab w:val="right" w:leader="dot" w:pos="9346"/>
-        </w:tabs>
-        <w:rPr>
-          <w:rFonts w:asciiTheme="minorHAnsi" w:eastAsiaTheme="minorEastAsia" w:hAnsiTheme="minorHAnsi" w:cstheme="minorBidi"/>
-          <w:noProof/>
-          <w:sz w:val="22"/>
-          <w:szCs w:val="22"/>
-        </w:rPr>
-      </w:pPr>
-      <w:hyperlink w:anchor="_Toc241259487" w:history="1">
-        <w:r>
-          <w:rPr>
-            <w:rStyle w:val="a5"/>
-            <w:noProof/>
-          </w:rPr>
-          <w:t>7 Сводные результаты тестирования</w:t>
-        </w:r>
-        <w:r>
-          <w:rPr>
-            <w:noProof/>
-            <w:webHidden/>
-          </w:rPr>
-          <w:tab/>
-        </w:r>
-        <w:r>
-          <w:rPr>
-            <w:noProof/>
-            <w:webHidden/>
-          </w:rPr>
-          <w:fldChar w:fldCharType="begin"/>
-        </w:r>
-        <w:r>
-          <w:rPr>
-            <w:noProof/>
-            <w:webHidden/>
-          </w:rPr>
-          <w:instrText xml:space="preserve"> PAGEREF _Toc241259487 \h </w:instrText>
+          <w:instrText xml:space="preserve"> PAGEREF _Toc241263938 \h </w:instrText>
         </w:r>
         <w:r>
           <w:rPr>
@@ -1135,13 +1028,13 @@
           <w:szCs w:val="22"/>
         </w:rPr>
       </w:pPr>
-      <w:hyperlink w:anchor="_Toc241259488" w:history="1">
+      <w:hyperlink w:anchor="_Toc241263939" w:history="1">
         <w:r>
           <w:rPr>
             <w:rStyle w:val="a5"/>
             <w:noProof/>
           </w:rPr>
-          <w:t>8 Выводы</w:t>
+          <w:t>7 Сводные результаты тестирования</w:t>
         </w:r>
         <w:r>
           <w:rPr>
@@ -1162,7 +1055,7 @@
             <w:noProof/>
             <w:webHidden/>
           </w:rPr>
-          <w:instrText xml:space="preserve"> PAGEREF _Toc241259488 \h </w:instrText>
+          <w:instrText xml:space="preserve"> PAGEREF _Toc241263939 \h </w:instrText>
         </w:r>
         <w:r>
           <w:rPr>
@@ -1195,6 +1088,219 @@
     </w:p>
     <w:p>
       <w:pPr>
+        <w:pStyle w:val="21"/>
+        <w:tabs>
+          <w:tab w:val="right" w:leader="dot" w:pos="9346"/>
+        </w:tabs>
+        <w:rPr>
+          <w:rFonts w:asciiTheme="minorHAnsi" w:eastAsiaTheme="minorEastAsia" w:hAnsiTheme="minorHAnsi" w:cstheme="minorBidi"/>
+          <w:noProof/>
+          <w:sz w:val="22"/>
+          <w:szCs w:val="22"/>
+        </w:rPr>
+      </w:pPr>
+      <w:hyperlink w:anchor="_Toc241263940" w:history="1">
+        <w:r>
+          <w:rPr>
+            <w:rStyle w:val="a5"/>
+            <w:noProof/>
+          </w:rPr>
+          <w:t>7.1 Доля запомненных цифр по начертаниям</w:t>
+        </w:r>
+        <w:r>
+          <w:rPr>
+            <w:noProof/>
+            <w:webHidden/>
+          </w:rPr>
+          <w:tab/>
+        </w:r>
+        <w:r>
+          <w:rPr>
+            <w:noProof/>
+            <w:webHidden/>
+          </w:rPr>
+          <w:fldChar w:fldCharType="begin"/>
+        </w:r>
+        <w:r>
+          <w:rPr>
+            <w:noProof/>
+            <w:webHidden/>
+          </w:rPr>
+          <w:instrText xml:space="preserve"> PAGEREF _Toc241263940 \h </w:instrText>
+        </w:r>
+        <w:r>
+          <w:rPr>
+            <w:noProof/>
+            <w:webHidden/>
+          </w:rPr>
+        </w:r>
+        <w:r>
+          <w:rPr>
+            <w:noProof/>
+            <w:webHidden/>
+          </w:rPr>
+          <w:fldChar w:fldCharType="separate"/>
+        </w:r>
+        <w:r>
+          <w:rPr>
+            <w:noProof/>
+            <w:webHidden/>
+          </w:rPr>
+          <w:t>23</w:t>
+        </w:r>
+        <w:r>
+          <w:rPr>
+            <w:noProof/>
+            <w:webHidden/>
+          </w:rPr>
+          <w:fldChar w:fldCharType="end"/>
+        </w:r>
+      </w:hyperlink>
+    </w:p>
+    <w:p>
+      <w:pPr>
+        <w:pStyle w:val="21"/>
+        <w:tabs>
+          <w:tab w:val="right" w:leader="dot" w:pos="9346"/>
+        </w:tabs>
+        <w:rPr>
+          <w:rFonts w:asciiTheme="minorHAnsi" w:eastAsiaTheme="minorEastAsia" w:hAnsiTheme="minorHAnsi" w:cstheme="minorBidi"/>
+          <w:noProof/>
+          <w:sz w:val="22"/>
+          <w:szCs w:val="22"/>
+        </w:rPr>
+      </w:pPr>
+      <w:hyperlink w:anchor="_Toc241263941" w:history="1">
+        <w:r>
+          <w:rPr>
+            <w:rStyle w:val="a5"/>
+            <w:noProof/>
+          </w:rPr>
+          <w:t>7.2 Объём кратковременной памяти</w:t>
+        </w:r>
+        <w:r>
+          <w:rPr>
+            <w:noProof/>
+            <w:webHidden/>
+          </w:rPr>
+          <w:tab/>
+        </w:r>
+        <w:r>
+          <w:rPr>
+            <w:noProof/>
+            <w:webHidden/>
+          </w:rPr>
+          <w:fldChar w:fldCharType="begin"/>
+        </w:r>
+        <w:r>
+          <w:rPr>
+            <w:noProof/>
+            <w:webHidden/>
+          </w:rPr>
+          <w:instrText xml:space="preserve"> PAGEREF _Toc241263941 \h </w:instrText>
+        </w:r>
+        <w:r>
+          <w:rPr>
+            <w:noProof/>
+            <w:webHidden/>
+          </w:rPr>
+        </w:r>
+        <w:r>
+          <w:rPr>
+            <w:noProof/>
+            <w:webHidden/>
+          </w:rPr>
+          <w:fldChar w:fldCharType="separate"/>
+        </w:r>
+        <w:r>
+          <w:rPr>
+            <w:noProof/>
+            <w:webHidden/>
+          </w:rPr>
+          <w:t>24</w:t>
+        </w:r>
+        <w:r>
+          <w:rPr>
+            <w:noProof/>
+            <w:webHidden/>
+          </w:rPr>
+          <w:fldChar w:fldCharType="end"/>
+        </w:r>
+      </w:hyperlink>
+    </w:p>
+    <w:p>
+      <w:pPr>
+        <w:pStyle w:val="12"/>
+        <w:tabs>
+          <w:tab w:val="right" w:leader="dot" w:pos="9346"/>
+        </w:tabs>
+        <w:rPr>
+          <w:rFonts w:asciiTheme="minorHAnsi" w:eastAsiaTheme="minorEastAsia" w:hAnsiTheme="minorHAnsi" w:cstheme="minorBidi"/>
+          <w:noProof/>
+          <w:sz w:val="22"/>
+          <w:szCs w:val="22"/>
+        </w:rPr>
+      </w:pPr>
+      <w:hyperlink w:anchor="_Toc241263942" w:history="1">
+        <w:r>
+          <w:rPr>
+            <w:rStyle w:val="a5"/>
+            <w:noProof/>
+          </w:rPr>
+          <w:t>8 Выводы</w:t>
+        </w:r>
+        <w:r>
+          <w:rPr>
+            <w:noProof/>
+            <w:webHidden/>
+          </w:rPr>
+          <w:tab/>
+        </w:r>
+        <w:r>
+          <w:rPr>
+            <w:noProof/>
+            <w:webHidden/>
+          </w:rPr>
+          <w:fldChar w:fldCharType="begin"/>
+        </w:r>
+        <w:r>
+          <w:rPr>
+            <w:noProof/>
+            <w:webHidden/>
+          </w:rPr>
+          <w:instrText xml:space="preserve"> PAGEREF _Toc241263942 \h </w:instrText>
+        </w:r>
+        <w:r>
+          <w:rPr>
+            <w:noProof/>
+            <w:webHidden/>
+          </w:rPr>
+        </w:r>
+        <w:r>
+          <w:rPr>
+            <w:noProof/>
+            <w:webHidden/>
+          </w:rPr>
+          <w:fldChar w:fldCharType="separate"/>
+        </w:r>
+        <w:r>
+          <w:rPr>
+            <w:noProof/>
+            <w:webHidden/>
+          </w:rPr>
+          <w:t>26</w:t>
+        </w:r>
+        <w:r>
+          <w:rPr>
+            <w:noProof/>
+            <w:webHidden/>
+          </w:rPr>
+          <w:fldChar w:fldCharType="end"/>
+        </w:r>
+      </w:hyperlink>
+    </w:p>
+    <w:p>
+      <w:pPr>
         <w:pStyle w:val="12"/>
         <w:tabs>
           <w:tab w:val="right" w:leader="dot" w:pos="9346"/>
@@ -1208,9 +1314,8 @@
       <w:pPr>
         <w:pStyle w:val="11"/>
       </w:pPr>
-      <w:bookmarkStart w:id="0" w:name="_Toc241259476"/>
-      <w:r>
-        <w:lastRenderedPageBreak/>
+      <w:bookmarkStart w:id="0" w:name="_Toc241263928"/>
+      <w:r>
         <w:t>1 Постановка задачи</w:t>
       </w:r>
       <w:bookmarkEnd w:id="0"/>
@@ -1222,7 +1327,10 @@
     </w:p>
     <w:p>
       <w:r>
-        <w:t>Вариант 4. Нотация: арабские цифры и пиктограммы. Метод индивидуализации объектов: начертание (жирное и курсивное).</w:t>
+        <w:t>Вариант 4. Нотация: арабские цифры и пиктограммы. Метод индивид</w:t>
+      </w:r>
+      <w:r>
+        <w:t>уализации объектов: начертание (жирное и курсивное).</w:t>
       </w:r>
     </w:p>
     <w:p>
@@ -1249,7 +1357,10 @@
         </w:numPr>
       </w:pPr>
       <w:r>
-        <w:t>построить план эксперимента по проверке гипотез;</w:t>
+        <w:t>построить план эксперимента</w:t>
+      </w:r>
+      <w:r>
+        <w:t xml:space="preserve"> по проверке гипотез;</w:t>
       </w:r>
     </w:p>
     <w:p>
@@ -1284,7 +1395,10 @@
         <w:ind w:left="1418"/>
       </w:pPr>
       <w:r>
-        <w:t>вывод набора цифр пользователю в одной из определённых в индивидуальном задании графических форм в течение фиксированного промежутка времени;</w:t>
+        <w:t>вывод набора цифр пользователю в</w:t>
+      </w:r>
+      <w:r>
+        <w:t xml:space="preserve"> одной из определённых в индивидуальном задании графических форм в течение фиксированного промежутка времени;</w:t>
       </w:r>
     </w:p>
     <w:p>
@@ -1308,7 +1422,10 @@
         <w:ind w:left="1418"/>
       </w:pPr>
       <w:r>
-        <w:t>индикацию ошибок пользователя (при их наличии);</w:t>
+        <w:t>индикацию ошибок пользов</w:t>
+      </w:r>
+      <w:r>
+        <w:t>ателя (при их наличии);</w:t>
       </w:r>
     </w:p>
     <w:p>
@@ -1341,16 +1458,18 @@
         </w:numPr>
       </w:pPr>
       <w:r>
-        <w:t>сделать вывод о том, подтвердились ли сформулированные гипотезы, и объяснить почему.</w:t>
+        <w:t>сделать вывод о том, подтвердились ли сформулированные гипотезы, и объяснить по</w:t>
+      </w:r>
+      <w:r>
+        <w:t>чему.</w:t>
       </w:r>
     </w:p>
     <w:p>
       <w:pPr>
         <w:pStyle w:val="11"/>
       </w:pPr>
-      <w:bookmarkStart w:id="1" w:name="_Toc241259477"/>
-      <w:r>
-        <w:lastRenderedPageBreak/>
+      <w:bookmarkStart w:id="1" w:name="_Toc241263929"/>
+      <w:r>
         <w:t>2 Описание программы</w:t>
       </w:r>
       <w:bookmarkEnd w:id="1"/>
@@ -1359,7 +1478,7 @@
       <w:pPr>
         <w:pStyle w:val="20"/>
       </w:pPr>
-      <w:bookmarkStart w:id="2" w:name="_Toc241259478"/>
+      <w:bookmarkStart w:id="2" w:name="_Toc241263930"/>
       <w:r>
         <w:t>2.1 Руководство пользователя</w:t>
       </w:r>
@@ -1367,7 +1486,10 @@
     </w:p>
     <w:p>
       <w:r>
-        <w:t>Программа «Запомни цифры» работает в браузере на компьютере или телефоне и не требует установки. Для начала работы нужно открыть ссылку https://progr4mmer2005.github.io/HCI/lab_1/test/. Стартовый экран программы показан на рисунке 1.</w:t>
+        <w:t>Программа «Запомни цифры» работает в браузере на компьютере или телефоне и не требует установки. Для начала работы нужно открыть ссылку https://progr4mmer2005.github.io/HCI/lab_1/test/. Стартовый экра</w:t>
+      </w:r>
+      <w:r>
+        <w:t>н программы показан на рисунке 1.</w:t>
       </w:r>
     </w:p>
     <w:p>
@@ -1382,7 +1504,7 @@
           <w:noProof/>
         </w:rPr>
         <w:drawing>
-          <wp:inline distT="0" distB="0" distL="0" distR="0" wp14:anchorId="74395A6C" wp14:editId="574ECC75">
+          <wp:inline distT="0" distB="0" distL="0" distR="0" wp14:anchorId="051BF4DE" wp14:editId="1C8DA3FE">
             <wp:extent cx="5400000" cy="2462400"/>
             <wp:effectExtent l="0" t="0" r="0" b="0"/>
             <wp:docPr id="1" name="Объект 1"/>
@@ -1436,7 +1558,13 @@
     </w:p>
     <w:p>
       <w:r>
-        <w:t>Тест состоит из 30 раундов. Каждый раунд начинается с крестика в центре экрана, на котором нужно сосредоточить взгляд. Через 0,8 с на экране появляется набор цифр, разбросанных по полю (рисунок 2). Арабские цифры показываются 3 с, пиктограммы — 5 с. Во время показа на экране нет ничего, кроме цифр: ни таймера, ни подсказок.</w:t>
+        <w:t>Т</w:t>
+      </w:r>
+      <w:r>
+        <w:t>ест состоит из 30 раундов. Каждый раунд начинается с крестика в центре экрана, на котором нужно сосредоточить взгляд. Через 0,8 с на экране появляется набор цифр, разбросанных по полю (рисунок 2). Арабские цифры показываются 3 с, пиктограммы — 5 с. Во врем</w:t>
+      </w:r>
+      <w:r>
+        <w:t>я показа на экране нет ничего, кроме цифр: ни таймера, ни подсказок.</w:t>
       </w:r>
     </w:p>
     <w:p>
@@ -1450,9 +1578,8 @@
         <w:rPr>
           <w:noProof/>
         </w:rPr>
-        <w:lastRenderedPageBreak/>
         <w:drawing>
-          <wp:inline distT="0" distB="0" distL="0" distR="0" wp14:anchorId="05067BA6" wp14:editId="64C24C4B">
+          <wp:inline distT="0" distB="0" distL="0" distR="0" wp14:anchorId="00D91BB9" wp14:editId="24093085">
             <wp:extent cx="5400000" cy="3888000"/>
             <wp:effectExtent l="0" t="0" r="0" b="0"/>
             <wp:docPr id="2" name="Объект 2"/>
@@ -1501,7 +1628,10 @@
     </w:p>
     <w:p>
       <w:r>
-        <w:t>Когда цифры исчезают, открывается экран ответа (рисунок 3). На нём показаны все цифры от 0 до 9 в обычном начертании. Участник отмечает цифры, которые запомнил, мышью, касанием или клавишами 0–9. Повторное нажатие снимает отметку. На ответ даётся 20 с, оставшееся время показывает таймер. Ответ отправляется кнопкой «Ответить» или клавишей Enter. Если время вышло, ответ засчитывается автоматически.</w:t>
+        <w:t>Когда цифры исчезают, открывается экран ответа (рисунок 3). На нём показаны все цифры от 0 до 9 в обычном начертании. Участник отмечает цифры, кот</w:t>
+      </w:r>
+      <w:r>
+        <w:t>орые запомнил, мышью, касанием или клавишами 0–9. Повторное нажатие снимает отметку. На ответ даётся 20 с, оставшееся время показывает таймер. Ответ отправляется кнопкой «Ответить» или клавишей Enter. Если время вышло, ответ засчитывается автоматически.</w:t>
       </w:r>
     </w:p>
     <w:p>
@@ -1515,9 +1645,8 @@
         <w:rPr>
           <w:noProof/>
         </w:rPr>
-        <w:lastRenderedPageBreak/>
         <w:drawing>
-          <wp:inline distT="0" distB="0" distL="0" distR="0" wp14:anchorId="0CF5D3E8" wp14:editId="4DCF2C05">
+          <wp:inline distT="0" distB="0" distL="0" distR="0" wp14:anchorId="0F972D85" wp14:editId="35BA0612">
             <wp:extent cx="5400000" cy="3042000"/>
             <wp:effectExtent l="0" t="0" r="0" b="0"/>
             <wp:docPr id="3" name="Объект 3"/>
@@ -1566,7 +1695,10 @@
     </w:p>
     <w:p>
       <w:r>
-        <w:t>После ответа программа показывает ошибки (рисунок 4). Зелёным отмечены правильно указанные цифры, оранжевой пунктирной рамкой — пропущенные (были на экране, но не отмечены), красным — лишние (отмечены, но не показывались). Ниже выводится число верных ответов. Следующий раунд начинается через 5 с или по кнопке «Дальше».</w:t>
+        <w:t>После ответа программа показывает ошибки (рисунок 4). Зелёным отмечены правильно указанные цифры, оранжевой пунктирной рамкой — пропущенные (были на экране, но не отмечены), красным — лишние (отмечены, но не показывались). Ниже вы</w:t>
+      </w:r>
+      <w:r>
+        <w:t>водится число верных ответов. Следующий раунд начинается через 5 с или по кнопке «Дальше».</w:t>
       </w:r>
     </w:p>
     <w:p>
@@ -1581,7 +1713,7 @@
           <w:noProof/>
         </w:rPr>
         <w:drawing>
-          <wp:inline distT="0" distB="0" distL="0" distR="0" wp14:anchorId="1FD89343" wp14:editId="529623D7">
+          <wp:inline distT="0" distB="0" distL="0" distR="0" wp14:anchorId="3C87ABF4" wp14:editId="3BDC95D8">
             <wp:extent cx="5400000" cy="3387600"/>
             <wp:effectExtent l="0" t="0" r="0" b="0"/>
             <wp:docPr id="4" name="Объект 4"/>
@@ -1630,8 +1762,10 @@
     </w:p>
     <w:p>
       <w:r>
-        <w:lastRenderedPageBreak/>
-        <w:t>Первые 15 раундов проводятся с арабскими цифрами, следующие 15 — с пиктограммами. Пиктограмма изображает цифру точками, как на игральной кости, пустая кость означает 0 (рисунки 5 и 6).</w:t>
+        <w:t>Первые 15 раундов проводятся с арабскими цифрами, следующие 15 — с пиктограммами. Пиктограмма изображает цифру точками, как на игральн</w:t>
+      </w:r>
+      <w:r>
+        <w:t>ой кости, пустая кость означает 0 (рисунки 5 и 6).</w:t>
       </w:r>
     </w:p>
     <w:p>
@@ -1646,7 +1780,7 @@
           <w:noProof/>
         </w:rPr>
         <w:drawing>
-          <wp:inline distT="0" distB="0" distL="0" distR="0" wp14:anchorId="64E9D947" wp14:editId="7A416164">
+          <wp:inline distT="0" distB="0" distL="0" distR="0" wp14:anchorId="186D5005" wp14:editId="34A38D69">
             <wp:extent cx="5400000" cy="3888000"/>
             <wp:effectExtent l="0" t="0" r="0" b="0"/>
             <wp:docPr id="5" name="Объект 5"/>
@@ -1705,7 +1839,7 @@
           <w:noProof/>
         </w:rPr>
         <w:drawing>
-          <wp:inline distT="0" distB="0" distL="0" distR="0" wp14:anchorId="3942290C" wp14:editId="3A2D849B">
+          <wp:inline distT="0" distB="0" distL="0" distR="0" wp14:anchorId="0174B477" wp14:editId="753BD8FF">
             <wp:extent cx="5400000" cy="3387600"/>
             <wp:effectExtent l="0" t="0" r="0" b="0"/>
             <wp:docPr id="6" name="Объект 6"/>
@@ -1754,8 +1888,10 @@
     </w:p>
     <w:p>
       <w:r>
-        <w:lastRenderedPageBreak/>
-        <w:t>После последнего раунда открывается страница результата (рисунок 7). Кнопка «Скопировать ссылку» копирует ссылку с результатом, которую участник отправляет проводящему тестирование. Все ответы участника хранятся в самой ссылке, поэтому сервер и регистрация не нужны.</w:t>
+        <w:t>После последнего раунда открывается страница результата (рисунок 7). Кнопка «Скопировать ссылку» копирует ссылк</w:t>
+      </w:r>
+      <w:r>
+        <w:t>у с результатом, которую участник отправляет проводящему тестирование. Все ответы участника хранятся в самой ссылке, поэтому сервер и регистрация не нужны.</w:t>
       </w:r>
     </w:p>
     <w:p>
@@ -1770,7 +1906,7 @@
           <w:noProof/>
         </w:rPr>
         <w:drawing>
-          <wp:inline distT="0" distB="0" distL="0" distR="0" wp14:anchorId="7F450094" wp14:editId="1534188B">
+          <wp:inline distT="0" distB="0" distL="0" distR="0" wp14:anchorId="1400AF71" wp14:editId="79574A5A">
             <wp:extent cx="5400000" cy="3888000"/>
             <wp:effectExtent l="0" t="0" r="0" b="0"/>
             <wp:docPr id="7" name="Объект 7"/>
@@ -1819,7 +1955,10 @@
     </w:p>
     <w:p>
       <w:r>
-        <w:t>В разделе «Коротко» указано, подтверждаются ли гипотезы на результатах участника. Ниже для арабских цифр, пиктограмм и всех цифр вместе приведены диаграмма (рисунок 8) и таблица с долей запомненных цифр каждого начертания.</w:t>
+        <w:t xml:space="preserve">В разделе «Коротко» указано, подтверждаются ли гипотезы </w:t>
+      </w:r>
+      <w:r>
+        <w:t>на результатах участника. Ниже для арабских цифр, пиктограмм и всех цифр вместе приведены диаграмма (рисунок 8) и таблица с долей запомненных цифр каждого начертания.</w:t>
       </w:r>
     </w:p>
     <w:p>
@@ -1833,9 +1972,8 @@
         <w:rPr>
           <w:noProof/>
         </w:rPr>
-        <w:lastRenderedPageBreak/>
         <w:drawing>
-          <wp:inline distT="0" distB="0" distL="0" distR="0" wp14:anchorId="0A9E39D5" wp14:editId="731D4FBB">
+          <wp:inline distT="0" distB="0" distL="0" distR="0" wp14:anchorId="24CC69C4" wp14:editId="51023C79">
             <wp:extent cx="5400000" cy="2030400"/>
             <wp:effectExtent l="0" t="0" r="0" b="0"/>
             <wp:docPr id="8" name="Объект 8"/>
@@ -1884,7 +2022,10 @@
     </w:p>
     <w:p>
       <w:r>
-        <w:t>Для подсчёта общих результатов проводящий тестирование открывает страницу сводки https://progr4mmer2005.github.io/HCI/lab_1/test/results.html, вставляет в поле полученные ссылки (можно вставить переписку целиком) и нажимает «Посчитать» (рисунок 9). На диаграммах сводки каждому участнику соответствует свой столбец (рисунок 10).</w:t>
+        <w:t>В конце страницы результата пока</w:t>
+      </w:r>
+      <w:r>
+        <w:t>зано, сколько цифр участник в среднем запоминал за один раунд из наборов в 6 и 8 цифр (рисунок 9). Эти данные сравниваются с законом Миллера, по которому объём кратковременной памяти человека составляет 7 ± 2 объекта.</w:t>
       </w:r>
     </w:p>
     <w:p>
@@ -1899,8 +2040,8 @@
           <w:noProof/>
         </w:rPr>
         <w:drawing>
-          <wp:inline distT="0" distB="0" distL="0" distR="0" wp14:anchorId="4688B158" wp14:editId="050852EA">
-            <wp:extent cx="5400000" cy="3888000"/>
+          <wp:inline distT="0" distB="0" distL="0" distR="0" wp14:anchorId="5DD6D79B" wp14:editId="161A337F">
+            <wp:extent cx="5400000" cy="2142000"/>
             <wp:effectExtent l="0" t="0" r="0" b="0"/>
             <wp:docPr id="9" name="Объект 9"/>
             <wp:cNvGraphicFramePr/>
@@ -1913,6 +2054,76 @@
                   </pic:nvPicPr>
                   <pic:blipFill>
                     <a:blip r:embed="rId15"/>
+                    <a:stretch>
+                      <a:fillRect/>
+                    </a:stretch>
+                  </pic:blipFill>
+                  <pic:spPr>
+                    <a:xfrm>
+                      <a:off x="0" y="0"/>
+                      <a:ext cx="5400000" cy="2142000"/>
+                    </a:xfrm>
+                    <a:prstGeom prst="rect">
+                      <a:avLst/>
+                    </a:prstGeom>
+                    <a:ln w="6350">
+                      <a:solidFill>
+                        <a:srgbClr val="A6A6A6"/>
+                      </a:solidFill>
+                    </a:ln>
+                  </pic:spPr>
+                </pic:pic>
+              </a:graphicData>
+            </a:graphic>
+          </wp:inline>
+        </w:drawing>
+      </w:r>
+    </w:p>
+    <w:p>
+      <w:pPr>
+        <w:pStyle w:val="ad"/>
+      </w:pPr>
+      <w:r>
+        <w:t>Рисунок 9 — Объём кратковременной па</w:t>
+      </w:r>
+      <w:r>
+        <w:t>мяти на странице результата участника</w:t>
+      </w:r>
+    </w:p>
+    <w:p>
+      <w:r>
+        <w:t>Для подсчёта общих результатов проводящий тестирование открывает страницу сводки https://progr4mmer2005.github.io/HCI/lab_1/test/results.html, вставляет в поле полученные ссылки (можно вставить переписку целиком) и наж</w:t>
+      </w:r>
+      <w:r>
+        <w:t>имает «Посчитать» (рисунок 10). На диаграммах сводки каждому участнику соответствует свой столбец (рисунок 11).</w:t>
+      </w:r>
+    </w:p>
+    <w:p>
+      <w:pPr>
+        <w:keepNext/>
+        <w:spacing w:before="120" w:line="240" w:lineRule="auto"/>
+        <w:ind w:firstLine="0"/>
+        <w:jc w:val="center"/>
+      </w:pPr>
+      <w:r>
+        <w:rPr>
+          <w:noProof/>
+        </w:rPr>
+        <w:drawing>
+          <wp:inline distT="0" distB="0" distL="0" distR="0" wp14:anchorId="06364EFB" wp14:editId="6C809D5E">
+            <wp:extent cx="5400000" cy="3888000"/>
+            <wp:effectExtent l="0" t="0" r="0" b="0"/>
+            <wp:docPr id="10" name="Объект 10"/>
+            <wp:cNvGraphicFramePr/>
+            <a:graphic xmlns:a="http://schemas.openxmlformats.org/drawingml/2006/main">
+              <a:graphicData uri="http://schemas.openxmlformats.org/drawingml/2006/picture">
+                <pic:pic xmlns:pic="http://schemas.openxmlformats.org/drawingml/2006/picture">
+                  <pic:nvPicPr>
+                    <pic:cNvPr id="10" name="image10.png"/>
+                    <pic:cNvPicPr/>
+                  </pic:nvPicPr>
+                  <pic:blipFill>
+                    <a:blip r:embed="rId16"/>
                     <a:stretch>
                       <a:fillRect/>
                     </a:stretch>
@@ -1943,7 +2154,7 @@
         <w:pStyle w:val="ad"/>
       </w:pPr>
       <w:r>
-        <w:t>Рисунок 9 — Страница сводки результатов</w:t>
+        <w:t>Рисунок 10 — Страница сводки результатов</w:t>
       </w:r>
     </w:p>
     <w:p>
@@ -1957,22 +2168,21 @@
         <w:rPr>
           <w:noProof/>
         </w:rPr>
-        <w:lastRenderedPageBreak/>
         <w:drawing>
-          <wp:inline distT="0" distB="0" distL="0" distR="0" wp14:anchorId="2B619B99" wp14:editId="5A9B0616">
+          <wp:inline distT="0" distB="0" distL="0" distR="0" wp14:anchorId="1D22031B" wp14:editId="3CDDE246">
             <wp:extent cx="5400000" cy="2203200"/>
             <wp:effectExtent l="0" t="0" r="0" b="0"/>
-            <wp:docPr id="10" name="Объект 10"/>
+            <wp:docPr id="11" name="Объект 11"/>
             <wp:cNvGraphicFramePr/>
             <a:graphic xmlns:a="http://schemas.openxmlformats.org/drawingml/2006/main">
               <a:graphicData uri="http://schemas.openxmlformats.org/drawingml/2006/picture">
                 <pic:pic xmlns:pic="http://schemas.openxmlformats.org/drawingml/2006/picture">
                   <pic:nvPicPr>
-                    <pic:cNvPr id="10" name="image10.png"/>
+                    <pic:cNvPr id="11" name="image11.png"/>
                     <pic:cNvPicPr/>
                   </pic:nvPicPr>
                   <pic:blipFill>
-                    <a:blip r:embed="rId16"/>
+                    <a:blip r:embed="rId17"/>
                     <a:stretch>
                       <a:fillRect/>
                     </a:stretch>
@@ -2003,14 +2213,14 @@
         <w:pStyle w:val="ad"/>
       </w:pPr>
       <w:r>
-        <w:t>Рисунок 10 — Диаграмма по участникам на странице сводки</w:t>
+        <w:t>Рисунок 11 — Диаграмма по участникам на странице сводки</w:t>
       </w:r>
     </w:p>
     <w:p>
       <w:pPr>
         <w:pStyle w:val="20"/>
       </w:pPr>
-      <w:bookmarkStart w:id="3" w:name="_Toc241259479"/>
+      <w:bookmarkStart w:id="3" w:name="_Toc241263931"/>
       <w:r>
         <w:t>2.2 Руководство программиста</w:t>
       </w:r>
@@ -2018,23 +2228,10 @@
     </w:p>
     <w:p>
       <w:r>
-        <w:t xml:space="preserve">Программа написана на HTML, CSS и JavaScript без сторонних библиотек и размещена на </w:t>
-      </w:r>
-      <w:proofErr w:type="spellStart"/>
-      <w:r>
-        <w:t>GitHub</w:t>
-      </w:r>
-      <w:proofErr w:type="spellEnd"/>
-      <w:r>
-        <w:t xml:space="preserve"> </w:t>
-      </w:r>
-      <w:proofErr w:type="spellStart"/>
-      <w:r>
-        <w:t>Pages</w:t>
-      </w:r>
-      <w:proofErr w:type="spellEnd"/>
-      <w:r>
-        <w:t xml:space="preserve"> как набор статических файлов. Сервер и база данных не используются: результат прохождения теста целиком записывается в ссылку. Состав файлов программы приведён в таблице 1.</w:t>
+        <w:t>Программа написана на HTML, CSS и JavaScript без сторонних библиотек и размещена на GitHub Pages как набор статических файлов. Сервер и база данных не используются: резуль</w:t>
+      </w:r>
+      <w:r>
+        <w:t>тат прохождения теста целиком записывается в ссылку. Состав файлов программы приведён в таблице 1.</w:t>
       </w:r>
     </w:p>
     <w:p>
@@ -2379,7 +2576,14 @@
                 <w:sz w:val="24"/>
                 <w:szCs w:val="24"/>
               </w:rPr>
-              <w:t>results.js</w:t>
+              <w:t>res</w:t>
+            </w:r>
+            <w:r>
+              <w:rPr>
+                <w:sz w:val="24"/>
+                <w:szCs w:val="24"/>
+              </w:rPr>
+              <w:t>ults.js</w:t>
             </w:r>
           </w:p>
         </w:tc>
@@ -2674,7 +2878,6 @@
               <w:ind w:firstLine="0"/>
               <w:jc w:val="left"/>
             </w:pPr>
-            <w:proofErr w:type="spellStart"/>
             <w:r>
               <w:rPr>
                 <w:sz w:val="24"/>
@@ -2682,7 +2885,6 @@
               </w:rPr>
               <w:t>buildPlan</w:t>
             </w:r>
-            <w:proofErr w:type="spellEnd"/>
           </w:p>
         </w:tc>
         <w:tc>
@@ -2759,16 +2961,13 @@
               <w:ind w:firstLine="0"/>
               <w:jc w:val="left"/>
             </w:pPr>
-            <w:proofErr w:type="spellStart"/>
-            <w:r>
-              <w:rPr>
-                <w:sz w:val="24"/>
-                <w:szCs w:val="24"/>
-              </w:rPr>
-              <w:lastRenderedPageBreak/>
+            <w:r>
+              <w:rPr>
+                <w:sz w:val="24"/>
+                <w:szCs w:val="24"/>
+              </w:rPr>
               <w:t>makeRound</w:t>
             </w:r>
-            <w:proofErr w:type="spellEnd"/>
           </w:p>
         </w:tc>
         <w:tc>
@@ -2845,7 +3044,6 @@
               <w:ind w:firstLine="0"/>
               <w:jc w:val="left"/>
             </w:pPr>
-            <w:proofErr w:type="spellStart"/>
             <w:r>
               <w:rPr>
                 <w:sz w:val="24"/>
@@ -2853,7 +3051,6 @@
               </w:rPr>
               <w:t>placeDigits</w:t>
             </w:r>
-            <w:proofErr w:type="spellEnd"/>
           </w:p>
         </w:tc>
         <w:tc>
@@ -2930,7 +3127,6 @@
               <w:ind w:firstLine="0"/>
               <w:jc w:val="left"/>
             </w:pPr>
-            <w:proofErr w:type="spellStart"/>
             <w:r>
               <w:rPr>
                 <w:sz w:val="24"/>
@@ -2938,7 +3134,6 @@
               </w:rPr>
               <w:t>startRound</w:t>
             </w:r>
-            <w:proofErr w:type="spellEnd"/>
           </w:p>
         </w:tc>
         <w:tc>
@@ -2989,7 +3184,14 @@
                 <w:sz w:val="24"/>
                 <w:szCs w:val="24"/>
               </w:rPr>
-              <w:t>Показывает крестик, затем набор цифр на заданное время</w:t>
+              <w:t>Показывает крестик, затем набор цифр на з</w:t>
+            </w:r>
+            <w:r>
+              <w:rPr>
+                <w:sz w:val="24"/>
+                <w:szCs w:val="24"/>
+              </w:rPr>
+              <w:t>аданное время</w:t>
             </w:r>
           </w:p>
         </w:tc>
@@ -3015,7 +3217,6 @@
               <w:ind w:firstLine="0"/>
               <w:jc w:val="left"/>
             </w:pPr>
-            <w:proofErr w:type="spellStart"/>
             <w:r>
               <w:rPr>
                 <w:sz w:val="24"/>
@@ -3023,7 +3224,6 @@
               </w:rPr>
               <w:t>askAnswer</w:t>
             </w:r>
-            <w:proofErr w:type="spellEnd"/>
           </w:p>
         </w:tc>
         <w:tc>
@@ -3100,7 +3300,6 @@
               <w:ind w:firstLine="0"/>
               <w:jc w:val="left"/>
             </w:pPr>
-            <w:proofErr w:type="spellStart"/>
             <w:r>
               <w:rPr>
                 <w:sz w:val="24"/>
@@ -3108,7 +3307,6 @@
               </w:rPr>
               <w:t>submitAnswer</w:t>
             </w:r>
-            <w:proofErr w:type="spellEnd"/>
           </w:p>
         </w:tc>
         <w:tc>
@@ -3185,7 +3383,6 @@
               <w:ind w:firstLine="0"/>
               <w:jc w:val="left"/>
             </w:pPr>
-            <w:proofErr w:type="spellStart"/>
             <w:r>
               <w:rPr>
                 <w:sz w:val="24"/>
@@ -3193,7 +3390,6 @@
               </w:rPr>
               <w:t>encodeResult</w:t>
             </w:r>
-            <w:proofErr w:type="spellEnd"/>
           </w:p>
         </w:tc>
         <w:tc>
@@ -3270,7 +3466,6 @@
               <w:ind w:firstLine="0"/>
               <w:jc w:val="left"/>
             </w:pPr>
-            <w:proofErr w:type="spellStart"/>
             <w:r>
               <w:rPr>
                 <w:sz w:val="24"/>
@@ -3278,7 +3473,6 @@
               </w:rPr>
               <w:t>renderDigit</w:t>
             </w:r>
-            <w:proofErr w:type="spellEnd"/>
           </w:p>
         </w:tc>
         <w:tc>
@@ -3355,7 +3549,6 @@
               <w:ind w:firstLine="0"/>
               <w:jc w:val="left"/>
             </w:pPr>
-            <w:proofErr w:type="spellStart"/>
             <w:r>
               <w:rPr>
                 <w:sz w:val="24"/>
@@ -3363,7 +3556,6 @@
               </w:rPr>
               <w:t>decodeLink</w:t>
             </w:r>
-            <w:proofErr w:type="spellEnd"/>
           </w:p>
         </w:tc>
         <w:tc>
@@ -3440,7 +3632,6 @@
               <w:ind w:firstLine="0"/>
               <w:jc w:val="left"/>
             </w:pPr>
-            <w:proofErr w:type="spellStart"/>
             <w:r>
               <w:rPr>
                 <w:sz w:val="24"/>
@@ -3448,7 +3639,6 @@
               </w:rPr>
               <w:t>countRemembered</w:t>
             </w:r>
-            <w:proofErr w:type="spellEnd"/>
           </w:p>
         </w:tc>
         <w:tc>
@@ -3525,7 +3715,89 @@
               <w:ind w:firstLine="0"/>
               <w:jc w:val="left"/>
             </w:pPr>
-            <w:proofErr w:type="spellStart"/>
+            <w:r>
+              <w:rPr>
+                <w:sz w:val="24"/>
+                <w:szCs w:val="24"/>
+              </w:rPr>
+              <w:t>countMemory</w:t>
+            </w:r>
+          </w:p>
+        </w:tc>
+        <w:tc>
+          <w:tcPr>
+            <w:tcW w:w="1497" w:type="dxa"/>
+            <w:tcMar>
+              <w:top w:w="40" w:type="dxa"/>
+              <w:left w:w="80" w:type="dxa"/>
+              <w:bottom w:w="40" w:type="dxa"/>
+              <w:right w:w="80" w:type="dxa"/>
+            </w:tcMar>
+            <w:vAlign w:val="center"/>
+          </w:tcPr>
+          <w:p>
+            <w:pPr>
+              <w:spacing w:line="240" w:lineRule="auto"/>
+              <w:ind w:firstLine="0"/>
+              <w:jc w:val="center"/>
+            </w:pPr>
+            <w:r>
+              <w:rPr>
+                <w:sz w:val="24"/>
+                <w:szCs w:val="24"/>
+              </w:rPr>
+              <w:t>results.js</w:t>
+            </w:r>
+          </w:p>
+        </w:tc>
+        <w:tc>
+          <w:tcPr>
+            <w:tcW w:w="5799" w:type="dxa"/>
+            <w:tcMar>
+              <w:top w:w="40" w:type="dxa"/>
+              <w:left w:w="80" w:type="dxa"/>
+              <w:bottom w:w="40" w:type="dxa"/>
+              <w:right w:w="80" w:type="dxa"/>
+            </w:tcMar>
+            <w:vAlign w:val="center"/>
+          </w:tcPr>
+          <w:p>
+            <w:pPr>
+              <w:spacing w:line="240" w:lineRule="auto"/>
+              <w:ind w:firstLine="0"/>
+              <w:jc w:val="left"/>
+            </w:pPr>
+            <w:r>
+              <w:rPr>
+                <w:sz w:val="24"/>
+                <w:szCs w:val="24"/>
+              </w:rPr>
+              <w:t>Считает, сколько цифр запомнено за раунд, для оценки объёма кратковременной памяти</w:t>
+            </w:r>
+          </w:p>
+        </w:tc>
+      </w:tr>
+      <w:tr>
+        <w:trPr>
+          <w:cantSplit/>
+        </w:trPr>
+        <w:tc>
+          <w:tcPr>
+            <w:tcW w:w="2058" w:type="dxa"/>
+            <w:tcMar>
+              <w:top w:w="40" w:type="dxa"/>
+              <w:left w:w="80" w:type="dxa"/>
+              <w:bottom w:w="40" w:type="dxa"/>
+              <w:right w:w="80" w:type="dxa"/>
+            </w:tcMar>
+            <w:vAlign w:val="center"/>
+          </w:tcPr>
+          <w:p>
+            <w:pPr>
+              <w:spacing w:line="240" w:lineRule="auto"/>
+              <w:ind w:firstLine="0"/>
+              <w:jc w:val="left"/>
+            </w:pPr>
             <w:r>
               <w:rPr>
                 <w:sz w:val="24"/>
@@ -3533,7 +3805,6 @@
               </w:rPr>
               <w:t>renderReport</w:t>
             </w:r>
-            <w:proofErr w:type="spellEnd"/>
           </w:p>
         </w:tc>
         <w:tc>
@@ -3598,7 +3869,10 @@
     </w:p>
     <w:p>
       <w:r>
-        <w:t>Результат записывается в ссылку после знака # в виде строки v4_раунд_раунд_… . Каждый раунд кодируется так: первая буква — вид записи (a — арабские цифры, p — пиктограммы), затем пары «цифра и буква начертания» (r — обычное, b — жирное, i — курсив), затем дефис и цифры, которые отметил участник. Например, запись a3r5b7i-35 означает раунд с арабскими цифрами 3 (обычная), 5 (жирная) и 7 (курсив), в котором участник отметил 3 и 5.</w:t>
+        <w:t xml:space="preserve">Результат записывается в ссылку после знака # в виде строки v4_раунд_раунд_… . Каждый раунд кодируется так: первая буква — вид записи (a — арабские цифры, p — пиктограммы), затем пары «цифра и буква начертания» (r — обычное, b — жирное, i — курсив), затем </w:t>
+      </w:r>
+      <w:r>
+        <w:t>дефис и цифры, которые отметил участник. Например, запись a3r5b7i-35 означает раунд с арабскими цифрами 3 (обычная), 5 (жирная) и 7 (курсив), в котором участник отметил 3 и 5.</w:t>
       </w:r>
     </w:p>
     <w:p>
@@ -3616,23 +3890,10 @@
       </w:pPr>
       <w:r>
         <w:tab/>
-        <w:t>P = N </w:t>
-      </w:r>
-      <w:proofErr w:type="spellStart"/>
-      <w:r>
-        <w:t>зап</w:t>
-      </w:r>
-      <w:proofErr w:type="spellEnd"/>
-      <w:r>
-        <w:t xml:space="preserve"> / N </w:t>
-      </w:r>
-      <w:proofErr w:type="spellStart"/>
-      <w:r>
-        <w:t>пок</w:t>
-      </w:r>
-      <w:proofErr w:type="spellEnd"/>
-      <w:r>
-        <w:t xml:space="preserve"> × 100 %,</w:t>
+        <w:t xml:space="preserve">P = N зап </w:t>
+      </w:r>
+      <w:r>
+        <w:t>/ N пок × 100 %,</w:t>
       </w:r>
       <w:r>
         <w:tab/>
@@ -3644,32 +3905,15 @@
         <w:ind w:firstLine="0"/>
       </w:pPr>
       <w:r>
-        <w:t>где N </w:t>
-      </w:r>
-      <w:proofErr w:type="spellStart"/>
-      <w:r>
-        <w:t>зап</w:t>
-      </w:r>
-      <w:proofErr w:type="spellEnd"/>
-      <w:r>
-        <w:t xml:space="preserve"> — число показанных цифр данного начертания, которые участник отметил; N </w:t>
-      </w:r>
-      <w:proofErr w:type="spellStart"/>
-      <w:r>
-        <w:t>пок</w:t>
-      </w:r>
-      <w:proofErr w:type="spellEnd"/>
-      <w:r>
-        <w:t xml:space="preserve"> — общее число показанных цифр этого начертания.</w:t>
+        <w:t>где N зап — число показанных цифр данного начертания, которые участник отметил; N пок — общее число показанных цифр этого начертания.</w:t>
       </w:r>
     </w:p>
     <w:p>
       <w:pPr>
         <w:pStyle w:val="11"/>
       </w:pPr>
-      <w:bookmarkStart w:id="4" w:name="_Toc241259480"/>
-      <w:r>
-        <w:lastRenderedPageBreak/>
+      <w:bookmarkStart w:id="4" w:name="_Toc241263932"/>
+      <w:r>
         <w:t>3 Гипотезы</w:t>
       </w:r>
       <w:bookmarkEnd w:id="4"/>
@@ -3683,20 +3927,18 @@
         <w:t xml:space="preserve">Гипотеза 1. </w:t>
       </w:r>
       <w:r>
-        <w:t>Цифры, выделенные начертанием (жирным или курсивом), запоминаются лучше, чем цифры в обычном начертании. Гипотеза проверяется отдельно для арабских цифр и для пиктограмм.</w:t>
+        <w:t>Цифры, выделенные начертанием (жирным или курсивом), запоминаются лучше, чем ц</w:t>
+      </w:r>
+      <w:r>
+        <w:t>ифры в обычном начертании. Гипотеза проверяется отдельно для арабских цифр и для пиктограмм.</w:t>
       </w:r>
     </w:p>
     <w:p>
       <w:r>
-        <w:t xml:space="preserve">Обоснование. Когда среди однородных объектов есть отличающиеся, внимание в первую очередь привлекают именно они. В психологии этот эффект называют эффектом изоляции (эффектом фон </w:t>
-      </w:r>
-      <w:proofErr w:type="spellStart"/>
-      <w:r>
-        <w:t>Ресторфф</w:t>
-      </w:r>
-      <w:proofErr w:type="spellEnd"/>
-      <w:r>
-        <w:t>): выделенный элемент запоминается лучше остальных. Изменение начертания делает цифру непохожей на соседние, поэтому она должна чаще попадать в кратковременную память.</w:t>
+        <w:t>Обоснование. Когда среди однородных объектов есть отличающиеся, внимание в первую очередь привлекают именно они. В психологии этот эффект называют эффектом изоляци</w:t>
+      </w:r>
+      <w:r>
+        <w:t>и (эффектом фон Ресторфф): выделенный элемент запоминается лучше остальных. Изменение начертания делает цифру непохожей на соседние, поэтому она должна чаще попадать в кратковременную память.</w:t>
       </w:r>
     </w:p>
     <w:p>
@@ -3713,23 +3955,31 @@
     </w:p>
     <w:p>
       <w:r>
-        <w:t>Обоснование. Жирное начертание сильнее всего меняет вид цифры: линии становятся толще, знак выглядит темнее и крупнее, его легче заметить боковым зрением. Курсив меняет только наклон, контраст с фоном остаётся прежним, а наклонные знаки распознаются немного медленнее. Поэтому жирные цифры должны выделяться и запоминаться сильнее курсивных и обычных.</w:t>
+        <w:t>Обоснование. Жирное начертание сильнее всего меняет вид цифры: линии становятся толще, з</w:t>
+      </w:r>
+      <w:r>
+        <w:t>нак выглядит темнее и крупнее, его легче заметить боковым зрением. Курсив меняет только наклон, контраст с фоном остаётся прежним, а наклонные знаки распознаются немного медленнее. Поэтому жирные цифры должны выделяться и запоминаться сильнее курсивных и о</w:t>
+      </w:r>
+      <w:r>
+        <w:t>бычных.</w:t>
       </w:r>
     </w:p>
     <w:p>
       <w:pPr>
         <w:pStyle w:val="11"/>
       </w:pPr>
-      <w:bookmarkStart w:id="5" w:name="_Toc241259481"/>
-      <w:r>
-        <w:lastRenderedPageBreak/>
+      <w:bookmarkStart w:id="5" w:name="_Toc241263933"/>
+      <w:r>
         <w:t>4 План тестирования</w:t>
       </w:r>
       <w:bookmarkEnd w:id="5"/>
     </w:p>
     <w:p>
       <w:r>
-        <w:t>Тестирование проводится с помощью разработанной программы. Каждый участник проходит 30 раундов: сначала 15 раундов с арабскими цифрами, затем 15 раундов с пиктограммами. Раунды каждого вида записи разбиты на три группы по 5 раундов (таблица 3).</w:t>
+        <w:t>Тестирование проводится с помощью разработанной программы. Каждый участник проходит 30 раундов: сначала 15 раундов с арабскими цифрами, затем 15 раундов с пиктограммами. Раунды каждого вида записи разбиты на три группы по 5 раун</w:t>
+      </w:r>
+      <w:r>
+        <w:t>дов (таблица 3).</w:t>
       </w:r>
     </w:p>
     <w:p>
@@ -4726,7 +4976,10 @@
     </w:p>
     <w:p>
       <w:r>
-        <w:t>Первые 5 раундов каждого вида записи смешанные: в них жирные и курсивные цифры показываются вместе с обычными. Остальные раунды сравнивают обычные цифры с одним начертанием. Цифры в наборе не повторяются и выбираются случайно из диапазона от 0 до 9, начертания распределяются между ними случайно, а сами цифры случайно раскладываются по полю. Все начертания, используемые в тесте, показаны на рисунке 11.</w:t>
+        <w:t>Первые 5 раундов каждого вида записи смешанные: в них жирные и курсивные цифры показываются вместе с обычными. Остальные раунды сравнивают обычные цифры с одним начертанием. Цифры в наборе не повторяются и выбираются случайно из диапазона от 0 до 9, начерт</w:t>
+      </w:r>
+      <w:r>
+        <w:t>ания распределяются между ними случайно, а сами цифры случайно раскладываются по полю. Все начертания, используемые в тесте, показаны на рисунке 12.</w:t>
       </w:r>
     </w:p>
     <w:p>
@@ -4740,22 +4993,21 @@
         <w:rPr>
           <w:noProof/>
         </w:rPr>
-        <w:lastRenderedPageBreak/>
         <w:drawing>
-          <wp:inline distT="0" distB="0" distL="0" distR="0" wp14:anchorId="08455B1A" wp14:editId="67C4B781">
+          <wp:inline distT="0" distB="0" distL="0" distR="0" wp14:anchorId="273E6B80" wp14:editId="20AEDFB3">
             <wp:extent cx="5760000" cy="2592000"/>
             <wp:effectExtent l="0" t="0" r="0" b="0"/>
-            <wp:docPr id="11" name="Объект 11"/>
+            <wp:docPr id="12" name="Объект 12"/>
             <wp:cNvGraphicFramePr/>
             <a:graphic xmlns:a="http://schemas.openxmlformats.org/drawingml/2006/main">
               <a:graphicData uri="http://schemas.openxmlformats.org/drawingml/2006/picture">
                 <pic:pic xmlns:pic="http://schemas.openxmlformats.org/drawingml/2006/picture">
                   <pic:nvPicPr>
-                    <pic:cNvPr id="11" name="image11.png"/>
+                    <pic:cNvPr id="12" name="image12.png"/>
                     <pic:cNvPicPr/>
                   </pic:nvPicPr>
                   <pic:blipFill>
-                    <a:blip r:embed="rId17"/>
+                    <a:blip r:embed="rId18"/>
                     <a:stretch>
                       <a:fillRect/>
                     </a:stretch>
@@ -4786,22 +5038,39 @@
         <w:pStyle w:val="ad"/>
       </w:pPr>
       <w:r>
-        <w:t>Рисунок 11 — Арабские цифры и пиктограммы в трёх начертаниях</w:t>
+        <w:t>Рисунок 12 — Арабские цифры и пиктограммы в трёх начертаниях</w:t>
       </w:r>
     </w:p>
     <w:p>
       <w:r>
-        <w:t>Пиктограммы показываются дольше арабских цифр (5 с вместо 3 с), так как на их распознавание требуется больше времени: нужно сосчитать точки. На ответ в каждом раунде даётся 20 с.</w:t>
+        <w:t>Пиктограммы показываются дольше арабских циф</w:t>
+      </w:r>
+      <w:r>
+        <w:t>р (5 с вместо 3 с), так как на их распознавание требуется больше времени: нужно сосчитать точки. На ответ в каждом раунде даётся 20 с.</w:t>
       </w:r>
     </w:p>
     <w:p>
       <w:r>
-        <w:t>Для каждой показанной цифры фиксируется, отметил ли её участник. По этим данным для каждого начертания вычисляется доля запомненных цифр по формуле (1), а также число ошибок: пропущенных цифр (показаны, но не отмечены) и лишних отметок (отмечены, но не показывались).</w:t>
+        <w:t>Для каждой показанной цифры фиксируется, отметил ли её участник. По этим данным для каждого начертания вычисляется доля запомненных цифр по формуле (1), а также число ошибок: пропущенных цифр (показаны, но не отмечены) и лишних отметок (отмечены, но не пок</w:t>
+      </w:r>
+      <w:r>
+        <w:t>азывались).</w:t>
       </w:r>
     </w:p>
     <w:p>
       <w:r>
-        <w:t>Гипотеза 1 считается подтверждённой, если доля запомненных цифр с начертанием (жирных и курсивных вместе) больше доли запомненных обычных цифр. Гипотеза 2 считается подтверждённой, если доля запомненных жирных цифр больше, чем обычных, и больше, чем курсивных. Проверка выполняется отдельно для арабских цифр и для пиктограмм, отдельно для тестовой и контрольной групп.</w:t>
+        <w:t>По числу цифр, запомненных за один раунд, оценивается объём кратковременной памяти участников: для наборов из 6 и из 8 цифр вычисляется среднее число запомненных цифр за раунд и наибольшее число цифр, запомненных за один раунд. Полученные значе</w:t>
+      </w:r>
+      <w:r>
+        <w:t>ния сравниваются с законом Миллера, согласно которому человек удерживает в кратковременной памяти 7 ± 2 объекта.</w:t>
+      </w:r>
+    </w:p>
+    <w:p>
+      <w:r>
+        <w:t>Гипотеза 1 считается подтверждённой, если доля запомненных цифр с начертанием (жирных и курсивных вместе) больше доли запомненных обычных цифр. Гипотеза 2 считается подтверждённой, если доля запомненных жирных цифр больше, чем обычных, и больше, чем курсив</w:t>
+      </w:r>
+      <w:r>
+        <w:t>ных. Проверка выполняется отдельно для арабских цифр и для пиктограмм, отдельно для тестовой и контрольной групп.</w:t>
       </w:r>
     </w:p>
     <w:p>
@@ -4813,9 +5082,8 @@
       <w:pPr>
         <w:pStyle w:val="11"/>
       </w:pPr>
-      <w:bookmarkStart w:id="6" w:name="_Toc241259482"/>
-      <w:r>
-        <w:lastRenderedPageBreak/>
+      <w:bookmarkStart w:id="6" w:name="_Toc241263934"/>
+      <w:r>
         <w:t>5 Список респондентов</w:t>
       </w:r>
       <w:bookmarkEnd w:id="6"/>
@@ -4844,7 +5112,10 @@
         </w:numPr>
       </w:pPr>
       <w:r>
-        <w:t>Участник 2</w:t>
+        <w:t>У</w:t>
+      </w:r>
+      <w:r>
+        <w:t>частник 2</w:t>
       </w:r>
     </w:p>
     <w:p>
@@ -4922,9 +5193,8 @@
       <w:pPr>
         <w:pStyle w:val="11"/>
       </w:pPr>
-      <w:bookmarkStart w:id="7" w:name="_Toc241259483"/>
-      <w:r>
-        <w:lastRenderedPageBreak/>
+      <w:bookmarkStart w:id="7" w:name="_Toc241263935"/>
+      <w:r>
         <w:t>6 Результаты тестирования</w:t>
       </w:r>
       <w:bookmarkEnd w:id="7"/>
@@ -4933,7 +5203,7 @@
       <w:pPr>
         <w:pStyle w:val="20"/>
       </w:pPr>
-      <w:bookmarkStart w:id="8" w:name="_Toc241259484"/>
+      <w:bookmarkStart w:id="8" w:name="_Toc241263936"/>
       <w:r>
         <w:t>6.1 Тестовая группа</w:t>
       </w:r>
@@ -4941,7 +5211,13 @@
     </w:p>
     <w:p>
       <w:r>
-        <w:t>Результаты участников тестовой группы по арабским цифрам приведены в таблице 4, по пиктограммам — в таблице 5. В столбцах начертаний указано, сколько цифр участник запомнил из показанных, и доля запомненных. «Пропущено» — число показанных цифр, которые участник не отметил, «Лишние» — число отметок цифр, которых не было на экране.</w:t>
+        <w:t>Результаты участников тестовой группы п</w:t>
+      </w:r>
+      <w:r>
+        <w:t>о арабским цифрам приведены в таблице 4, по пиктограммам — в таблице 5. В столбцах начертаний указано, сколько цифр участник запомнил из показанных, и доля запомненных. «Пропущено» — число показанных цифр, которые участник не отметил, «Лишние» — число отме</w:t>
+      </w:r>
+      <w:r>
+        <w:t>ток цифр, которых не было на экране.</w:t>
       </w:r>
     </w:p>
     <w:p>
@@ -7588,8 +7864,7 @@
     </w:p>
     <w:p>
       <w:r>
-        <w:lastRenderedPageBreak/>
-        <w:t>Итоги по группе приведены в таблице 6, результаты каждого участника по всем начертаниям — на рисунке 12.</w:t>
+        <w:t>Итоги по группе приведены в таблице 6, результаты каждого участника по всем начертаниям — на рисунке 13.</w:t>
       </w:r>
     </w:p>
     <w:p>
@@ -8287,14 +8562,14 @@
           <w:noProof/>
         </w:rPr>
         <w:drawing>
-          <wp:inline distT="0" distB="0" distL="0" distR="0" wp14:anchorId="00C0BF83" wp14:editId="7D7FAA6D">
+          <wp:inline distT="0" distB="0" distL="0" distR="0" wp14:anchorId="6FC89377" wp14:editId="7CCE3A55">
             <wp:extent cx="5760000" cy="3420000"/>
             <wp:effectExtent l="0" t="0" r="0" b="0"/>
-            <wp:docPr id="12" name="Объект 12"/>
+            <wp:docPr id="13" name="Объект 13"/>
             <wp:cNvGraphicFramePr/>
             <a:graphic xmlns:a="http://schemas.openxmlformats.org/drawingml/2006/main">
               <a:graphicData uri="http://schemas.openxmlformats.org/drawingml/2006/chart">
-                <c:chart xmlns:c="http://schemas.openxmlformats.org/drawingml/2006/chart" xmlns:r="http://schemas.openxmlformats.org/officeDocument/2006/relationships" r:id="rId18"/>
+                <c:chart xmlns:c="http://schemas.openxmlformats.org/drawingml/2006/chart" xmlns:r="http://schemas.openxmlformats.org/officeDocument/2006/relationships" r:id="rId19"/>
               </a:graphicData>
             </a:graphic>
           </wp:inline>
@@ -8306,28 +8581,36 @@
         <w:pStyle w:val="ad"/>
       </w:pPr>
       <w:r>
-        <w:t>Рисунок 12 — Доля запомненных цифр у участников тестовой группы, %</w:t>
+        <w:t>Рисунок 13 — Доля запомненных цифр у участников тестовой группы, %</w:t>
       </w:r>
     </w:p>
     <w:p>
       <w:r>
-        <w:t>Из рисунка 12 видно, что среди арабских цифр участники тестовой группы лучше всего запоминали жирные (79 %), хуже всего — курсивные (65 %); среди пиктограмм участники тестовой группы лучше всего запоминали жирные (67 %), хуже всего — обычные (54 %). Цифры с начертанием запомнились лучше обычных у 3 из 5 участников в раундах с арабскими цифрами и у 5 из 5 в раундах с пиктограммами.</w:t>
+        <w:t xml:space="preserve">Из рисунка 13 видно, что среди арабских цифр участники тестовой группы лучше всего запоминали жирные (79 %), хуже всего — курсивные (65 %); среди пиктограмм участники тестовой группы лучше </w:t>
+      </w:r>
+      <w:r>
+        <w:t>всего запоминали жирные (67 %), хуже всего — обычные (54 %). Цифры с начертанием запомнились лучше обычных у 3 из 5 участников в раундах с арабскими цифрами и у 5 из 5 в раундах с пиктограммами.</w:t>
       </w:r>
     </w:p>
     <w:p>
       <w:pPr>
         <w:pStyle w:val="20"/>
       </w:pPr>
-      <w:bookmarkStart w:id="9" w:name="_Toc241259485"/>
-      <w:r>
-        <w:lastRenderedPageBreak/>
+      <w:bookmarkStart w:id="9" w:name="_Toc241263937"/>
+      <w:r>
         <w:t>6.2 Контрольная группа</w:t>
       </w:r>
       <w:bookmarkEnd w:id="9"/>
     </w:p>
     <w:p>
       <w:r>
-        <w:t>Результаты участников контрольной группы по арабским цифрам приведены в таблице 7, по пиктограммам — в таблице 8. В столбцах начертаний указано, сколько цифр участник запомнил из показанных, и доля запомненных. «Пропущено» — число показанных цифр, которые участник не отметил, «Лишние» — число отметок цифр, которых не было на экране.</w:t>
+        <w:t>Результаты участников контрольной груп</w:t>
+      </w:r>
+      <w:r>
+        <w:t xml:space="preserve">пы по арабским цифрам приведены в таблице 7, по пиктограммам — в таблице 8. В столбцах начертаний указано, сколько цифр участник запомнил из показанных, и доля запомненных. «Пропущено» — число показанных цифр, которые участник не отметил, «Лишние» — число </w:t>
+      </w:r>
+      <w:r>
+        <w:t>отметок цифр, которых не было на экране.</w:t>
       </w:r>
     </w:p>
     <w:p>
@@ -10234,7 +10517,7 @@
     </w:p>
     <w:p>
       <w:r>
-        <w:t>Итоги по группе приведены в таблице 9, результаты каждого участника по всем начертаниям — на рисунке 13.</w:t>
+        <w:t>Итоги по группе приведены в таблице 9, результаты каждого участника по всем начертаниям — на рисунке 14.</w:t>
       </w:r>
     </w:p>
     <w:p>
@@ -10605,7 +10888,6 @@
                 <w:sz w:val="24"/>
                 <w:szCs w:val="24"/>
               </w:rPr>
-              <w:lastRenderedPageBreak/>
               <w:t>Пиктограммы</w:t>
             </w:r>
           </w:p>
@@ -10933,14 +11215,14 @@
           <w:noProof/>
         </w:rPr>
         <w:drawing>
-          <wp:inline distT="0" distB="0" distL="0" distR="0" wp14:anchorId="25BA0D63" wp14:editId="6DA062A8">
+          <wp:inline distT="0" distB="0" distL="0" distR="0" wp14:anchorId="0EA0C3B2" wp14:editId="48803E08">
             <wp:extent cx="5760000" cy="3420000"/>
             <wp:effectExtent l="0" t="0" r="0" b="0"/>
-            <wp:docPr id="13" name="Объект 13"/>
+            <wp:docPr id="14" name="Объект 14"/>
             <wp:cNvGraphicFramePr/>
             <a:graphic xmlns:a="http://schemas.openxmlformats.org/drawingml/2006/main">
               <a:graphicData uri="http://schemas.openxmlformats.org/drawingml/2006/chart">
-                <c:chart xmlns:c="http://schemas.openxmlformats.org/drawingml/2006/chart" xmlns:r="http://schemas.openxmlformats.org/officeDocument/2006/relationships" r:id="rId19"/>
+                <c:chart xmlns:c="http://schemas.openxmlformats.org/drawingml/2006/chart" xmlns:r="http://schemas.openxmlformats.org/officeDocument/2006/relationships" r:id="rId20"/>
               </a:graphicData>
             </a:graphic>
           </wp:inline>
@@ -10952,19 +11234,22 @@
         <w:pStyle w:val="ad"/>
       </w:pPr>
       <w:r>
-        <w:t>Рисунок 13 — Доля запомненных цифр у участников контрольной группы, %</w:t>
+        <w:t>Рисунок 14 — Доля запомненных цифр у участников контрольной группы, %</w:t>
       </w:r>
     </w:p>
     <w:p>
       <w:r>
-        <w:t>Из рисунка 13 видно, что среди арабских цифр участники контрольной группы лучше всего запоминали жирные (82 %), хуже всего — обычные (72 %); среди пиктограмм участники контрольной группы лучше всего запоминали жирные (63 %), хуже всего — обычные (53 %). Цифры с начертанием запомнились лучше обычных у 2 из 3 участников в раундах с арабскими цифрами и у 2 из 3 в раундах с пиктограммами.</w:t>
+        <w:t>Из рисунка 14 видно, что среди арабских цифр участники контрольной группы лучше всего запоминали жирные (82 %), хуже всего — обычные (72 %); среди пиктограмм участники контрольной группы</w:t>
+      </w:r>
+      <w:r>
+        <w:t xml:space="preserve"> лучше всего запоминали жирные (63 %), хуже всего — обычные (53 %). Цифры с начертанием запомнились лучше обычных у 2 из 3 участников в раундах с арабскими цифрами и у 2 из 3 в раундах с пиктограммами.</w:t>
       </w:r>
     </w:p>
     <w:p>
       <w:pPr>
         <w:pStyle w:val="20"/>
       </w:pPr>
-      <w:bookmarkStart w:id="10" w:name="_Toc241259486"/>
+      <w:bookmarkStart w:id="10" w:name="_Toc241263938"/>
       <w:r>
         <w:t>6.3 Результаты каждого участника</w:t>
       </w:r>
@@ -10972,7 +11257,10 @@
     </w:p>
     <w:p>
       <w:r>
-        <w:t>В таблице 10 для каждого участника показано, подтверждаются ли гипотезы на его собственных результатах: «да» — подтверждается, «нет» — не подтверждается.</w:t>
+        <w:t>В таблице 10 для кажд</w:t>
+      </w:r>
+      <w:r>
+        <w:t>ого участника показано, подтверждаются ли гипотезы на его собственных результатах: «да» — подтверждается, «нет» — не подтверждается.</w:t>
       </w:r>
     </w:p>
     <w:p>
@@ -10980,7 +11268,6 @@
         <w:pStyle w:val="ae"/>
       </w:pPr>
       <w:r>
-        <w:lastRenderedPageBreak/>
         <w:t>Таблица 10 — Проверка гипотез на результатах каждого участника</w:t>
       </w:r>
     </w:p>
@@ -12329,19 +12616,11 @@
       </w:r>
     </w:p>
     <w:p>
-      <w:pPr>
-        <w:pStyle w:val="11"/>
-      </w:pPr>
-      <w:bookmarkStart w:id="11" w:name="_Toc241259487"/>
-      <w:r>
-        <w:lastRenderedPageBreak/>
-        <w:t>7 Сводные результаты тестирования</w:t>
-      </w:r>
-      <w:bookmarkEnd w:id="11"/>
-    </w:p>
-    <w:p>
-      <w:r>
-        <w:t>Сводные результаты обеих групп приведены в таблице 11 и на рисунке 14.</w:t>
+      <w:r>
+        <w:t>Среднее число цифр, которые каждый участник запо</w:t>
+      </w:r>
+      <w:r>
+        <w:t>минал за один раунд, приведено в таблице 11.</w:t>
       </w:r>
     </w:p>
     <w:p>
@@ -12349,7 +12628,1379 @@
         <w:pStyle w:val="ae"/>
       </w:pPr>
       <w:r>
-        <w:t>Таблица 11 — Доля запомненных цифр по группам</w:t>
+        <w:t>Таблица 11 — Среднее число цифр, запомненных за один раунд, у каждого участника</w:t>
+      </w:r>
+    </w:p>
+    <w:tbl>
+      <w:tblPr>
+        <w:tblW w:w="9354" w:type="dxa"/>
+        <w:tblBorders>
+          <w:top w:val="single" w:sz="4" w:space="0" w:color="000000"/>
+          <w:left w:val="single" w:sz="4" w:space="0" w:color="000000"/>
+          <w:bottom w:val="single" w:sz="4" w:space="0" w:color="000000"/>
+          <w:right w:val="single" w:sz="4" w:space="0" w:color="000000"/>
+          <w:insideH w:val="single" w:sz="4" w:space="0" w:color="000000"/>
+          <w:insideV w:val="single" w:sz="4" w:space="0" w:color="000000"/>
+        </w:tblBorders>
+        <w:tblLayout w:type="fixed"/>
+        <w:tblLook w:val="0000" w:firstRow="0" w:lastRow="0" w:firstColumn="0" w:lastColumn="0" w:noHBand="0" w:noVBand="0"/>
+      </w:tblPr>
+      <w:tblGrid>
+        <w:gridCol w:w="2246"/>
+        <w:gridCol w:w="1777"/>
+        <w:gridCol w:w="1777"/>
+        <w:gridCol w:w="1777"/>
+        <w:gridCol w:w="1777"/>
+      </w:tblGrid>
+      <w:tr>
+        <w:trPr>
+          <w:cantSplit/>
+          <w:tblHeader/>
+        </w:trPr>
+        <w:tc>
+          <w:tcPr>
+            <w:tcW w:w="2245" w:type="dxa"/>
+            <w:vMerge w:val="restart"/>
+            <w:tcMar>
+              <w:top w:w="40" w:type="dxa"/>
+              <w:left w:w="80" w:type="dxa"/>
+              <w:bottom w:w="40" w:type="dxa"/>
+              <w:right w:w="80" w:type="dxa"/>
+            </w:tcMar>
+            <w:vAlign w:val="center"/>
+          </w:tcPr>
+          <w:p>
+            <w:pPr>
+              <w:spacing w:line="240" w:lineRule="auto"/>
+              <w:ind w:firstLine="0"/>
+              <w:jc w:val="center"/>
+            </w:pPr>
+            <w:r>
+              <w:rPr>
+                <w:b/>
+                <w:bCs/>
+                <w:sz w:val="24"/>
+                <w:szCs w:val="24"/>
+              </w:rPr>
+              <w:t>Участник</w:t>
+            </w:r>
+          </w:p>
+        </w:tc>
+        <w:tc>
+          <w:tcPr>
+            <w:tcW w:w="3554" w:type="dxa"/>
+            <w:gridSpan w:val="2"/>
+            <w:tcMar>
+              <w:top w:w="40" w:type="dxa"/>
+              <w:left w:w="80" w:type="dxa"/>
+              <w:bottom w:w="40" w:type="dxa"/>
+              <w:right w:w="80" w:type="dxa"/>
+            </w:tcMar>
+            <w:vAlign w:val="center"/>
+          </w:tcPr>
+          <w:p>
+            <w:pPr>
+              <w:spacing w:line="240" w:lineRule="auto"/>
+              <w:ind w:firstLine="0"/>
+              <w:jc w:val="center"/>
+            </w:pPr>
+            <w:r>
+              <w:rPr>
+                <w:b/>
+                <w:bCs/>
+                <w:sz w:val="24"/>
+                <w:szCs w:val="24"/>
+              </w:rPr>
+              <w:t>Арабские цифры</w:t>
+            </w:r>
+          </w:p>
+        </w:tc>
+        <w:tc>
+          <w:tcPr>
+            <w:tcW w:w="3554" w:type="dxa"/>
+            <w:gridSpan w:val="2"/>
+            <w:tcMar>
+              <w:top w:w="40" w:type="dxa"/>
+              <w:left w:w="80" w:type="dxa"/>
+              <w:bottom w:w="40" w:type="dxa"/>
+              <w:right w:w="80" w:type="dxa"/>
+            </w:tcMar>
+            <w:vAlign w:val="center"/>
+          </w:tcPr>
+          <w:p>
+            <w:pPr>
+              <w:spacing w:line="240" w:lineRule="auto"/>
+              <w:ind w:firstLine="0"/>
+              <w:jc w:val="center"/>
+            </w:pPr>
+            <w:r>
+              <w:rPr>
+                <w:b/>
+                <w:bCs/>
+                <w:sz w:val="24"/>
+                <w:szCs w:val="24"/>
+              </w:rPr>
+              <w:t>Пиктограммы</w:t>
+            </w:r>
+          </w:p>
+        </w:tc>
+      </w:tr>
+      <w:tr>
+        <w:trPr>
+          <w:cantSplit/>
+          <w:tblHeader/>
+        </w:trPr>
+        <w:tc>
+          <w:tcPr>
+            <w:tcW w:w="2245" w:type="dxa"/>
+            <w:vMerge/>
+            <w:tcMar>
+              <w:top w:w="40" w:type="dxa"/>
+              <w:left w:w="80" w:type="dxa"/>
+              <w:bottom w:w="40" w:type="dxa"/>
+              <w:right w:w="80" w:type="dxa"/>
+            </w:tcMar>
+            <w:vAlign w:val="center"/>
+          </w:tcPr>
+          <w:p>
+            <w:pPr>
+              <w:spacing w:line="240" w:lineRule="auto"/>
+              <w:ind w:firstLine="0"/>
+              <w:jc w:val="center"/>
+            </w:pPr>
+          </w:p>
+        </w:tc>
+        <w:tc>
+          <w:tcPr>
+            <w:tcW w:w="1777" w:type="dxa"/>
+            <w:tcMar>
+              <w:top w:w="40" w:type="dxa"/>
+              <w:left w:w="80" w:type="dxa"/>
+              <w:bottom w:w="40" w:type="dxa"/>
+              <w:right w:w="80" w:type="dxa"/>
+            </w:tcMar>
+            <w:vAlign w:val="center"/>
+          </w:tcPr>
+          <w:p>
+            <w:pPr>
+              <w:spacing w:line="240" w:lineRule="auto"/>
+              <w:ind w:firstLine="0"/>
+              <w:jc w:val="center"/>
+            </w:pPr>
+            <w:r>
+              <w:rPr>
+                <w:b/>
+                <w:bCs/>
+                <w:sz w:val="24"/>
+                <w:szCs w:val="24"/>
+              </w:rPr>
+              <w:t>набор из 6</w:t>
+            </w:r>
+          </w:p>
+        </w:tc>
+        <w:tc>
+          <w:tcPr>
+            <w:tcW w:w="1777" w:type="dxa"/>
+            <w:tcMar>
+              <w:top w:w="40" w:type="dxa"/>
+              <w:left w:w="80" w:type="dxa"/>
+              <w:bottom w:w="40" w:type="dxa"/>
+              <w:right w:w="80" w:type="dxa"/>
+            </w:tcMar>
+            <w:vAlign w:val="center"/>
+          </w:tcPr>
+          <w:p>
+            <w:pPr>
+              <w:spacing w:line="240" w:lineRule="auto"/>
+              <w:ind w:firstLine="0"/>
+              <w:jc w:val="center"/>
+            </w:pPr>
+            <w:r>
+              <w:rPr>
+                <w:b/>
+                <w:bCs/>
+                <w:sz w:val="24"/>
+                <w:szCs w:val="24"/>
+              </w:rPr>
+              <w:t>набор из 8</w:t>
+            </w:r>
+          </w:p>
+        </w:tc>
+        <w:tc>
+          <w:tcPr>
+            <w:tcW w:w="1777" w:type="dxa"/>
+            <w:tcMar>
+              <w:top w:w="40" w:type="dxa"/>
+              <w:left w:w="80" w:type="dxa"/>
+              <w:bottom w:w="40" w:type="dxa"/>
+              <w:right w:w="80" w:type="dxa"/>
+            </w:tcMar>
+            <w:vAlign w:val="center"/>
+          </w:tcPr>
+          <w:p>
+            <w:pPr>
+              <w:spacing w:line="240" w:lineRule="auto"/>
+              <w:ind w:firstLine="0"/>
+              <w:jc w:val="center"/>
+            </w:pPr>
+            <w:r>
+              <w:rPr>
+                <w:b/>
+                <w:bCs/>
+                <w:sz w:val="24"/>
+                <w:szCs w:val="24"/>
+              </w:rPr>
+              <w:t>набор из 6</w:t>
+            </w:r>
+          </w:p>
+        </w:tc>
+        <w:tc>
+          <w:tcPr>
+            <w:tcW w:w="1777" w:type="dxa"/>
+            <w:tcMar>
+              <w:top w:w="40" w:type="dxa"/>
+              <w:left w:w="80" w:type="dxa"/>
+              <w:bottom w:w="40" w:type="dxa"/>
+              <w:right w:w="80" w:type="dxa"/>
+            </w:tcMar>
+            <w:vAlign w:val="center"/>
+          </w:tcPr>
+          <w:p>
+            <w:pPr>
+              <w:spacing w:line="240" w:lineRule="auto"/>
+              <w:ind w:firstLine="0"/>
+              <w:jc w:val="center"/>
+            </w:pPr>
+            <w:r>
+              <w:rPr>
+                <w:b/>
+                <w:bCs/>
+                <w:sz w:val="24"/>
+                <w:szCs w:val="24"/>
+              </w:rPr>
+              <w:t>набор из 8</w:t>
+            </w:r>
+          </w:p>
+        </w:tc>
+      </w:tr>
+      <w:tr>
+        <w:trPr>
+          <w:cantSplit/>
+        </w:trPr>
+        <w:tc>
+          <w:tcPr>
+            <w:tcW w:w="2245" w:type="dxa"/>
+            <w:tcMar>
+              <w:top w:w="40" w:type="dxa"/>
+              <w:left w:w="80" w:type="dxa"/>
+              <w:bottom w:w="40" w:type="dxa"/>
+              <w:right w:w="80" w:type="dxa"/>
+            </w:tcMar>
+            <w:vAlign w:val="center"/>
+          </w:tcPr>
+          <w:p>
+            <w:pPr>
+              <w:spacing w:line="240" w:lineRule="auto"/>
+              <w:ind w:firstLine="0"/>
+              <w:jc w:val="left"/>
+            </w:pPr>
+            <w:r>
+              <w:rPr>
+                <w:sz w:val="24"/>
+                <w:szCs w:val="24"/>
+              </w:rPr>
+              <w:t>Участник 1</w:t>
+            </w:r>
+          </w:p>
+        </w:tc>
+        <w:tc>
+          <w:tcPr>
+            <w:tcW w:w="1777" w:type="dxa"/>
+            <w:tcMar>
+              <w:top w:w="40" w:type="dxa"/>
+              <w:left w:w="80" w:type="dxa"/>
+              <w:bottom w:w="40" w:type="dxa"/>
+              <w:right w:w="80" w:type="dxa"/>
+            </w:tcMar>
+            <w:vAlign w:val="center"/>
+          </w:tcPr>
+          <w:p>
+            <w:pPr>
+              <w:spacing w:line="240" w:lineRule="auto"/>
+              <w:ind w:firstLine="0"/>
+              <w:jc w:val="center"/>
+            </w:pPr>
+            <w:r>
+              <w:rPr>
+                <w:sz w:val="24"/>
+                <w:szCs w:val="24"/>
+              </w:rPr>
+              <w:t>5,2</w:t>
+            </w:r>
+          </w:p>
+        </w:tc>
+        <w:tc>
+          <w:tcPr>
+            <w:tcW w:w="1777" w:type="dxa"/>
+            <w:tcMar>
+              <w:top w:w="40" w:type="dxa"/>
+              <w:left w:w="80" w:type="dxa"/>
+              <w:bottom w:w="40" w:type="dxa"/>
+              <w:right w:w="80" w:type="dxa"/>
+            </w:tcMar>
+            <w:vAlign w:val="center"/>
+          </w:tcPr>
+          <w:p>
+            <w:pPr>
+              <w:spacing w:line="240" w:lineRule="auto"/>
+              <w:ind w:firstLine="0"/>
+              <w:jc w:val="center"/>
+            </w:pPr>
+            <w:r>
+              <w:rPr>
+                <w:sz w:val="24"/>
+                <w:szCs w:val="24"/>
+              </w:rPr>
+              <w:t>6,3</w:t>
+            </w:r>
+          </w:p>
+        </w:tc>
+        <w:tc>
+          <w:tcPr>
+            <w:tcW w:w="1777" w:type="dxa"/>
+            <w:tcMar>
+              <w:top w:w="40" w:type="dxa"/>
+              <w:left w:w="80" w:type="dxa"/>
+              <w:bottom w:w="40" w:type="dxa"/>
+              <w:right w:w="80" w:type="dxa"/>
+            </w:tcMar>
+            <w:vAlign w:val="center"/>
+          </w:tcPr>
+          <w:p>
+            <w:pPr>
+              <w:spacing w:line="240" w:lineRule="auto"/>
+              <w:ind w:firstLine="0"/>
+              <w:jc w:val="center"/>
+            </w:pPr>
+            <w:r>
+              <w:rPr>
+                <w:sz w:val="24"/>
+                <w:szCs w:val="24"/>
+              </w:rPr>
+              <w:t>5,0</w:t>
+            </w:r>
+          </w:p>
+        </w:tc>
+        <w:tc>
+          <w:tcPr>
+            <w:tcW w:w="1777" w:type="dxa"/>
+            <w:tcMar>
+              <w:top w:w="40" w:type="dxa"/>
+              <w:left w:w="80" w:type="dxa"/>
+              <w:bottom w:w="40" w:type="dxa"/>
+              <w:right w:w="80" w:type="dxa"/>
+            </w:tcMar>
+            <w:vAlign w:val="center"/>
+          </w:tcPr>
+          <w:p>
+            <w:pPr>
+              <w:spacing w:line="240" w:lineRule="auto"/>
+              <w:ind w:firstLine="0"/>
+              <w:jc w:val="center"/>
+            </w:pPr>
+            <w:r>
+              <w:rPr>
+                <w:sz w:val="24"/>
+                <w:szCs w:val="24"/>
+              </w:rPr>
+              <w:t>4,7</w:t>
+            </w:r>
+          </w:p>
+        </w:tc>
+      </w:tr>
+      <w:tr>
+        <w:trPr>
+          <w:cantSplit/>
+        </w:trPr>
+        <w:tc>
+          <w:tcPr>
+            <w:tcW w:w="2245" w:type="dxa"/>
+            <w:tcMar>
+              <w:top w:w="40" w:type="dxa"/>
+              <w:left w:w="80" w:type="dxa"/>
+              <w:bottom w:w="40" w:type="dxa"/>
+              <w:right w:w="80" w:type="dxa"/>
+            </w:tcMar>
+            <w:vAlign w:val="center"/>
+          </w:tcPr>
+          <w:p>
+            <w:pPr>
+              <w:spacing w:line="240" w:lineRule="auto"/>
+              <w:ind w:firstLine="0"/>
+              <w:jc w:val="left"/>
+            </w:pPr>
+            <w:r>
+              <w:rPr>
+                <w:sz w:val="24"/>
+                <w:szCs w:val="24"/>
+              </w:rPr>
+              <w:t>Участник 2</w:t>
+            </w:r>
+          </w:p>
+        </w:tc>
+        <w:tc>
+          <w:tcPr>
+            <w:tcW w:w="1777" w:type="dxa"/>
+            <w:tcMar>
+              <w:top w:w="40" w:type="dxa"/>
+              <w:left w:w="80" w:type="dxa"/>
+              <w:bottom w:w="40" w:type="dxa"/>
+              <w:right w:w="80" w:type="dxa"/>
+            </w:tcMar>
+            <w:vAlign w:val="center"/>
+          </w:tcPr>
+          <w:p>
+            <w:pPr>
+              <w:spacing w:line="240" w:lineRule="auto"/>
+              <w:ind w:firstLine="0"/>
+              <w:jc w:val="center"/>
+            </w:pPr>
+            <w:r>
+              <w:rPr>
+                <w:sz w:val="24"/>
+                <w:szCs w:val="24"/>
+              </w:rPr>
+              <w:t>3,8</w:t>
+            </w:r>
+          </w:p>
+        </w:tc>
+        <w:tc>
+          <w:tcPr>
+            <w:tcW w:w="1777" w:type="dxa"/>
+            <w:tcMar>
+              <w:top w:w="40" w:type="dxa"/>
+              <w:left w:w="80" w:type="dxa"/>
+              <w:bottom w:w="40" w:type="dxa"/>
+              <w:right w:w="80" w:type="dxa"/>
+            </w:tcMar>
+            <w:vAlign w:val="center"/>
+          </w:tcPr>
+          <w:p>
+            <w:pPr>
+              <w:spacing w:line="240" w:lineRule="auto"/>
+              <w:ind w:firstLine="0"/>
+              <w:jc w:val="center"/>
+            </w:pPr>
+            <w:r>
+              <w:rPr>
+                <w:sz w:val="24"/>
+                <w:szCs w:val="24"/>
+              </w:rPr>
+              <w:t>5,9</w:t>
+            </w:r>
+          </w:p>
+        </w:tc>
+        <w:tc>
+          <w:tcPr>
+            <w:tcW w:w="1777" w:type="dxa"/>
+            <w:tcMar>
+              <w:top w:w="40" w:type="dxa"/>
+              <w:left w:w="80" w:type="dxa"/>
+              <w:bottom w:w="40" w:type="dxa"/>
+              <w:right w:w="80" w:type="dxa"/>
+            </w:tcMar>
+            <w:vAlign w:val="center"/>
+          </w:tcPr>
+          <w:p>
+            <w:pPr>
+              <w:spacing w:line="240" w:lineRule="auto"/>
+              <w:ind w:firstLine="0"/>
+              <w:jc w:val="center"/>
+            </w:pPr>
+            <w:r>
+              <w:rPr>
+                <w:sz w:val="24"/>
+                <w:szCs w:val="24"/>
+              </w:rPr>
+              <w:t>3,2</w:t>
+            </w:r>
+          </w:p>
+        </w:tc>
+        <w:tc>
+          <w:tcPr>
+            <w:tcW w:w="1777" w:type="dxa"/>
+            <w:tcMar>
+              <w:top w:w="40" w:type="dxa"/>
+              <w:left w:w="80" w:type="dxa"/>
+              <w:bottom w:w="40" w:type="dxa"/>
+              <w:right w:w="80" w:type="dxa"/>
+            </w:tcMar>
+            <w:vAlign w:val="center"/>
+          </w:tcPr>
+          <w:p>
+            <w:pPr>
+              <w:spacing w:line="240" w:lineRule="auto"/>
+              <w:ind w:firstLine="0"/>
+              <w:jc w:val="center"/>
+            </w:pPr>
+            <w:r>
+              <w:rPr>
+                <w:sz w:val="24"/>
+                <w:szCs w:val="24"/>
+              </w:rPr>
+              <w:t>4,7</w:t>
+            </w:r>
+          </w:p>
+        </w:tc>
+      </w:tr>
+      <w:tr>
+        <w:trPr>
+          <w:cantSplit/>
+        </w:trPr>
+        <w:tc>
+          <w:tcPr>
+            <w:tcW w:w="2245" w:type="dxa"/>
+            <w:tcMar>
+              <w:top w:w="40" w:type="dxa"/>
+              <w:left w:w="80" w:type="dxa"/>
+              <w:bottom w:w="40" w:type="dxa"/>
+              <w:right w:w="80" w:type="dxa"/>
+            </w:tcMar>
+            <w:vAlign w:val="center"/>
+          </w:tcPr>
+          <w:p>
+            <w:pPr>
+              <w:spacing w:line="240" w:lineRule="auto"/>
+              <w:ind w:firstLine="0"/>
+              <w:jc w:val="left"/>
+            </w:pPr>
+            <w:r>
+              <w:rPr>
+                <w:sz w:val="24"/>
+                <w:szCs w:val="24"/>
+              </w:rPr>
+              <w:t>Участник 3</w:t>
+            </w:r>
+          </w:p>
+        </w:tc>
+        <w:tc>
+          <w:tcPr>
+            <w:tcW w:w="1777" w:type="dxa"/>
+            <w:tcMar>
+              <w:top w:w="40" w:type="dxa"/>
+              <w:left w:w="80" w:type="dxa"/>
+              <w:bottom w:w="40" w:type="dxa"/>
+              <w:right w:w="80" w:type="dxa"/>
+            </w:tcMar>
+            <w:vAlign w:val="center"/>
+          </w:tcPr>
+          <w:p>
+            <w:pPr>
+              <w:spacing w:line="240" w:lineRule="auto"/>
+              <w:ind w:firstLine="0"/>
+              <w:jc w:val="center"/>
+            </w:pPr>
+            <w:r>
+              <w:rPr>
+                <w:sz w:val="24"/>
+                <w:szCs w:val="24"/>
+              </w:rPr>
+              <w:t>3,4</w:t>
+            </w:r>
+          </w:p>
+        </w:tc>
+        <w:tc>
+          <w:tcPr>
+            <w:tcW w:w="1777" w:type="dxa"/>
+            <w:tcMar>
+              <w:top w:w="40" w:type="dxa"/>
+              <w:left w:w="80" w:type="dxa"/>
+              <w:bottom w:w="40" w:type="dxa"/>
+              <w:right w:w="80" w:type="dxa"/>
+            </w:tcMar>
+            <w:vAlign w:val="center"/>
+          </w:tcPr>
+          <w:p>
+            <w:pPr>
+              <w:spacing w:line="240" w:lineRule="auto"/>
+              <w:ind w:firstLine="0"/>
+              <w:jc w:val="center"/>
+            </w:pPr>
+            <w:r>
+              <w:rPr>
+                <w:sz w:val="24"/>
+                <w:szCs w:val="24"/>
+              </w:rPr>
+              <w:t>4,3</w:t>
+            </w:r>
+          </w:p>
+        </w:tc>
+        <w:tc>
+          <w:tcPr>
+            <w:tcW w:w="1777" w:type="dxa"/>
+            <w:tcMar>
+              <w:top w:w="40" w:type="dxa"/>
+              <w:left w:w="80" w:type="dxa"/>
+              <w:bottom w:w="40" w:type="dxa"/>
+              <w:right w:w="80" w:type="dxa"/>
+            </w:tcMar>
+            <w:vAlign w:val="center"/>
+          </w:tcPr>
+          <w:p>
+            <w:pPr>
+              <w:spacing w:line="240" w:lineRule="auto"/>
+              <w:ind w:firstLine="0"/>
+              <w:jc w:val="center"/>
+            </w:pPr>
+            <w:r>
+              <w:rPr>
+                <w:sz w:val="24"/>
+                <w:szCs w:val="24"/>
+              </w:rPr>
+              <w:t>2,3</w:t>
+            </w:r>
+          </w:p>
+        </w:tc>
+        <w:tc>
+          <w:tcPr>
+            <w:tcW w:w="1777" w:type="dxa"/>
+            <w:tcMar>
+              <w:top w:w="40" w:type="dxa"/>
+              <w:left w:w="80" w:type="dxa"/>
+              <w:bottom w:w="40" w:type="dxa"/>
+              <w:right w:w="80" w:type="dxa"/>
+            </w:tcMar>
+            <w:vAlign w:val="center"/>
+          </w:tcPr>
+          <w:p>
+            <w:pPr>
+              <w:spacing w:line="240" w:lineRule="auto"/>
+              <w:ind w:firstLine="0"/>
+              <w:jc w:val="center"/>
+            </w:pPr>
+            <w:r>
+              <w:rPr>
+                <w:sz w:val="24"/>
+                <w:szCs w:val="24"/>
+              </w:rPr>
+              <w:t>3,8</w:t>
+            </w:r>
+          </w:p>
+        </w:tc>
+      </w:tr>
+      <w:tr>
+        <w:trPr>
+          <w:cantSplit/>
+        </w:trPr>
+        <w:tc>
+          <w:tcPr>
+            <w:tcW w:w="2245" w:type="dxa"/>
+            <w:tcMar>
+              <w:top w:w="40" w:type="dxa"/>
+              <w:left w:w="80" w:type="dxa"/>
+              <w:bottom w:w="40" w:type="dxa"/>
+              <w:right w:w="80" w:type="dxa"/>
+            </w:tcMar>
+            <w:vAlign w:val="center"/>
+          </w:tcPr>
+          <w:p>
+            <w:pPr>
+              <w:spacing w:line="240" w:lineRule="auto"/>
+              <w:ind w:firstLine="0"/>
+              <w:jc w:val="left"/>
+            </w:pPr>
+            <w:r>
+              <w:rPr>
+                <w:sz w:val="24"/>
+                <w:szCs w:val="24"/>
+              </w:rPr>
+              <w:t>Участник 4</w:t>
+            </w:r>
+          </w:p>
+        </w:tc>
+        <w:tc>
+          <w:tcPr>
+            <w:tcW w:w="1777" w:type="dxa"/>
+            <w:tcMar>
+              <w:top w:w="40" w:type="dxa"/>
+              <w:left w:w="80" w:type="dxa"/>
+              <w:bottom w:w="40" w:type="dxa"/>
+              <w:right w:w="80" w:type="dxa"/>
+            </w:tcMar>
+            <w:vAlign w:val="center"/>
+          </w:tcPr>
+          <w:p>
+            <w:pPr>
+              <w:spacing w:line="240" w:lineRule="auto"/>
+              <w:ind w:firstLine="0"/>
+              <w:jc w:val="center"/>
+            </w:pPr>
+            <w:r>
+              <w:rPr>
+                <w:sz w:val="24"/>
+                <w:szCs w:val="24"/>
+              </w:rPr>
+              <w:t>4,5</w:t>
+            </w:r>
+          </w:p>
+        </w:tc>
+        <w:tc>
+          <w:tcPr>
+            <w:tcW w:w="1777" w:type="dxa"/>
+            <w:tcMar>
+              <w:top w:w="40" w:type="dxa"/>
+              <w:left w:w="80" w:type="dxa"/>
+              <w:bottom w:w="40" w:type="dxa"/>
+              <w:right w:w="80" w:type="dxa"/>
+            </w:tcMar>
+            <w:vAlign w:val="center"/>
+          </w:tcPr>
+          <w:p>
+            <w:pPr>
+              <w:spacing w:line="240" w:lineRule="auto"/>
+              <w:ind w:firstLine="0"/>
+              <w:jc w:val="center"/>
+            </w:pPr>
+            <w:r>
+              <w:rPr>
+                <w:sz w:val="24"/>
+                <w:szCs w:val="24"/>
+              </w:rPr>
+              <w:t>6,4</w:t>
+            </w:r>
+          </w:p>
+        </w:tc>
+        <w:tc>
+          <w:tcPr>
+            <w:tcW w:w="1777" w:type="dxa"/>
+            <w:tcMar>
+              <w:top w:w="40" w:type="dxa"/>
+              <w:left w:w="80" w:type="dxa"/>
+              <w:bottom w:w="40" w:type="dxa"/>
+              <w:right w:w="80" w:type="dxa"/>
+            </w:tcMar>
+            <w:vAlign w:val="center"/>
+          </w:tcPr>
+          <w:p>
+            <w:pPr>
+              <w:spacing w:line="240" w:lineRule="auto"/>
+              <w:ind w:firstLine="0"/>
+              <w:jc w:val="center"/>
+            </w:pPr>
+            <w:r>
+              <w:rPr>
+                <w:sz w:val="24"/>
+                <w:szCs w:val="24"/>
+              </w:rPr>
+              <w:t>3,7</w:t>
+            </w:r>
+          </w:p>
+        </w:tc>
+        <w:tc>
+          <w:tcPr>
+            <w:tcW w:w="1777" w:type="dxa"/>
+            <w:tcMar>
+              <w:top w:w="40" w:type="dxa"/>
+              <w:left w:w="80" w:type="dxa"/>
+              <w:bottom w:w="40" w:type="dxa"/>
+              <w:right w:w="80" w:type="dxa"/>
+            </w:tcMar>
+            <w:vAlign w:val="center"/>
+          </w:tcPr>
+          <w:p>
+            <w:pPr>
+              <w:spacing w:line="240" w:lineRule="auto"/>
+              <w:ind w:firstLine="0"/>
+              <w:jc w:val="center"/>
+            </w:pPr>
+            <w:r>
+              <w:rPr>
+                <w:sz w:val="24"/>
+                <w:szCs w:val="24"/>
+              </w:rPr>
+              <w:t>5,5</w:t>
+            </w:r>
+          </w:p>
+        </w:tc>
+      </w:tr>
+      <w:tr>
+        <w:trPr>
+          <w:cantSplit/>
+        </w:trPr>
+        <w:tc>
+          <w:tcPr>
+            <w:tcW w:w="2245" w:type="dxa"/>
+            <w:tcMar>
+              <w:top w:w="40" w:type="dxa"/>
+              <w:left w:w="80" w:type="dxa"/>
+              <w:bottom w:w="40" w:type="dxa"/>
+              <w:right w:w="80" w:type="dxa"/>
+            </w:tcMar>
+            <w:vAlign w:val="center"/>
+          </w:tcPr>
+          <w:p>
+            <w:pPr>
+              <w:spacing w:line="240" w:lineRule="auto"/>
+              <w:ind w:firstLine="0"/>
+              <w:jc w:val="left"/>
+            </w:pPr>
+            <w:r>
+              <w:rPr>
+                <w:sz w:val="24"/>
+                <w:szCs w:val="24"/>
+              </w:rPr>
+              <w:t>Участник 5</w:t>
+            </w:r>
+          </w:p>
+        </w:tc>
+        <w:tc>
+          <w:tcPr>
+            <w:tcW w:w="1777" w:type="dxa"/>
+            <w:tcMar>
+              <w:top w:w="40" w:type="dxa"/>
+              <w:left w:w="80" w:type="dxa"/>
+              <w:bottom w:w="40" w:type="dxa"/>
+              <w:right w:w="80" w:type="dxa"/>
+            </w:tcMar>
+            <w:vAlign w:val="center"/>
+          </w:tcPr>
+          <w:p>
+            <w:pPr>
+              <w:spacing w:line="240" w:lineRule="auto"/>
+              <w:ind w:firstLine="0"/>
+              <w:jc w:val="center"/>
+            </w:pPr>
+            <w:r>
+              <w:rPr>
+                <w:sz w:val="24"/>
+                <w:szCs w:val="24"/>
+              </w:rPr>
+              <w:t>3,7</w:t>
+            </w:r>
+          </w:p>
+        </w:tc>
+        <w:tc>
+          <w:tcPr>
+            <w:tcW w:w="1777" w:type="dxa"/>
+            <w:tcMar>
+              <w:top w:w="40" w:type="dxa"/>
+              <w:left w:w="80" w:type="dxa"/>
+              <w:bottom w:w="40" w:type="dxa"/>
+              <w:right w:w="80" w:type="dxa"/>
+            </w:tcMar>
+            <w:vAlign w:val="center"/>
+          </w:tcPr>
+          <w:p>
+            <w:pPr>
+              <w:spacing w:line="240" w:lineRule="auto"/>
+              <w:ind w:firstLine="0"/>
+              <w:jc w:val="center"/>
+            </w:pPr>
+            <w:r>
+              <w:rPr>
+                <w:sz w:val="24"/>
+                <w:szCs w:val="24"/>
+              </w:rPr>
+              <w:t>5,4</w:t>
+            </w:r>
+          </w:p>
+        </w:tc>
+        <w:tc>
+          <w:tcPr>
+            <w:tcW w:w="1777" w:type="dxa"/>
+            <w:tcMar>
+              <w:top w:w="40" w:type="dxa"/>
+              <w:left w:w="80" w:type="dxa"/>
+              <w:bottom w:w="40" w:type="dxa"/>
+              <w:right w:w="80" w:type="dxa"/>
+            </w:tcMar>
+            <w:vAlign w:val="center"/>
+          </w:tcPr>
+          <w:p>
+            <w:pPr>
+              <w:spacing w:line="240" w:lineRule="auto"/>
+              <w:ind w:firstLine="0"/>
+              <w:jc w:val="center"/>
+            </w:pPr>
+            <w:r>
+              <w:rPr>
+                <w:sz w:val="24"/>
+                <w:szCs w:val="24"/>
+              </w:rPr>
+              <w:t>3,5</w:t>
+            </w:r>
+          </w:p>
+        </w:tc>
+        <w:tc>
+          <w:tcPr>
+            <w:tcW w:w="1777" w:type="dxa"/>
+            <w:tcMar>
+              <w:top w:w="40" w:type="dxa"/>
+              <w:left w:w="80" w:type="dxa"/>
+              <w:bottom w:w="40" w:type="dxa"/>
+              <w:right w:w="80" w:type="dxa"/>
+            </w:tcMar>
+            <w:vAlign w:val="center"/>
+          </w:tcPr>
+          <w:p>
+            <w:pPr>
+              <w:spacing w:line="240" w:lineRule="auto"/>
+              <w:ind w:firstLine="0"/>
+              <w:jc w:val="center"/>
+            </w:pPr>
+            <w:r>
+              <w:rPr>
+                <w:sz w:val="24"/>
+                <w:szCs w:val="24"/>
+              </w:rPr>
+              <w:t>5,2</w:t>
+            </w:r>
+          </w:p>
+        </w:tc>
+      </w:tr>
+      <w:tr>
+        <w:trPr>
+          <w:cantSplit/>
+        </w:trPr>
+        <w:tc>
+          <w:tcPr>
+            <w:tcW w:w="2245" w:type="dxa"/>
+            <w:tcMar>
+              <w:top w:w="40" w:type="dxa"/>
+              <w:left w:w="80" w:type="dxa"/>
+              <w:bottom w:w="40" w:type="dxa"/>
+              <w:right w:w="80" w:type="dxa"/>
+            </w:tcMar>
+            <w:vAlign w:val="center"/>
+          </w:tcPr>
+          <w:p>
+            <w:pPr>
+              <w:spacing w:line="240" w:lineRule="auto"/>
+              <w:ind w:firstLine="0"/>
+              <w:jc w:val="left"/>
+            </w:pPr>
+            <w:r>
+              <w:rPr>
+                <w:sz w:val="24"/>
+                <w:szCs w:val="24"/>
+              </w:rPr>
+              <w:t>Контрольный участник 1</w:t>
+            </w:r>
+          </w:p>
+        </w:tc>
+        <w:tc>
+          <w:tcPr>
+            <w:tcW w:w="1777" w:type="dxa"/>
+            <w:tcMar>
+              <w:top w:w="40" w:type="dxa"/>
+              <w:left w:w="80" w:type="dxa"/>
+              <w:bottom w:w="40" w:type="dxa"/>
+              <w:right w:w="80" w:type="dxa"/>
+            </w:tcMar>
+            <w:vAlign w:val="center"/>
+          </w:tcPr>
+          <w:p>
+            <w:pPr>
+              <w:spacing w:line="240" w:lineRule="auto"/>
+              <w:ind w:firstLine="0"/>
+              <w:jc w:val="center"/>
+            </w:pPr>
+            <w:r>
+              <w:rPr>
+                <w:sz w:val="24"/>
+                <w:szCs w:val="24"/>
+              </w:rPr>
+              <w:t>4,1</w:t>
+            </w:r>
+          </w:p>
+        </w:tc>
+        <w:tc>
+          <w:tcPr>
+            <w:tcW w:w="1777" w:type="dxa"/>
+            <w:tcMar>
+              <w:top w:w="40" w:type="dxa"/>
+              <w:left w:w="80" w:type="dxa"/>
+              <w:bottom w:w="40" w:type="dxa"/>
+              <w:right w:w="80" w:type="dxa"/>
+            </w:tcMar>
+            <w:vAlign w:val="center"/>
+          </w:tcPr>
+          <w:p>
+            <w:pPr>
+              <w:spacing w:line="240" w:lineRule="auto"/>
+              <w:ind w:firstLine="0"/>
+              <w:jc w:val="center"/>
+            </w:pPr>
+            <w:r>
+              <w:rPr>
+                <w:sz w:val="24"/>
+                <w:szCs w:val="24"/>
+              </w:rPr>
+              <w:t>6,5</w:t>
+            </w:r>
+          </w:p>
+        </w:tc>
+        <w:tc>
+          <w:tcPr>
+            <w:tcW w:w="1777" w:type="dxa"/>
+            <w:tcMar>
+              <w:top w:w="40" w:type="dxa"/>
+              <w:left w:w="80" w:type="dxa"/>
+              <w:bottom w:w="40" w:type="dxa"/>
+              <w:right w:w="80" w:type="dxa"/>
+            </w:tcMar>
+            <w:vAlign w:val="center"/>
+          </w:tcPr>
+          <w:p>
+            <w:pPr>
+              <w:spacing w:line="240" w:lineRule="auto"/>
+              <w:ind w:firstLine="0"/>
+              <w:jc w:val="center"/>
+            </w:pPr>
+            <w:r>
+              <w:rPr>
+                <w:sz w:val="24"/>
+                <w:szCs w:val="24"/>
+              </w:rPr>
+              <w:t>3,3</w:t>
+            </w:r>
+          </w:p>
+        </w:tc>
+        <w:tc>
+          <w:tcPr>
+            <w:tcW w:w="1777" w:type="dxa"/>
+            <w:tcMar>
+              <w:top w:w="40" w:type="dxa"/>
+              <w:left w:w="80" w:type="dxa"/>
+              <w:bottom w:w="40" w:type="dxa"/>
+              <w:right w:w="80" w:type="dxa"/>
+            </w:tcMar>
+            <w:vAlign w:val="center"/>
+          </w:tcPr>
+          <w:p>
+            <w:pPr>
+              <w:spacing w:line="240" w:lineRule="auto"/>
+              <w:ind w:firstLine="0"/>
+              <w:jc w:val="center"/>
+            </w:pPr>
+            <w:r>
+              <w:rPr>
+                <w:sz w:val="24"/>
+                <w:szCs w:val="24"/>
+              </w:rPr>
+              <w:t>4,6</w:t>
+            </w:r>
+          </w:p>
+        </w:tc>
+      </w:tr>
+      <w:tr>
+        <w:trPr>
+          <w:cantSplit/>
+        </w:trPr>
+        <w:tc>
+          <w:tcPr>
+            <w:tcW w:w="2245" w:type="dxa"/>
+            <w:tcMar>
+              <w:top w:w="40" w:type="dxa"/>
+              <w:left w:w="80" w:type="dxa"/>
+              <w:bottom w:w="40" w:type="dxa"/>
+              <w:right w:w="80" w:type="dxa"/>
+            </w:tcMar>
+            <w:vAlign w:val="center"/>
+          </w:tcPr>
+          <w:p>
+            <w:pPr>
+              <w:spacing w:line="240" w:lineRule="auto"/>
+              <w:ind w:firstLine="0"/>
+              <w:jc w:val="left"/>
+            </w:pPr>
+            <w:r>
+              <w:rPr>
+                <w:sz w:val="24"/>
+                <w:szCs w:val="24"/>
+              </w:rPr>
+              <w:t>Контрольный участник 2</w:t>
+            </w:r>
+          </w:p>
+        </w:tc>
+        <w:tc>
+          <w:tcPr>
+            <w:tcW w:w="1777" w:type="dxa"/>
+            <w:tcMar>
+              <w:top w:w="40" w:type="dxa"/>
+              <w:left w:w="80" w:type="dxa"/>
+              <w:bottom w:w="40" w:type="dxa"/>
+              <w:right w:w="80" w:type="dxa"/>
+            </w:tcMar>
+            <w:vAlign w:val="center"/>
+          </w:tcPr>
+          <w:p>
+            <w:pPr>
+              <w:spacing w:line="240" w:lineRule="auto"/>
+              <w:ind w:firstLine="0"/>
+              <w:jc w:val="center"/>
+            </w:pPr>
+            <w:r>
+              <w:rPr>
+                <w:sz w:val="24"/>
+                <w:szCs w:val="24"/>
+              </w:rPr>
+              <w:t>3,8</w:t>
+            </w:r>
+          </w:p>
+        </w:tc>
+        <w:tc>
+          <w:tcPr>
+            <w:tcW w:w="1777" w:type="dxa"/>
+            <w:tcMar>
+              <w:top w:w="40" w:type="dxa"/>
+              <w:left w:w="80" w:type="dxa"/>
+              <w:bottom w:w="40" w:type="dxa"/>
+              <w:right w:w="80" w:type="dxa"/>
+            </w:tcMar>
+            <w:vAlign w:val="center"/>
+          </w:tcPr>
+          <w:p>
+            <w:pPr>
+              <w:spacing w:line="240" w:lineRule="auto"/>
+              <w:ind w:firstLine="0"/>
+              <w:jc w:val="center"/>
+            </w:pPr>
+            <w:r>
+              <w:rPr>
+                <w:sz w:val="24"/>
+                <w:szCs w:val="24"/>
+              </w:rPr>
+              <w:t>5,3</w:t>
+            </w:r>
+          </w:p>
+        </w:tc>
+        <w:tc>
+          <w:tcPr>
+            <w:tcW w:w="1777" w:type="dxa"/>
+            <w:tcMar>
+              <w:top w:w="40" w:type="dxa"/>
+              <w:left w:w="80" w:type="dxa"/>
+              <w:bottom w:w="40" w:type="dxa"/>
+              <w:right w:w="80" w:type="dxa"/>
+            </w:tcMar>
+            <w:vAlign w:val="center"/>
+          </w:tcPr>
+          <w:p>
+            <w:pPr>
+              <w:spacing w:line="240" w:lineRule="auto"/>
+              <w:ind w:firstLine="0"/>
+              <w:jc w:val="center"/>
+            </w:pPr>
+            <w:r>
+              <w:rPr>
+                <w:sz w:val="24"/>
+                <w:szCs w:val="24"/>
+              </w:rPr>
+              <w:t>2,9</w:t>
+            </w:r>
+          </w:p>
+        </w:tc>
+        <w:tc>
+          <w:tcPr>
+            <w:tcW w:w="1777" w:type="dxa"/>
+            <w:tcMar>
+              <w:top w:w="40" w:type="dxa"/>
+              <w:left w:w="80" w:type="dxa"/>
+              <w:bottom w:w="40" w:type="dxa"/>
+              <w:right w:w="80" w:type="dxa"/>
+            </w:tcMar>
+            <w:vAlign w:val="center"/>
+          </w:tcPr>
+          <w:p>
+            <w:pPr>
+              <w:spacing w:line="240" w:lineRule="auto"/>
+              <w:ind w:firstLine="0"/>
+              <w:jc w:val="center"/>
+            </w:pPr>
+            <w:r>
+              <w:rPr>
+                <w:sz w:val="24"/>
+                <w:szCs w:val="24"/>
+              </w:rPr>
+              <w:t>3,1</w:t>
+            </w:r>
+          </w:p>
+        </w:tc>
+      </w:tr>
+      <w:tr>
+        <w:trPr>
+          <w:cantSplit/>
+        </w:trPr>
+        <w:tc>
+          <w:tcPr>
+            <w:tcW w:w="2245" w:type="dxa"/>
+            <w:tcMar>
+              <w:top w:w="40" w:type="dxa"/>
+              <w:left w:w="80" w:type="dxa"/>
+              <w:bottom w:w="40" w:type="dxa"/>
+              <w:right w:w="80" w:type="dxa"/>
+            </w:tcMar>
+            <w:vAlign w:val="center"/>
+          </w:tcPr>
+          <w:p>
+            <w:pPr>
+              <w:spacing w:line="240" w:lineRule="auto"/>
+              <w:ind w:firstLine="0"/>
+              <w:jc w:val="left"/>
+            </w:pPr>
+            <w:r>
+              <w:rPr>
+                <w:sz w:val="24"/>
+                <w:szCs w:val="24"/>
+              </w:rPr>
+              <w:t>Контрольный участник 3</w:t>
+            </w:r>
+          </w:p>
+        </w:tc>
+        <w:tc>
+          <w:tcPr>
+            <w:tcW w:w="1777" w:type="dxa"/>
+            <w:tcMar>
+              <w:top w:w="40" w:type="dxa"/>
+              <w:left w:w="80" w:type="dxa"/>
+              <w:bottom w:w="40" w:type="dxa"/>
+              <w:right w:w="80" w:type="dxa"/>
+            </w:tcMar>
+            <w:vAlign w:val="center"/>
+          </w:tcPr>
+          <w:p>
+            <w:pPr>
+              <w:spacing w:line="240" w:lineRule="auto"/>
+              <w:ind w:firstLine="0"/>
+              <w:jc w:val="center"/>
+            </w:pPr>
+            <w:r>
+              <w:rPr>
+                <w:sz w:val="24"/>
+                <w:szCs w:val="24"/>
+              </w:rPr>
+              <w:t>4,0</w:t>
+            </w:r>
+          </w:p>
+        </w:tc>
+        <w:tc>
+          <w:tcPr>
+            <w:tcW w:w="1777" w:type="dxa"/>
+            <w:tcMar>
+              <w:top w:w="40" w:type="dxa"/>
+              <w:left w:w="80" w:type="dxa"/>
+              <w:bottom w:w="40" w:type="dxa"/>
+              <w:right w:w="80" w:type="dxa"/>
+            </w:tcMar>
+            <w:vAlign w:val="center"/>
+          </w:tcPr>
+          <w:p>
+            <w:pPr>
+              <w:spacing w:line="240" w:lineRule="auto"/>
+              <w:ind w:firstLine="0"/>
+              <w:jc w:val="center"/>
+            </w:pPr>
+            <w:r>
+              <w:rPr>
+                <w:sz w:val="24"/>
+                <w:szCs w:val="24"/>
+              </w:rPr>
+              <w:t>6,8</w:t>
+            </w:r>
+          </w:p>
+        </w:tc>
+        <w:tc>
+          <w:tcPr>
+            <w:tcW w:w="1777" w:type="dxa"/>
+            <w:tcMar>
+              <w:top w:w="40" w:type="dxa"/>
+              <w:left w:w="80" w:type="dxa"/>
+              <w:bottom w:w="40" w:type="dxa"/>
+              <w:right w:w="80" w:type="dxa"/>
+            </w:tcMar>
+            <w:vAlign w:val="center"/>
+          </w:tcPr>
+          <w:p>
+            <w:pPr>
+              <w:spacing w:line="240" w:lineRule="auto"/>
+              <w:ind w:firstLine="0"/>
+              <w:jc w:val="center"/>
+            </w:pPr>
+            <w:r>
+              <w:rPr>
+                <w:sz w:val="24"/>
+                <w:szCs w:val="24"/>
+              </w:rPr>
+              <w:t>4,5</w:t>
+            </w:r>
+          </w:p>
+        </w:tc>
+        <w:tc>
+          <w:tcPr>
+            <w:tcW w:w="1777" w:type="dxa"/>
+            <w:tcMar>
+              <w:top w:w="40" w:type="dxa"/>
+              <w:left w:w="80" w:type="dxa"/>
+              <w:bottom w:w="40" w:type="dxa"/>
+              <w:right w:w="80" w:type="dxa"/>
+            </w:tcMar>
+            <w:vAlign w:val="center"/>
+          </w:tcPr>
+          <w:p>
+            <w:pPr>
+              <w:spacing w:line="240" w:lineRule="auto"/>
+              <w:ind w:firstLine="0"/>
+              <w:jc w:val="center"/>
+            </w:pPr>
+            <w:r>
+              <w:rPr>
+                <w:sz w:val="24"/>
+                <w:szCs w:val="24"/>
+              </w:rPr>
+              <w:t>5,4</w:t>
+            </w:r>
+          </w:p>
+        </w:tc>
+      </w:tr>
+    </w:tbl>
+    <w:p>
+      <w:pPr>
+        <w:spacing w:line="240" w:lineRule="auto"/>
+        <w:ind w:firstLine="0"/>
+      </w:pPr>
+    </w:p>
+    <w:p>
+      <w:pPr>
+        <w:pStyle w:val="11"/>
+      </w:pPr>
+      <w:bookmarkStart w:id="11" w:name="_Toc241263939"/>
+      <w:r>
+        <w:t>7 Сводные результаты тестирования</w:t>
+      </w:r>
+      <w:bookmarkEnd w:id="11"/>
+    </w:p>
+    <w:p>
+      <w:pPr>
+        <w:pStyle w:val="20"/>
+      </w:pPr>
+      <w:bookmarkStart w:id="12" w:name="_Toc241263940"/>
+      <w:r>
+        <w:t>7.1 Доля запомненных цифр по начертаниям</w:t>
+      </w:r>
+      <w:bookmarkEnd w:id="12"/>
+    </w:p>
+    <w:p>
+      <w:r>
+        <w:t>Сводные результаты обеих групп приведены в таблице 12 и на рисунке 15.</w:t>
+      </w:r>
+    </w:p>
+    <w:p>
+      <w:pPr>
+        <w:pStyle w:val="ae"/>
+      </w:pPr>
+      <w:r>
+        <w:t>Таблица 12 — Доля запомненных цифр по группам</w:t>
       </w:r>
     </w:p>
     <w:tbl>
@@ -13242,14 +14893,14 @@
           <w:noProof/>
         </w:rPr>
         <w:drawing>
-          <wp:inline distT="0" distB="0" distL="0" distR="0" wp14:anchorId="3CF5C31D" wp14:editId="3B4B0195">
+          <wp:inline distT="0" distB="0" distL="0" distR="0" wp14:anchorId="7AD8A5D9" wp14:editId="645F7A14">
             <wp:extent cx="5760000" cy="3420000"/>
             <wp:effectExtent l="0" t="0" r="0" b="0"/>
-            <wp:docPr id="14" name="Объект 14"/>
+            <wp:docPr id="15" name="Объект 15"/>
             <wp:cNvGraphicFramePr/>
             <a:graphic xmlns:a="http://schemas.openxmlformats.org/drawingml/2006/main">
               <a:graphicData uri="http://schemas.openxmlformats.org/drawingml/2006/chart">
-                <c:chart xmlns:c="http://schemas.openxmlformats.org/drawingml/2006/chart" xmlns:r="http://schemas.openxmlformats.org/officeDocument/2006/relationships" r:id="rId20"/>
+                <c:chart xmlns:c="http://schemas.openxmlformats.org/drawingml/2006/chart" xmlns:r="http://schemas.openxmlformats.org/officeDocument/2006/relationships" r:id="rId21"/>
               </a:graphicData>
             </a:graphic>
           </wp:inline>
@@ -13261,21 +14912,23 @@
         <w:pStyle w:val="ad"/>
       </w:pPr>
       <w:r>
-        <w:t>Рисунок 14 — Доля запомненных цифр по группам, %</w:t>
+        <w:t>Рисунок 15 — Доля запомненных цифр по группам, %</w:t>
       </w:r>
     </w:p>
     <w:p>
       <w:r>
-        <w:t xml:space="preserve">Из рисунка 14 видно, как отличается доля запомненных цифр разных начертаний в каждой группе. Разница между цифрами с начертанием и обычными цифрами составляет: тестовая группа — на 4 процентных пункта лучше для арабских цифр и на 10 процентных пунктов лучше для пиктограмм; контрольная группа — на 8 процентных пунктов лучше для арабских цифр и на 7 процентных пунктов лучше для пиктограмм; все участники — на 5 </w:t>
-      </w:r>
-      <w:r>
-        <w:lastRenderedPageBreak/>
-        <w:t>процентных пунктов лучше для арабских цифр и на 9 процентных пунктов лучше для пиктограмм.</w:t>
+        <w:t xml:space="preserve">Из рисунка 15 видно, как отличается доля запомненных цифр разных начертаний в каждой группе. Разница между цифрами с начертанием и обычными цифрами составляет: тестовая группа — на 4 процентных пункта лучше </w:t>
+      </w:r>
+      <w:r>
+        <w:t>для арабских цифр и на 10 процентных пунктов лучше для пиктограмм; контрольная группа — на 8 процентных пунктов лучше для арабских цифр и на 7 процентных пунктов лучше для пиктограмм; все участники — на 5 процентных пунктов лучше для арабских цифр и на 9 п</w:t>
+      </w:r>
+      <w:r>
+        <w:t>роцентных пунктов лучше для пиктограмм.</w:t>
       </w:r>
     </w:p>
     <w:p>
       <w:r>
-        <w:t>Итоговая проверка гипотез по группам приведена в таблице 12.</w:t>
+        <w:t>Итоговая проверка гипотез по группам приведена в таблице 13.</w:t>
       </w:r>
     </w:p>
     <w:p>
@@ -13283,7 +14936,7 @@
         <w:pStyle w:val="ae"/>
       </w:pPr>
       <w:r>
-        <w:t>Таблица 12 — Проверка гипотез по группам</w:t>
+        <w:t>Таблица 13 — Проверка гипотез по группам</w:t>
       </w:r>
     </w:p>
     <w:tbl>
@@ -13992,14 +15645,1175 @@
     </w:p>
     <w:p>
       <w:pPr>
+        <w:pStyle w:val="20"/>
+      </w:pPr>
+      <w:bookmarkStart w:id="13" w:name="_Toc241263941"/>
+      <w:r>
+        <w:t>7.2 Объём кратковременной памяти</w:t>
+      </w:r>
+      <w:bookmarkEnd w:id="13"/>
+    </w:p>
+    <w:p>
+      <w:r>
+        <w:t xml:space="preserve">Объём кратковременной памяти оценивается по тому, сколько цифр участник запоминает за один раунд. Для наборов из 6 и из 8 цифр подсчитано среднее число запомненных цифр за раунд и наибольшее число цифр, запомненных за один </w:t>
+      </w:r>
+      <w:r>
+        <w:t>раунд (таблица 14, рисунок 16).</w:t>
+      </w:r>
+    </w:p>
+    <w:p>
+      <w:pPr>
+        <w:pStyle w:val="ae"/>
+      </w:pPr>
+      <w:r>
+        <w:t>Таблица 14 — Сколько цифр запоминается за один раунд</w:t>
+      </w:r>
+    </w:p>
+    <w:tbl>
+      <w:tblPr>
+        <w:tblW w:w="9354" w:type="dxa"/>
+        <w:tblBorders>
+          <w:top w:val="single" w:sz="4" w:space="0" w:color="000000"/>
+          <w:left w:val="single" w:sz="4" w:space="0" w:color="000000"/>
+          <w:bottom w:val="single" w:sz="4" w:space="0" w:color="000000"/>
+          <w:right w:val="single" w:sz="4" w:space="0" w:color="000000"/>
+          <w:insideH w:val="single" w:sz="4" w:space="0" w:color="000000"/>
+          <w:insideV w:val="single" w:sz="4" w:space="0" w:color="000000"/>
+        </w:tblBorders>
+        <w:tblLayout w:type="fixed"/>
+        <w:tblLook w:val="0000" w:firstRow="0" w:lastRow="0" w:firstColumn="0" w:lastColumn="0" w:noHBand="0" w:noVBand="0"/>
+      </w:tblPr>
+      <w:tblGrid>
+        <w:gridCol w:w="2430"/>
+        <w:gridCol w:w="1154"/>
+        <w:gridCol w:w="1154"/>
+        <w:gridCol w:w="1154"/>
+        <w:gridCol w:w="1154"/>
+        <w:gridCol w:w="1154"/>
+        <w:gridCol w:w="1154"/>
+      </w:tblGrid>
+      <w:tr>
+        <w:trPr>
+          <w:cantSplit/>
+          <w:tblHeader/>
+        </w:trPr>
+        <w:tc>
+          <w:tcPr>
+            <w:tcW w:w="2432" w:type="dxa"/>
+            <w:vMerge w:val="restart"/>
+            <w:tcMar>
+              <w:top w:w="40" w:type="dxa"/>
+              <w:left w:w="80" w:type="dxa"/>
+              <w:bottom w:w="40" w:type="dxa"/>
+              <w:right w:w="80" w:type="dxa"/>
+            </w:tcMar>
+            <w:vAlign w:val="center"/>
+          </w:tcPr>
+          <w:p>
+            <w:pPr>
+              <w:spacing w:line="240" w:lineRule="auto"/>
+              <w:ind w:firstLine="0"/>
+              <w:jc w:val="center"/>
+            </w:pPr>
+            <w:r>
+              <w:rPr>
+                <w:b/>
+                <w:bCs/>
+                <w:sz w:val="24"/>
+                <w:szCs w:val="24"/>
+              </w:rPr>
+              <w:t>Набор</w:t>
+            </w:r>
+          </w:p>
+        </w:tc>
+        <w:tc>
+          <w:tcPr>
+            <w:tcW w:w="2308" w:type="dxa"/>
+            <w:gridSpan w:val="2"/>
+            <w:tcMar>
+              <w:top w:w="40" w:type="dxa"/>
+              <w:left w:w="80" w:type="dxa"/>
+              <w:bottom w:w="40" w:type="dxa"/>
+              <w:right w:w="80" w:type="dxa"/>
+            </w:tcMar>
+            <w:vAlign w:val="center"/>
+          </w:tcPr>
+          <w:p>
+            <w:pPr>
+              <w:spacing w:line="240" w:lineRule="auto"/>
+              <w:ind w:firstLine="0"/>
+              <w:jc w:val="center"/>
+            </w:pPr>
+            <w:r>
+              <w:rPr>
+                <w:b/>
+                <w:bCs/>
+                <w:sz w:val="24"/>
+                <w:szCs w:val="24"/>
+              </w:rPr>
+              <w:t>Тестовая группа</w:t>
+            </w:r>
+          </w:p>
+        </w:tc>
+        <w:tc>
+          <w:tcPr>
+            <w:tcW w:w="2308" w:type="dxa"/>
+            <w:gridSpan w:val="2"/>
+            <w:tcMar>
+              <w:top w:w="40" w:type="dxa"/>
+              <w:left w:w="80" w:type="dxa"/>
+              <w:bottom w:w="40" w:type="dxa"/>
+              <w:right w:w="80" w:type="dxa"/>
+            </w:tcMar>
+            <w:vAlign w:val="center"/>
+          </w:tcPr>
+          <w:p>
+            <w:pPr>
+              <w:spacing w:line="240" w:lineRule="auto"/>
+              <w:ind w:firstLine="0"/>
+              <w:jc w:val="center"/>
+            </w:pPr>
+            <w:r>
+              <w:rPr>
+                <w:b/>
+                <w:bCs/>
+                <w:sz w:val="24"/>
+                <w:szCs w:val="24"/>
+              </w:rPr>
+              <w:t>Контрольная группа</w:t>
+            </w:r>
+          </w:p>
+        </w:tc>
+        <w:tc>
+          <w:tcPr>
+            <w:tcW w:w="2308" w:type="dxa"/>
+            <w:gridSpan w:val="2"/>
+            <w:tcMar>
+              <w:top w:w="40" w:type="dxa"/>
+              <w:left w:w="80" w:type="dxa"/>
+              <w:bottom w:w="40" w:type="dxa"/>
+              <w:right w:w="80" w:type="dxa"/>
+            </w:tcMar>
+            <w:vAlign w:val="center"/>
+          </w:tcPr>
+          <w:p>
+            <w:pPr>
+              <w:spacing w:line="240" w:lineRule="auto"/>
+              <w:ind w:firstLine="0"/>
+              <w:jc w:val="center"/>
+            </w:pPr>
+            <w:r>
+              <w:rPr>
+                <w:b/>
+                <w:bCs/>
+                <w:sz w:val="24"/>
+                <w:szCs w:val="24"/>
+              </w:rPr>
+              <w:t>Все участники</w:t>
+            </w:r>
+          </w:p>
+        </w:tc>
+      </w:tr>
+      <w:tr>
+        <w:trPr>
+          <w:cantSplit/>
+          <w:tblHeader/>
+        </w:trPr>
+        <w:tc>
+          <w:tcPr>
+            <w:tcW w:w="2432" w:type="dxa"/>
+            <w:vMerge/>
+            <w:tcMar>
+              <w:top w:w="40" w:type="dxa"/>
+              <w:left w:w="80" w:type="dxa"/>
+              <w:bottom w:w="40" w:type="dxa"/>
+              <w:right w:w="80" w:type="dxa"/>
+            </w:tcMar>
+            <w:vAlign w:val="center"/>
+          </w:tcPr>
+          <w:p>
+            <w:pPr>
+              <w:spacing w:line="240" w:lineRule="auto"/>
+              <w:ind w:firstLine="0"/>
+              <w:jc w:val="center"/>
+            </w:pPr>
+          </w:p>
+        </w:tc>
+        <w:tc>
+          <w:tcPr>
+            <w:tcW w:w="1154" w:type="dxa"/>
+            <w:tcMar>
+              <w:top w:w="40" w:type="dxa"/>
+              <w:left w:w="80" w:type="dxa"/>
+              <w:bottom w:w="40" w:type="dxa"/>
+              <w:right w:w="80" w:type="dxa"/>
+            </w:tcMar>
+            <w:vAlign w:val="center"/>
+          </w:tcPr>
+          <w:p>
+            <w:pPr>
+              <w:spacing w:line="240" w:lineRule="auto"/>
+              <w:ind w:firstLine="0"/>
+              <w:jc w:val="center"/>
+            </w:pPr>
+            <w:r>
+              <w:rPr>
+                <w:b/>
+                <w:bCs/>
+                <w:sz w:val="24"/>
+                <w:szCs w:val="24"/>
+              </w:rPr>
+              <w:t>в среднем</w:t>
+            </w:r>
+          </w:p>
+        </w:tc>
+        <w:tc>
+          <w:tcPr>
+            <w:tcW w:w="1154" w:type="dxa"/>
+            <w:tcMar>
+              <w:top w:w="40" w:type="dxa"/>
+              <w:left w:w="80" w:type="dxa"/>
+              <w:bottom w:w="40" w:type="dxa"/>
+              <w:right w:w="80" w:type="dxa"/>
+            </w:tcMar>
+            <w:vAlign w:val="center"/>
+          </w:tcPr>
+          <w:p>
+            <w:pPr>
+              <w:spacing w:line="240" w:lineRule="auto"/>
+              <w:ind w:firstLine="0"/>
+              <w:jc w:val="center"/>
+            </w:pPr>
+            <w:r>
+              <w:rPr>
+                <w:b/>
+                <w:bCs/>
+                <w:sz w:val="24"/>
+                <w:szCs w:val="24"/>
+              </w:rPr>
+              <w:t>больше всего</w:t>
+            </w:r>
+          </w:p>
+        </w:tc>
+        <w:tc>
+          <w:tcPr>
+            <w:tcW w:w="1154" w:type="dxa"/>
+            <w:tcMar>
+              <w:top w:w="40" w:type="dxa"/>
+              <w:left w:w="80" w:type="dxa"/>
+              <w:bottom w:w="40" w:type="dxa"/>
+              <w:right w:w="80" w:type="dxa"/>
+            </w:tcMar>
+            <w:vAlign w:val="center"/>
+          </w:tcPr>
+          <w:p>
+            <w:pPr>
+              <w:spacing w:line="240" w:lineRule="auto"/>
+              <w:ind w:firstLine="0"/>
+              <w:jc w:val="center"/>
+            </w:pPr>
+            <w:r>
+              <w:rPr>
+                <w:b/>
+                <w:bCs/>
+                <w:sz w:val="24"/>
+                <w:szCs w:val="24"/>
+              </w:rPr>
+              <w:t>в среднем</w:t>
+            </w:r>
+          </w:p>
+        </w:tc>
+        <w:tc>
+          <w:tcPr>
+            <w:tcW w:w="1154" w:type="dxa"/>
+            <w:tcMar>
+              <w:top w:w="40" w:type="dxa"/>
+              <w:left w:w="80" w:type="dxa"/>
+              <w:bottom w:w="40" w:type="dxa"/>
+              <w:right w:w="80" w:type="dxa"/>
+            </w:tcMar>
+            <w:vAlign w:val="center"/>
+          </w:tcPr>
+          <w:p>
+            <w:pPr>
+              <w:spacing w:line="240" w:lineRule="auto"/>
+              <w:ind w:firstLine="0"/>
+              <w:jc w:val="center"/>
+            </w:pPr>
+            <w:r>
+              <w:rPr>
+                <w:b/>
+                <w:bCs/>
+                <w:sz w:val="24"/>
+                <w:szCs w:val="24"/>
+              </w:rPr>
+              <w:t>больше всего</w:t>
+            </w:r>
+          </w:p>
+        </w:tc>
+        <w:tc>
+          <w:tcPr>
+            <w:tcW w:w="1154" w:type="dxa"/>
+            <w:tcMar>
+              <w:top w:w="40" w:type="dxa"/>
+              <w:left w:w="80" w:type="dxa"/>
+              <w:bottom w:w="40" w:type="dxa"/>
+              <w:right w:w="80" w:type="dxa"/>
+            </w:tcMar>
+            <w:vAlign w:val="center"/>
+          </w:tcPr>
+          <w:p>
+            <w:pPr>
+              <w:spacing w:line="240" w:lineRule="auto"/>
+              <w:ind w:firstLine="0"/>
+              <w:jc w:val="center"/>
+            </w:pPr>
+            <w:r>
+              <w:rPr>
+                <w:b/>
+                <w:bCs/>
+                <w:sz w:val="24"/>
+                <w:szCs w:val="24"/>
+              </w:rPr>
+              <w:t>в среднем</w:t>
+            </w:r>
+          </w:p>
+        </w:tc>
+        <w:tc>
+          <w:tcPr>
+            <w:tcW w:w="1154" w:type="dxa"/>
+            <w:tcMar>
+              <w:top w:w="40" w:type="dxa"/>
+              <w:left w:w="80" w:type="dxa"/>
+              <w:bottom w:w="40" w:type="dxa"/>
+              <w:right w:w="80" w:type="dxa"/>
+            </w:tcMar>
+            <w:vAlign w:val="center"/>
+          </w:tcPr>
+          <w:p>
+            <w:pPr>
+              <w:spacing w:line="240" w:lineRule="auto"/>
+              <w:ind w:firstLine="0"/>
+              <w:jc w:val="center"/>
+            </w:pPr>
+            <w:r>
+              <w:rPr>
+                <w:b/>
+                <w:bCs/>
+                <w:sz w:val="24"/>
+                <w:szCs w:val="24"/>
+              </w:rPr>
+              <w:t>больше всего</w:t>
+            </w:r>
+          </w:p>
+        </w:tc>
+      </w:tr>
+      <w:tr>
+        <w:trPr>
+          <w:cantSplit/>
+        </w:trPr>
+        <w:tc>
+          <w:tcPr>
+            <w:tcW w:w="2432" w:type="dxa"/>
+            <w:tcMar>
+              <w:top w:w="40" w:type="dxa"/>
+              <w:left w:w="80" w:type="dxa"/>
+              <w:bottom w:w="40" w:type="dxa"/>
+              <w:right w:w="80" w:type="dxa"/>
+            </w:tcMar>
+            <w:vAlign w:val="center"/>
+          </w:tcPr>
+          <w:p>
+            <w:pPr>
+              <w:spacing w:line="240" w:lineRule="auto"/>
+              <w:ind w:firstLine="0"/>
+              <w:jc w:val="left"/>
+            </w:pPr>
+            <w:r>
+              <w:rPr>
+                <w:sz w:val="24"/>
+                <w:szCs w:val="24"/>
+              </w:rPr>
+              <w:t>Цифры, набор из 6</w:t>
+            </w:r>
+          </w:p>
+        </w:tc>
+        <w:tc>
+          <w:tcPr>
+            <w:tcW w:w="1154" w:type="dxa"/>
+            <w:tcMar>
+              <w:top w:w="40" w:type="dxa"/>
+              <w:left w:w="80" w:type="dxa"/>
+              <w:bottom w:w="40" w:type="dxa"/>
+              <w:right w:w="80" w:type="dxa"/>
+            </w:tcMar>
+            <w:vAlign w:val="center"/>
+          </w:tcPr>
+          <w:p>
+            <w:pPr>
+              <w:spacing w:line="240" w:lineRule="auto"/>
+              <w:ind w:firstLine="0"/>
+              <w:jc w:val="center"/>
+            </w:pPr>
+            <w:r>
+              <w:rPr>
+                <w:sz w:val="24"/>
+                <w:szCs w:val="24"/>
+              </w:rPr>
+              <w:t>4,1</w:t>
+            </w:r>
+          </w:p>
+        </w:tc>
+        <w:tc>
+          <w:tcPr>
+            <w:tcW w:w="1154" w:type="dxa"/>
+            <w:tcMar>
+              <w:top w:w="40" w:type="dxa"/>
+              <w:left w:w="80" w:type="dxa"/>
+              <w:bottom w:w="40" w:type="dxa"/>
+              <w:right w:w="80" w:type="dxa"/>
+            </w:tcMar>
+            <w:vAlign w:val="center"/>
+          </w:tcPr>
+          <w:p>
+            <w:pPr>
+              <w:spacing w:line="240" w:lineRule="auto"/>
+              <w:ind w:firstLine="0"/>
+              <w:jc w:val="center"/>
+            </w:pPr>
+            <w:r>
+              <w:rPr>
+                <w:sz w:val="24"/>
+                <w:szCs w:val="24"/>
+              </w:rPr>
+              <w:t>6</w:t>
+            </w:r>
+          </w:p>
+        </w:tc>
+        <w:tc>
+          <w:tcPr>
+            <w:tcW w:w="1154" w:type="dxa"/>
+            <w:tcMar>
+              <w:top w:w="40" w:type="dxa"/>
+              <w:left w:w="80" w:type="dxa"/>
+              <w:bottom w:w="40" w:type="dxa"/>
+              <w:right w:w="80" w:type="dxa"/>
+            </w:tcMar>
+            <w:vAlign w:val="center"/>
+          </w:tcPr>
+          <w:p>
+            <w:pPr>
+              <w:spacing w:line="240" w:lineRule="auto"/>
+              <w:ind w:firstLine="0"/>
+              <w:jc w:val="center"/>
+            </w:pPr>
+            <w:r>
+              <w:rPr>
+                <w:sz w:val="24"/>
+                <w:szCs w:val="24"/>
+              </w:rPr>
+              <w:t>4,0</w:t>
+            </w:r>
+          </w:p>
+        </w:tc>
+        <w:tc>
+          <w:tcPr>
+            <w:tcW w:w="1154" w:type="dxa"/>
+            <w:tcMar>
+              <w:top w:w="40" w:type="dxa"/>
+              <w:left w:w="80" w:type="dxa"/>
+              <w:bottom w:w="40" w:type="dxa"/>
+              <w:right w:w="80" w:type="dxa"/>
+            </w:tcMar>
+            <w:vAlign w:val="center"/>
+          </w:tcPr>
+          <w:p>
+            <w:pPr>
+              <w:spacing w:line="240" w:lineRule="auto"/>
+              <w:ind w:firstLine="0"/>
+              <w:jc w:val="center"/>
+            </w:pPr>
+            <w:r>
+              <w:rPr>
+                <w:sz w:val="24"/>
+                <w:szCs w:val="24"/>
+              </w:rPr>
+              <w:t>6</w:t>
+            </w:r>
+          </w:p>
+        </w:tc>
+        <w:tc>
+          <w:tcPr>
+            <w:tcW w:w="1154" w:type="dxa"/>
+            <w:tcMar>
+              <w:top w:w="40" w:type="dxa"/>
+              <w:left w:w="80" w:type="dxa"/>
+              <w:bottom w:w="40" w:type="dxa"/>
+              <w:right w:w="80" w:type="dxa"/>
+            </w:tcMar>
+            <w:vAlign w:val="center"/>
+          </w:tcPr>
+          <w:p>
+            <w:pPr>
+              <w:spacing w:line="240" w:lineRule="auto"/>
+              <w:ind w:firstLine="0"/>
+              <w:jc w:val="center"/>
+            </w:pPr>
+            <w:r>
+              <w:rPr>
+                <w:sz w:val="24"/>
+                <w:szCs w:val="24"/>
+              </w:rPr>
+              <w:t>4,1</w:t>
+            </w:r>
+          </w:p>
+        </w:tc>
+        <w:tc>
+          <w:tcPr>
+            <w:tcW w:w="1154" w:type="dxa"/>
+            <w:tcMar>
+              <w:top w:w="40" w:type="dxa"/>
+              <w:left w:w="80" w:type="dxa"/>
+              <w:bottom w:w="40" w:type="dxa"/>
+              <w:right w:w="80" w:type="dxa"/>
+            </w:tcMar>
+            <w:vAlign w:val="center"/>
+          </w:tcPr>
+          <w:p>
+            <w:pPr>
+              <w:spacing w:line="240" w:lineRule="auto"/>
+              <w:ind w:firstLine="0"/>
+              <w:jc w:val="center"/>
+            </w:pPr>
+            <w:r>
+              <w:rPr>
+                <w:sz w:val="24"/>
+                <w:szCs w:val="24"/>
+              </w:rPr>
+              <w:t>6</w:t>
+            </w:r>
+          </w:p>
+        </w:tc>
+      </w:tr>
+      <w:tr>
+        <w:trPr>
+          <w:cantSplit/>
+        </w:trPr>
+        <w:tc>
+          <w:tcPr>
+            <w:tcW w:w="2432" w:type="dxa"/>
+            <w:tcMar>
+              <w:top w:w="40" w:type="dxa"/>
+              <w:left w:w="80" w:type="dxa"/>
+              <w:bottom w:w="40" w:type="dxa"/>
+              <w:right w:w="80" w:type="dxa"/>
+            </w:tcMar>
+            <w:vAlign w:val="center"/>
+          </w:tcPr>
+          <w:p>
+            <w:pPr>
+              <w:spacing w:line="240" w:lineRule="auto"/>
+              <w:ind w:firstLine="0"/>
+              <w:jc w:val="left"/>
+            </w:pPr>
+            <w:r>
+              <w:rPr>
+                <w:sz w:val="24"/>
+                <w:szCs w:val="24"/>
+              </w:rPr>
+              <w:t>Цифры, набор из 8</w:t>
+            </w:r>
+          </w:p>
+        </w:tc>
+        <w:tc>
+          <w:tcPr>
+            <w:tcW w:w="1154" w:type="dxa"/>
+            <w:tcMar>
+              <w:top w:w="40" w:type="dxa"/>
+              <w:left w:w="80" w:type="dxa"/>
+              <w:bottom w:w="40" w:type="dxa"/>
+              <w:right w:w="80" w:type="dxa"/>
+            </w:tcMar>
+            <w:vAlign w:val="center"/>
+          </w:tcPr>
+          <w:p>
+            <w:pPr>
+              <w:spacing w:line="240" w:lineRule="auto"/>
+              <w:ind w:firstLine="0"/>
+              <w:jc w:val="center"/>
+            </w:pPr>
+            <w:r>
+              <w:rPr>
+                <w:sz w:val="24"/>
+                <w:szCs w:val="24"/>
+              </w:rPr>
+              <w:t>5,7</w:t>
+            </w:r>
+          </w:p>
+        </w:tc>
+        <w:tc>
+          <w:tcPr>
+            <w:tcW w:w="1154" w:type="dxa"/>
+            <w:tcMar>
+              <w:top w:w="40" w:type="dxa"/>
+              <w:left w:w="80" w:type="dxa"/>
+              <w:bottom w:w="40" w:type="dxa"/>
+              <w:right w:w="80" w:type="dxa"/>
+            </w:tcMar>
+            <w:vAlign w:val="center"/>
+          </w:tcPr>
+          <w:p>
+            <w:pPr>
+              <w:spacing w:line="240" w:lineRule="auto"/>
+              <w:ind w:firstLine="0"/>
+              <w:jc w:val="center"/>
+            </w:pPr>
+            <w:r>
+              <w:rPr>
+                <w:sz w:val="24"/>
+                <w:szCs w:val="24"/>
+              </w:rPr>
+              <w:t>8</w:t>
+            </w:r>
+          </w:p>
+        </w:tc>
+        <w:tc>
+          <w:tcPr>
+            <w:tcW w:w="1154" w:type="dxa"/>
+            <w:tcMar>
+              <w:top w:w="40" w:type="dxa"/>
+              <w:left w:w="80" w:type="dxa"/>
+              <w:bottom w:w="40" w:type="dxa"/>
+              <w:right w:w="80" w:type="dxa"/>
+            </w:tcMar>
+            <w:vAlign w:val="center"/>
+          </w:tcPr>
+          <w:p>
+            <w:pPr>
+              <w:spacing w:line="240" w:lineRule="auto"/>
+              <w:ind w:firstLine="0"/>
+              <w:jc w:val="center"/>
+            </w:pPr>
+            <w:r>
+              <w:rPr>
+                <w:sz w:val="24"/>
+                <w:szCs w:val="24"/>
+              </w:rPr>
+              <w:t>6,3</w:t>
+            </w:r>
+          </w:p>
+        </w:tc>
+        <w:tc>
+          <w:tcPr>
+            <w:tcW w:w="1154" w:type="dxa"/>
+            <w:tcMar>
+              <w:top w:w="40" w:type="dxa"/>
+              <w:left w:w="80" w:type="dxa"/>
+              <w:bottom w:w="40" w:type="dxa"/>
+              <w:right w:w="80" w:type="dxa"/>
+            </w:tcMar>
+            <w:vAlign w:val="center"/>
+          </w:tcPr>
+          <w:p>
+            <w:pPr>
+              <w:spacing w:line="240" w:lineRule="auto"/>
+              <w:ind w:firstLine="0"/>
+              <w:jc w:val="center"/>
+            </w:pPr>
+            <w:r>
+              <w:rPr>
+                <w:sz w:val="24"/>
+                <w:szCs w:val="24"/>
+              </w:rPr>
+              <w:t>8</w:t>
+            </w:r>
+          </w:p>
+        </w:tc>
+        <w:tc>
+          <w:tcPr>
+            <w:tcW w:w="1154" w:type="dxa"/>
+            <w:tcMar>
+              <w:top w:w="40" w:type="dxa"/>
+              <w:left w:w="80" w:type="dxa"/>
+              <w:bottom w:w="40" w:type="dxa"/>
+              <w:right w:w="80" w:type="dxa"/>
+            </w:tcMar>
+            <w:vAlign w:val="center"/>
+          </w:tcPr>
+          <w:p>
+            <w:pPr>
+              <w:spacing w:line="240" w:lineRule="auto"/>
+              <w:ind w:firstLine="0"/>
+              <w:jc w:val="center"/>
+            </w:pPr>
+            <w:r>
+              <w:rPr>
+                <w:sz w:val="24"/>
+                <w:szCs w:val="24"/>
+              </w:rPr>
+              <w:t>5,9</w:t>
+            </w:r>
+          </w:p>
+        </w:tc>
+        <w:tc>
+          <w:tcPr>
+            <w:tcW w:w="1154" w:type="dxa"/>
+            <w:tcMar>
+              <w:top w:w="40" w:type="dxa"/>
+              <w:left w:w="80" w:type="dxa"/>
+              <w:bottom w:w="40" w:type="dxa"/>
+              <w:right w:w="80" w:type="dxa"/>
+            </w:tcMar>
+            <w:vAlign w:val="center"/>
+          </w:tcPr>
+          <w:p>
+            <w:pPr>
+              <w:spacing w:line="240" w:lineRule="auto"/>
+              <w:ind w:firstLine="0"/>
+              <w:jc w:val="center"/>
+            </w:pPr>
+            <w:r>
+              <w:rPr>
+                <w:sz w:val="24"/>
+                <w:szCs w:val="24"/>
+              </w:rPr>
+              <w:t>8</w:t>
+            </w:r>
+          </w:p>
+        </w:tc>
+      </w:tr>
+      <w:tr>
+        <w:trPr>
+          <w:cantSplit/>
+        </w:trPr>
+        <w:tc>
+          <w:tcPr>
+            <w:tcW w:w="2432" w:type="dxa"/>
+            <w:tcMar>
+              <w:top w:w="40" w:type="dxa"/>
+              <w:left w:w="80" w:type="dxa"/>
+              <w:bottom w:w="40" w:type="dxa"/>
+              <w:right w:w="80" w:type="dxa"/>
+            </w:tcMar>
+            <w:vAlign w:val="center"/>
+          </w:tcPr>
+          <w:p>
+            <w:pPr>
+              <w:spacing w:line="240" w:lineRule="auto"/>
+              <w:ind w:firstLine="0"/>
+              <w:jc w:val="left"/>
+            </w:pPr>
+            <w:r>
+              <w:rPr>
+                <w:sz w:val="24"/>
+                <w:szCs w:val="24"/>
+              </w:rPr>
+              <w:t>Пиктограммы, набор из 6</w:t>
+            </w:r>
+          </w:p>
+        </w:tc>
+        <w:tc>
+          <w:tcPr>
+            <w:tcW w:w="1154" w:type="dxa"/>
+            <w:tcMar>
+              <w:top w:w="40" w:type="dxa"/>
+              <w:left w:w="80" w:type="dxa"/>
+              <w:bottom w:w="40" w:type="dxa"/>
+              <w:right w:w="80" w:type="dxa"/>
+            </w:tcMar>
+            <w:vAlign w:val="center"/>
+          </w:tcPr>
+          <w:p>
+            <w:pPr>
+              <w:spacing w:line="240" w:lineRule="auto"/>
+              <w:ind w:firstLine="0"/>
+              <w:jc w:val="center"/>
+            </w:pPr>
+            <w:r>
+              <w:rPr>
+                <w:sz w:val="24"/>
+                <w:szCs w:val="24"/>
+              </w:rPr>
+              <w:t>3,3</w:t>
+            </w:r>
+          </w:p>
+        </w:tc>
+        <w:tc>
+          <w:tcPr>
+            <w:tcW w:w="1154" w:type="dxa"/>
+            <w:tcMar>
+              <w:top w:w="40" w:type="dxa"/>
+              <w:left w:w="80" w:type="dxa"/>
+              <w:bottom w:w="40" w:type="dxa"/>
+              <w:right w:w="80" w:type="dxa"/>
+            </w:tcMar>
+            <w:vAlign w:val="center"/>
+          </w:tcPr>
+          <w:p>
+            <w:pPr>
+              <w:spacing w:line="240" w:lineRule="auto"/>
+              <w:ind w:firstLine="0"/>
+              <w:jc w:val="center"/>
+            </w:pPr>
+            <w:r>
+              <w:rPr>
+                <w:sz w:val="24"/>
+                <w:szCs w:val="24"/>
+              </w:rPr>
+              <w:t>6</w:t>
+            </w:r>
+          </w:p>
+        </w:tc>
+        <w:tc>
+          <w:tcPr>
+            <w:tcW w:w="1154" w:type="dxa"/>
+            <w:tcMar>
+              <w:top w:w="40" w:type="dxa"/>
+              <w:left w:w="80" w:type="dxa"/>
+              <w:bottom w:w="40" w:type="dxa"/>
+              <w:right w:w="80" w:type="dxa"/>
+            </w:tcMar>
+            <w:vAlign w:val="center"/>
+          </w:tcPr>
+          <w:p>
+            <w:pPr>
+              <w:spacing w:line="240" w:lineRule="auto"/>
+              <w:ind w:firstLine="0"/>
+              <w:jc w:val="center"/>
+            </w:pPr>
+            <w:r>
+              <w:rPr>
+                <w:sz w:val="24"/>
+                <w:szCs w:val="24"/>
+              </w:rPr>
+              <w:t>3,2</w:t>
+            </w:r>
+          </w:p>
+        </w:tc>
+        <w:tc>
+          <w:tcPr>
+            <w:tcW w:w="1154" w:type="dxa"/>
+            <w:tcMar>
+              <w:top w:w="40" w:type="dxa"/>
+              <w:left w:w="80" w:type="dxa"/>
+              <w:bottom w:w="40" w:type="dxa"/>
+              <w:right w:w="80" w:type="dxa"/>
+            </w:tcMar>
+            <w:vAlign w:val="center"/>
+          </w:tcPr>
+          <w:p>
+            <w:pPr>
+              <w:spacing w:line="240" w:lineRule="auto"/>
+              <w:ind w:firstLine="0"/>
+              <w:jc w:val="center"/>
+            </w:pPr>
+            <w:r>
+              <w:rPr>
+                <w:sz w:val="24"/>
+                <w:szCs w:val="24"/>
+              </w:rPr>
+              <w:t>5</w:t>
+            </w:r>
+          </w:p>
+        </w:tc>
+        <w:tc>
+          <w:tcPr>
+            <w:tcW w:w="1154" w:type="dxa"/>
+            <w:tcMar>
+              <w:top w:w="40" w:type="dxa"/>
+              <w:left w:w="80" w:type="dxa"/>
+              <w:bottom w:w="40" w:type="dxa"/>
+              <w:right w:w="80" w:type="dxa"/>
+            </w:tcMar>
+            <w:vAlign w:val="center"/>
+          </w:tcPr>
+          <w:p>
+            <w:pPr>
+              <w:spacing w:line="240" w:lineRule="auto"/>
+              <w:ind w:firstLine="0"/>
+              <w:jc w:val="center"/>
+            </w:pPr>
+            <w:r>
+              <w:rPr>
+                <w:sz w:val="24"/>
+                <w:szCs w:val="24"/>
+              </w:rPr>
+              <w:t>3,3</w:t>
+            </w:r>
+          </w:p>
+        </w:tc>
+        <w:tc>
+          <w:tcPr>
+            <w:tcW w:w="1154" w:type="dxa"/>
+            <w:tcMar>
+              <w:top w:w="40" w:type="dxa"/>
+              <w:left w:w="80" w:type="dxa"/>
+              <w:bottom w:w="40" w:type="dxa"/>
+              <w:right w:w="80" w:type="dxa"/>
+            </w:tcMar>
+            <w:vAlign w:val="center"/>
+          </w:tcPr>
+          <w:p>
+            <w:pPr>
+              <w:spacing w:line="240" w:lineRule="auto"/>
+              <w:ind w:firstLine="0"/>
+              <w:jc w:val="center"/>
+            </w:pPr>
+            <w:r>
+              <w:rPr>
+                <w:sz w:val="24"/>
+                <w:szCs w:val="24"/>
+              </w:rPr>
+              <w:t>6</w:t>
+            </w:r>
+          </w:p>
+        </w:tc>
+      </w:tr>
+      <w:tr>
+        <w:trPr>
+          <w:cantSplit/>
+        </w:trPr>
+        <w:tc>
+          <w:tcPr>
+            <w:tcW w:w="2432" w:type="dxa"/>
+            <w:tcMar>
+              <w:top w:w="40" w:type="dxa"/>
+              <w:left w:w="80" w:type="dxa"/>
+              <w:bottom w:w="40" w:type="dxa"/>
+              <w:right w:w="80" w:type="dxa"/>
+            </w:tcMar>
+            <w:vAlign w:val="center"/>
+          </w:tcPr>
+          <w:p>
+            <w:pPr>
+              <w:spacing w:line="240" w:lineRule="auto"/>
+              <w:ind w:firstLine="0"/>
+              <w:jc w:val="left"/>
+            </w:pPr>
+            <w:r>
+              <w:rPr>
+                <w:sz w:val="24"/>
+                <w:szCs w:val="24"/>
+              </w:rPr>
+              <w:t>Пиктограммы, набор из 8</w:t>
+            </w:r>
+          </w:p>
+        </w:tc>
+        <w:tc>
+          <w:tcPr>
+            <w:tcW w:w="1154" w:type="dxa"/>
+            <w:tcMar>
+              <w:top w:w="40" w:type="dxa"/>
+              <w:left w:w="80" w:type="dxa"/>
+              <w:bottom w:w="40" w:type="dxa"/>
+              <w:right w:w="80" w:type="dxa"/>
+            </w:tcMar>
+            <w:vAlign w:val="center"/>
+          </w:tcPr>
+          <w:p>
+            <w:pPr>
+              <w:spacing w:line="240" w:lineRule="auto"/>
+              <w:ind w:firstLine="0"/>
+              <w:jc w:val="center"/>
+            </w:pPr>
+            <w:r>
+              <w:rPr>
+                <w:sz w:val="24"/>
+                <w:szCs w:val="24"/>
+              </w:rPr>
+              <w:t>4,8</w:t>
+            </w:r>
+          </w:p>
+        </w:tc>
+        <w:tc>
+          <w:tcPr>
+            <w:tcW w:w="1154" w:type="dxa"/>
+            <w:tcMar>
+              <w:top w:w="40" w:type="dxa"/>
+              <w:left w:w="80" w:type="dxa"/>
+              <w:bottom w:w="40" w:type="dxa"/>
+              <w:right w:w="80" w:type="dxa"/>
+            </w:tcMar>
+            <w:vAlign w:val="center"/>
+          </w:tcPr>
+          <w:p>
+            <w:pPr>
+              <w:spacing w:line="240" w:lineRule="auto"/>
+              <w:ind w:firstLine="0"/>
+              <w:jc w:val="center"/>
+            </w:pPr>
+            <w:r>
+              <w:rPr>
+                <w:sz w:val="24"/>
+                <w:szCs w:val="24"/>
+              </w:rPr>
+              <w:t>8</w:t>
+            </w:r>
+          </w:p>
+        </w:tc>
+        <w:tc>
+          <w:tcPr>
+            <w:tcW w:w="1154" w:type="dxa"/>
+            <w:tcMar>
+              <w:top w:w="40" w:type="dxa"/>
+              <w:left w:w="80" w:type="dxa"/>
+              <w:bottom w:w="40" w:type="dxa"/>
+              <w:right w:w="80" w:type="dxa"/>
+            </w:tcMar>
+            <w:vAlign w:val="center"/>
+          </w:tcPr>
+          <w:p>
+            <w:pPr>
+              <w:spacing w:line="240" w:lineRule="auto"/>
+              <w:ind w:firstLine="0"/>
+              <w:jc w:val="center"/>
+            </w:pPr>
+            <w:r>
+              <w:rPr>
+                <w:sz w:val="24"/>
+                <w:szCs w:val="24"/>
+              </w:rPr>
+              <w:t>4,6</w:t>
+            </w:r>
+          </w:p>
+        </w:tc>
+        <w:tc>
+          <w:tcPr>
+            <w:tcW w:w="1154" w:type="dxa"/>
+            <w:tcMar>
+              <w:top w:w="40" w:type="dxa"/>
+              <w:left w:w="80" w:type="dxa"/>
+              <w:bottom w:w="40" w:type="dxa"/>
+              <w:right w:w="80" w:type="dxa"/>
+            </w:tcMar>
+            <w:vAlign w:val="center"/>
+          </w:tcPr>
+          <w:p>
+            <w:pPr>
+              <w:spacing w:line="240" w:lineRule="auto"/>
+              <w:ind w:firstLine="0"/>
+              <w:jc w:val="center"/>
+            </w:pPr>
+            <w:r>
+              <w:rPr>
+                <w:sz w:val="24"/>
+                <w:szCs w:val="24"/>
+              </w:rPr>
+              <w:t>8</w:t>
+            </w:r>
+          </w:p>
+        </w:tc>
+        <w:tc>
+          <w:tcPr>
+            <w:tcW w:w="1154" w:type="dxa"/>
+            <w:tcMar>
+              <w:top w:w="40" w:type="dxa"/>
+              <w:left w:w="80" w:type="dxa"/>
+              <w:bottom w:w="40" w:type="dxa"/>
+              <w:right w:w="80" w:type="dxa"/>
+            </w:tcMar>
+            <w:vAlign w:val="center"/>
+          </w:tcPr>
+          <w:p>
+            <w:pPr>
+              <w:spacing w:line="240" w:lineRule="auto"/>
+              <w:ind w:firstLine="0"/>
+              <w:jc w:val="center"/>
+            </w:pPr>
+            <w:r>
+              <w:rPr>
+                <w:sz w:val="24"/>
+                <w:szCs w:val="24"/>
+              </w:rPr>
+              <w:t>4,7</w:t>
+            </w:r>
+          </w:p>
+        </w:tc>
+        <w:tc>
+          <w:tcPr>
+            <w:tcW w:w="1154" w:type="dxa"/>
+            <w:tcMar>
+              <w:top w:w="40" w:type="dxa"/>
+              <w:left w:w="80" w:type="dxa"/>
+              <w:bottom w:w="40" w:type="dxa"/>
+              <w:right w:w="80" w:type="dxa"/>
+            </w:tcMar>
+            <w:vAlign w:val="center"/>
+          </w:tcPr>
+          <w:p>
+            <w:pPr>
+              <w:spacing w:line="240" w:lineRule="auto"/>
+              <w:ind w:firstLine="0"/>
+              <w:jc w:val="center"/>
+            </w:pPr>
+            <w:r>
+              <w:rPr>
+                <w:sz w:val="24"/>
+                <w:szCs w:val="24"/>
+              </w:rPr>
+              <w:t>8</w:t>
+            </w:r>
+          </w:p>
+        </w:tc>
+      </w:tr>
+    </w:tbl>
+    <w:p>
+      <w:pPr>
+        <w:spacing w:line="240" w:lineRule="auto"/>
+        <w:ind w:firstLine="0"/>
+      </w:pPr>
+    </w:p>
+    <w:p>
+      <w:pPr>
+        <w:keepNext/>
+        <w:spacing w:before="120" w:line="240" w:lineRule="auto"/>
+        <w:ind w:firstLine="0"/>
+        <w:jc w:val="center"/>
+      </w:pPr>
+      <w:r>
+        <w:rPr>
+          <w:noProof/>
+        </w:rPr>
+        <w:drawing>
+          <wp:inline distT="0" distB="0" distL="0" distR="0" wp14:anchorId="3DDB4208" wp14:editId="1F8114E9">
+            <wp:extent cx="5760000" cy="3420000"/>
+            <wp:effectExtent l="0" t="0" r="0" b="0"/>
+            <wp:docPr id="16" name="Объект 16"/>
+            <wp:cNvGraphicFramePr/>
+            <a:graphic xmlns:a="http://schemas.openxmlformats.org/drawingml/2006/main">
+              <a:graphicData uri="http://schemas.openxmlformats.org/drawingml/2006/chart">
+                <c:chart xmlns:c="http://schemas.openxmlformats.org/drawingml/2006/chart" xmlns:r="http://schemas.openxmlformats.org/officeDocument/2006/relationships" r:id="rId22"/>
+              </a:graphicData>
+            </a:graphic>
+          </wp:inline>
+        </w:drawing>
+      </w:r>
+    </w:p>
+    <w:p>
+      <w:pPr>
+        <w:pStyle w:val="ad"/>
+      </w:pPr>
+      <w:r>
+        <w:t>Рисунок 16 — Среднее число цифр, запомненных за один раунд, по группам</w:t>
+      </w:r>
+    </w:p>
+    <w:p>
+      <w:r>
+        <w:t>Из рисунка 16 видно, сколько цифр в среднем запоминалось за один раунд. Из наборов в 8 цифр в среднем запоминалось: тестовая группа — 5,7 для арабских цифр и 4,8 для пиктограмм; контрольная группа — 6,3 для арабских цифр и 4,6 для пиктограмм; все участники</w:t>
+      </w:r>
+      <w:r>
+        <w:t xml:space="preserve"> — 5,9 для арабских цифр и 4,7 для пиктограмм. Больше всего за один раунд было запомнено 8 цифр.</w:t>
+      </w:r>
+    </w:p>
+    <w:p>
+      <w:pPr>
         <w:pStyle w:val="11"/>
       </w:pPr>
-      <w:bookmarkStart w:id="12" w:name="_Toc241259488"/>
-      <w:r>
-        <w:lastRenderedPageBreak/>
+      <w:bookmarkStart w:id="14" w:name="_Toc241263942"/>
+      <w:r>
         <w:t>8 Выводы</w:t>
       </w:r>
-      <w:bookmarkEnd w:id="12"/>
+      <w:bookmarkEnd w:id="14"/>
     </w:p>
     <w:p>
       <w:r>
@@ -14008,31 +16822,63 @@
     </w:p>
     <w:p>
       <w:r>
-        <w:t>Гипотеза 1 для арабских цифр подтвердилась: в тестовой группе цифры с начертанием запомнили в 72 % случаев, а обычные — в 68 %. В контрольной группе результат такой же: 79 % и 72 %. Это объясняется тем, что знак, выделенный начертанием, отличается от соседних и первым привлекает внимание, поэтому чаще попадает в кратковременную память.</w:t>
+        <w:t>Гипотеза 1 для арабски</w:t>
+      </w:r>
+      <w:r>
+        <w:t>х цифр подтвердилась: в тестовой группе цифры с начертанием запомнили в 72 % случаев, а обычные — в 68 %. В контрольной группе результат такой же: 79 % и 72 %. Это объясняется тем, что знак, выделенный начертанием, отличается от соседних и первым привлекае</w:t>
+      </w:r>
+      <w:r>
+        <w:t>т внимание, поэтому чаще попадает в кратковременную память.</w:t>
       </w:r>
     </w:p>
     <w:p>
       <w:r>
-        <w:t>Гипотеза 1 для пиктограмм подтвердилась: в тестовой группе пиктограммы с начертанием запомнили в 63 % случаев, а обычные — в 54 %. В контрольной группе результат такой же: 60 % и 53 %. Это объясняется тем, что знак, выделенный начертанием, отличается от соседних и первым привлекает внимание, поэтому чаще попадает в кратковременную память.</w:t>
+        <w:t>Гипотеза 1 для пиктограмм подтвердилась: в тестовой группе пиктограммы с начертанием запомнили в 63 % случаев, а обычные — в 54 %. В контрольной группе результат такой же: 60 % и 53 %. Это объясня</w:t>
+      </w:r>
+      <w:r>
+        <w:t>ется тем, что знак, выделенный начертанием, отличается от соседних и первым привлекает внимание, поэтому чаще попадает в кратковременную память.</w:t>
       </w:r>
     </w:p>
     <w:p>
       <w:r>
-        <w:t>Гипотеза 2 для арабских цифр подтвердилась: в тестовой группе жирные цифры запомнили в 79 % случаев, курсивные — в 65 %, обычные — в 68 %. В контрольной группе результат такой же: 82 %, 77 % и 72 % соответственно. Жирное начертание сильнее всего отличается от обычного: линии толще, знак темнее и заметнее, тогда как курсив меняет только наклон.</w:t>
+        <w:t xml:space="preserve">Гипотеза 2 для арабских цифр подтвердилась: в тестовой группе жирные цифры запомнили в 79 % случаев, курсивные </w:t>
+      </w:r>
+      <w:r>
+        <w:t>— в 65 %, обычные — в 68 %. В контрольной группе результат такой же: 82 %, 77 % и 72 % соответственно. Жирное начертание сильнее всего отличается от обычного: линии толще, знак темнее и заметнее, тогда как курсив меняет только наклон.</w:t>
       </w:r>
     </w:p>
     <w:p>
       <w:r>
-        <w:t>Гипотеза 2 для пиктограмм подтвердилась: в тестовой группе жирные пиктограммы запомнили в 67 % случаев, курсивные — в 60 %, обычные — в 54 %. В контрольной группе результат такой же: 63 %, 57 % и 53 % соответственно. Жирное начертание сильнее всего отличается от обычного: линии толще, знак темнее и заметнее, тогда как курсив меняет только наклон.</w:t>
+        <w:t>Гипотеза 2 для пиктог</w:t>
+      </w:r>
+      <w:r>
+        <w:t>рамм подтвердилась: в тестовой группе жирные пиктограммы запомнили в 67 % случаев, курсивные — в 60 %, обычные — в 54 %. В контрольной группе результат такой же: 63 %, 57 % и 53 % соответственно. Жирное начертание сильнее всего отличается от обычного: лини</w:t>
+      </w:r>
+      <w:r>
+        <w:t>и толще, знак темнее и заметнее, тогда как курсив меняет только наклон.</w:t>
       </w:r>
     </w:p>
     <w:p>
       <w:r>
-        <w:t>В целом арабские цифры запоминались лучше пиктограмм: 72 % против 58 %. Арабская цифра узнаётся сразу, а для пиктограммы нужно сосчитать точки, поэтому даже при увеличенном времени показа (5 с вместо 3 с) пиктограммы запоминаются хуже.</w:t>
+        <w:t>Объём кратковременной памяти. По закону Миллера человек удерживает в кратковременной памяти 7 ± 2 объекта, то есть от 5 до 9. В тестовой группе из наборов в 8 цифр в среднем запоминало</w:t>
+      </w:r>
+      <w:r>
+        <w:t>сь 5,2 цифры (арабские цифры — 5,7, пиктограммы — 4,8), больше всего за один раунд — 8 цифр. В контрольной группе — 5,4 цифры. Полученные данные согласуются с законом Миллера: среднее число запомненных цифр попадает в диапазон 7 ± 2. Все 8 цифр участники з</w:t>
+      </w:r>
+      <w:r>
+        <w:t>апоминали редко, потому что объём кратковременной памяти ограничен, а время показа невелико.</w:t>
+      </w:r>
+    </w:p>
+    <w:p>
+      <w:r>
+        <w:t>В целом арабские цифры запоминались лучше пиктограмм: 72 % против 58 %. Арабская цифра узнаётся сразу, а для пиктограммы нужно сосчитать точки, поэтому даже при ув</w:t>
+      </w:r>
+      <w:r>
+        <w:t>еличенном времени показа (5 с вместо 3 с) пиктограммы запоминаются хуже.</w:t>
       </w:r>
     </w:p>
     <w:sectPr>
-      <w:footerReference w:type="default" r:id="rId21"/>
+      <w:footerReference w:type="default" r:id="rId23"/>
       <w:pgSz w:w="11906" w:h="16838"/>
       <w:pgMar w:top="1133" w:right="850" w:bottom="1133" w:left="1700" w:header="708" w:footer="708" w:gutter="0"/>
       <w:cols w:space="720"/>
@@ -15289,6 +18135,7 @@
           </c:spPr>
           <c:invertIfNegative val="0"/>
           <c:dLbls>
+            <c:numFmt formatCode="0" sourceLinked="0"/>
             <c:spPr>
               <a:noFill/>
               <a:ln>
@@ -15374,7 +18221,7 @@
           </c:val>
           <c:extLst>
             <c:ext xmlns:c16="http://schemas.microsoft.com/office/drawing/2014/chart" uri="{C3380CC4-5D6E-409C-BE32-E72D297353CC}">
-              <c16:uniqueId val="{00000000-BA59-4EED-A07D-7F8D5ED382E5}"/>
+              <c16:uniqueId val="{00000000-9945-4F1E-A21C-3DB6085F423F}"/>
             </c:ext>
           </c:extLst>
         </c:ser>
@@ -15391,6 +18238,7 @@
           </c:spPr>
           <c:invertIfNegative val="0"/>
           <c:dLbls>
+            <c:numFmt formatCode="0" sourceLinked="0"/>
             <c:spPr>
               <a:noFill/>
               <a:ln>
@@ -15476,7 +18324,7 @@
           </c:val>
           <c:extLst>
             <c:ext xmlns:c16="http://schemas.microsoft.com/office/drawing/2014/chart" uri="{C3380CC4-5D6E-409C-BE32-E72D297353CC}">
-              <c16:uniqueId val="{00000001-BA59-4EED-A07D-7F8D5ED382E5}"/>
+              <c16:uniqueId val="{00000001-9945-4F1E-A21C-3DB6085F423F}"/>
             </c:ext>
           </c:extLst>
         </c:ser>
@@ -15493,6 +18341,7 @@
           </c:spPr>
           <c:invertIfNegative val="0"/>
           <c:dLbls>
+            <c:numFmt formatCode="0" sourceLinked="0"/>
             <c:spPr>
               <a:noFill/>
               <a:ln>
@@ -15578,7 +18427,7 @@
           </c:val>
           <c:extLst>
             <c:ext xmlns:c16="http://schemas.microsoft.com/office/drawing/2014/chart" uri="{C3380CC4-5D6E-409C-BE32-E72D297353CC}">
-              <c16:uniqueId val="{00000002-BA59-4EED-A07D-7F8D5ED382E5}"/>
+              <c16:uniqueId val="{00000002-9945-4F1E-A21C-3DB6085F423F}"/>
             </c:ext>
           </c:extLst>
         </c:ser>
@@ -15595,6 +18444,7 @@
           </c:spPr>
           <c:invertIfNegative val="0"/>
           <c:dLbls>
+            <c:numFmt formatCode="0" sourceLinked="0"/>
             <c:spPr>
               <a:noFill/>
               <a:ln>
@@ -15680,7 +18530,7 @@
           </c:val>
           <c:extLst>
             <c:ext xmlns:c16="http://schemas.microsoft.com/office/drawing/2014/chart" uri="{C3380CC4-5D6E-409C-BE32-E72D297353CC}">
-              <c16:uniqueId val="{00000003-BA59-4EED-A07D-7F8D5ED382E5}"/>
+              <c16:uniqueId val="{00000003-9945-4F1E-A21C-3DB6085F423F}"/>
             </c:ext>
           </c:extLst>
         </c:ser>
@@ -15697,6 +18547,7 @@
           </c:spPr>
           <c:invertIfNegative val="0"/>
           <c:dLbls>
+            <c:numFmt formatCode="0" sourceLinked="0"/>
             <c:spPr>
               <a:noFill/>
               <a:ln>
@@ -15782,7 +18633,7 @@
           </c:val>
           <c:extLst>
             <c:ext xmlns:c16="http://schemas.microsoft.com/office/drawing/2014/chart" uri="{C3380CC4-5D6E-409C-BE32-E72D297353CC}">
-              <c16:uniqueId val="{00000004-BA59-4EED-A07D-7F8D5ED382E5}"/>
+              <c16:uniqueId val="{00000004-9945-4F1E-A21C-3DB6085F423F}"/>
             </c:ext>
           </c:extLst>
         </c:ser>
@@ -15941,6 +18792,7 @@
           </c:spPr>
           <c:invertIfNegative val="0"/>
           <c:dLbls>
+            <c:numFmt formatCode="0" sourceLinked="0"/>
             <c:spPr>
               <a:noFill/>
               <a:ln>
@@ -16026,7 +18878,7 @@
           </c:val>
           <c:extLst>
             <c:ext xmlns:c16="http://schemas.microsoft.com/office/drawing/2014/chart" uri="{C3380CC4-5D6E-409C-BE32-E72D297353CC}">
-              <c16:uniqueId val="{00000000-E704-4E78-B286-78BB9A08B702}"/>
+              <c16:uniqueId val="{00000000-B4CA-4492-8483-47AC45242F7C}"/>
             </c:ext>
           </c:extLst>
         </c:ser>
@@ -16043,6 +18895,7 @@
           </c:spPr>
           <c:invertIfNegative val="0"/>
           <c:dLbls>
+            <c:numFmt formatCode="0" sourceLinked="0"/>
             <c:spPr>
               <a:noFill/>
               <a:ln>
@@ -16128,7 +18981,7 @@
           </c:val>
           <c:extLst>
             <c:ext xmlns:c16="http://schemas.microsoft.com/office/drawing/2014/chart" uri="{C3380CC4-5D6E-409C-BE32-E72D297353CC}">
-              <c16:uniqueId val="{00000001-E704-4E78-B286-78BB9A08B702}"/>
+              <c16:uniqueId val="{00000001-B4CA-4492-8483-47AC45242F7C}"/>
             </c:ext>
           </c:extLst>
         </c:ser>
@@ -16145,6 +18998,7 @@
           </c:spPr>
           <c:invertIfNegative val="0"/>
           <c:dLbls>
+            <c:numFmt formatCode="0" sourceLinked="0"/>
             <c:spPr>
               <a:noFill/>
               <a:ln>
@@ -16230,7 +19084,7 @@
           </c:val>
           <c:extLst>
             <c:ext xmlns:c16="http://schemas.microsoft.com/office/drawing/2014/chart" uri="{C3380CC4-5D6E-409C-BE32-E72D297353CC}">
-              <c16:uniqueId val="{00000002-E704-4E78-B286-78BB9A08B702}"/>
+              <c16:uniqueId val="{00000002-B4CA-4492-8483-47AC45242F7C}"/>
             </c:ext>
           </c:extLst>
         </c:ser>
@@ -16389,6 +19243,7 @@
           </c:spPr>
           <c:invertIfNegative val="0"/>
           <c:dLbls>
+            <c:numFmt formatCode="0" sourceLinked="0"/>
             <c:spPr>
               <a:noFill/>
               <a:ln>
@@ -16474,7 +19329,7 @@
           </c:val>
           <c:extLst>
             <c:ext xmlns:c16="http://schemas.microsoft.com/office/drawing/2014/chart" uri="{C3380CC4-5D6E-409C-BE32-E72D297353CC}">
-              <c16:uniqueId val="{00000000-B5C2-4434-A1FB-11BF4FB19F73}"/>
+              <c16:uniqueId val="{00000000-2FDA-4502-ABCE-1F5CBF070A13}"/>
             </c:ext>
           </c:extLst>
         </c:ser>
@@ -16491,6 +19346,7 @@
           </c:spPr>
           <c:invertIfNegative val="0"/>
           <c:dLbls>
+            <c:numFmt formatCode="0" sourceLinked="0"/>
             <c:spPr>
               <a:noFill/>
               <a:ln>
@@ -16576,7 +19432,7 @@
           </c:val>
           <c:extLst>
             <c:ext xmlns:c16="http://schemas.microsoft.com/office/drawing/2014/chart" uri="{C3380CC4-5D6E-409C-BE32-E72D297353CC}">
-              <c16:uniqueId val="{00000001-B5C2-4434-A1FB-11BF4FB19F73}"/>
+              <c16:uniqueId val="{00000001-2FDA-4502-ABCE-1F5CBF070A13}"/>
             </c:ext>
           </c:extLst>
         </c:ser>
@@ -16593,6 +19449,7 @@
           </c:spPr>
           <c:invertIfNegative val="0"/>
           <c:dLbls>
+            <c:numFmt formatCode="0" sourceLinked="0"/>
             <c:spPr>
               <a:noFill/>
               <a:ln>
@@ -16678,7 +19535,7 @@
           </c:val>
           <c:extLst>
             <c:ext xmlns:c16="http://schemas.microsoft.com/office/drawing/2014/chart" uri="{C3380CC4-5D6E-409C-BE32-E72D297353CC}">
-              <c16:uniqueId val="{00000002-B5C2-4434-A1FB-11BF4FB19F73}"/>
+              <c16:uniqueId val="{00000002-2FDA-4502-ABCE-1F5CBF070A13}"/>
             </c:ext>
           </c:extLst>
         </c:ser>
@@ -16778,6 +19635,415 @@
         <c:crosses val="autoZero"/>
         <c:crossBetween val="between"/>
         <c:majorUnit val="20"/>
+      </c:valAx>
+    </c:plotArea>
+    <c:legend>
+      <c:legendPos val="b"/>
+      <c:overlay val="0"/>
+    </c:legend>
+    <c:plotVisOnly val="1"/>
+    <c:dispBlanksAs val="gap"/>
+    <c:showDLblsOverMax val="1"/>
+  </c:chart>
+  <c:spPr>
+    <a:noFill/>
+    <a:ln>
+      <a:noFill/>
+    </a:ln>
+  </c:spPr>
+  <c:txPr>
+    <a:bodyPr/>
+    <a:lstStyle/>
+    <a:p>
+      <a:pPr>
+        <a:defRPr sz="1100">
+          <a:latin typeface="Times New Roman"/>
+          <a:cs typeface="Times New Roman"/>
+        </a:defRPr>
+      </a:pPr>
+      <a:endParaRPr lang="ru-RU"/>
+    </a:p>
+  </c:txPr>
+</c:chartSpace>
+</file>
+
+<file path=word/charts/chart4.xml><?xml version="1.0" encoding="utf-8"?>
+<c:chartSpace xmlns:c="http://schemas.openxmlformats.org/drawingml/2006/chart" xmlns:a="http://schemas.openxmlformats.org/drawingml/2006/main" xmlns:r="http://schemas.openxmlformats.org/officeDocument/2006/relationships" xmlns:c16r2="http://schemas.microsoft.com/office/drawing/2015/06/chart">
+  <c:date1904 val="1"/>
+  <c:lang val="ru-RU"/>
+  <c:roundedCorners val="0"/>
+  <c:style val="2"/>
+  <c:chart>
+    <c:autoTitleDeleted val="1"/>
+    <c:plotArea>
+      <c:layout/>
+      <c:barChart>
+        <c:barDir val="col"/>
+        <c:grouping val="clustered"/>
+        <c:varyColors val="0"/>
+        <c:ser>
+          <c:idx val="0"/>
+          <c:order val="0"/>
+          <c:tx>
+            <c:v>Тестовая группа</c:v>
+          </c:tx>
+          <c:spPr>
+            <a:solidFill>
+              <a:srgbClr val="4472C4"/>
+            </a:solidFill>
+          </c:spPr>
+          <c:invertIfNegative val="0"/>
+          <c:dLbls>
+            <c:numFmt formatCode="0.0" sourceLinked="0"/>
+            <c:spPr>
+              <a:noFill/>
+              <a:ln>
+                <a:noFill/>
+              </a:ln>
+            </c:spPr>
+            <c:txPr>
+              <a:bodyPr/>
+              <a:lstStyle/>
+              <a:p>
+                <a:pPr>
+                  <a:defRPr sz="900"/>
+                </a:pPr>
+                <a:endParaRPr lang="ru-RU"/>
+              </a:p>
+            </c:txPr>
+            <c:dLblPos val="outEnd"/>
+            <c:showLegendKey val="0"/>
+            <c:showVal val="1"/>
+            <c:showCatName val="0"/>
+            <c:showSerName val="0"/>
+            <c:showPercent val="0"/>
+            <c:showBubbleSize val="0"/>
+            <c:showLeaderLines val="0"/>
+            <c:extLst>
+              <c:ext xmlns:c15="http://schemas.microsoft.com/office/drawing/2012/chart" uri="{CE6537A1-D6FC-4f65-9D91-7224C49458BB}">
+                <c15:showLeaderLines val="0"/>
+              </c:ext>
+            </c:extLst>
+          </c:dLbls>
+          <c:cat>
+            <c:strLit>
+              <c:ptCount val="4"/>
+              <c:pt idx="0">
+                <c:v>Цифры,
+набор из 6</c:v>
+              </c:pt>
+              <c:pt idx="1">
+                <c:v>Цифры,
+набор из 8</c:v>
+              </c:pt>
+              <c:pt idx="2">
+                <c:v>Пиктограммы,
+набор из 6</c:v>
+              </c:pt>
+              <c:pt idx="3">
+                <c:v>Пиктограммы,
+набор из 8</c:v>
+              </c:pt>
+            </c:strLit>
+          </c:cat>
+          <c:val>
+            <c:numLit>
+              <c:formatCode>General</c:formatCode>
+              <c:ptCount val="4"/>
+              <c:pt idx="0">
+                <c:v>4.0999999999999996</c:v>
+              </c:pt>
+              <c:pt idx="1">
+                <c:v>5.7</c:v>
+              </c:pt>
+              <c:pt idx="2">
+                <c:v>3.3</c:v>
+              </c:pt>
+              <c:pt idx="3">
+                <c:v>4.8</c:v>
+              </c:pt>
+            </c:numLit>
+          </c:val>
+          <c:extLst>
+            <c:ext xmlns:c16="http://schemas.microsoft.com/office/drawing/2014/chart" uri="{C3380CC4-5D6E-409C-BE32-E72D297353CC}">
+              <c16:uniqueId val="{00000000-B010-4C38-A1BA-308250EEE610}"/>
+            </c:ext>
+          </c:extLst>
+        </c:ser>
+        <c:ser>
+          <c:idx val="1"/>
+          <c:order val="1"/>
+          <c:tx>
+            <c:v>Контрольная группа</c:v>
+          </c:tx>
+          <c:spPr>
+            <a:solidFill>
+              <a:srgbClr val="ED7D31"/>
+            </a:solidFill>
+          </c:spPr>
+          <c:invertIfNegative val="0"/>
+          <c:dLbls>
+            <c:numFmt formatCode="0.0" sourceLinked="0"/>
+            <c:spPr>
+              <a:noFill/>
+              <a:ln>
+                <a:noFill/>
+              </a:ln>
+            </c:spPr>
+            <c:txPr>
+              <a:bodyPr/>
+              <a:lstStyle/>
+              <a:p>
+                <a:pPr>
+                  <a:defRPr sz="900"/>
+                </a:pPr>
+                <a:endParaRPr lang="ru-RU"/>
+              </a:p>
+            </c:txPr>
+            <c:dLblPos val="outEnd"/>
+            <c:showLegendKey val="0"/>
+            <c:showVal val="1"/>
+            <c:showCatName val="0"/>
+            <c:showSerName val="0"/>
+            <c:showPercent val="0"/>
+            <c:showBubbleSize val="0"/>
+            <c:showLeaderLines val="0"/>
+            <c:extLst>
+              <c:ext xmlns:c15="http://schemas.microsoft.com/office/drawing/2012/chart" uri="{CE6537A1-D6FC-4f65-9D91-7224C49458BB}">
+                <c15:showLeaderLines val="0"/>
+              </c:ext>
+            </c:extLst>
+          </c:dLbls>
+          <c:cat>
+            <c:strLit>
+              <c:ptCount val="4"/>
+              <c:pt idx="0">
+                <c:v>Цифры,
+набор из 6</c:v>
+              </c:pt>
+              <c:pt idx="1">
+                <c:v>Цифры,
+набор из 8</c:v>
+              </c:pt>
+              <c:pt idx="2">
+                <c:v>Пиктограммы,
+набор из 6</c:v>
+              </c:pt>
+              <c:pt idx="3">
+                <c:v>Пиктограммы,
+набор из 8</c:v>
+              </c:pt>
+            </c:strLit>
+          </c:cat>
+          <c:val>
+            <c:numLit>
+              <c:formatCode>General</c:formatCode>
+              <c:ptCount val="4"/>
+              <c:pt idx="0">
+                <c:v>4</c:v>
+              </c:pt>
+              <c:pt idx="1">
+                <c:v>6.3</c:v>
+              </c:pt>
+              <c:pt idx="2">
+                <c:v>3.2</c:v>
+              </c:pt>
+              <c:pt idx="3">
+                <c:v>4.5999999999999996</c:v>
+              </c:pt>
+            </c:numLit>
+          </c:val>
+          <c:extLst>
+            <c:ext xmlns:c16="http://schemas.microsoft.com/office/drawing/2014/chart" uri="{C3380CC4-5D6E-409C-BE32-E72D297353CC}">
+              <c16:uniqueId val="{00000001-B010-4C38-A1BA-308250EEE610}"/>
+            </c:ext>
+          </c:extLst>
+        </c:ser>
+        <c:ser>
+          <c:idx val="2"/>
+          <c:order val="2"/>
+          <c:tx>
+            <c:v>Все участники</c:v>
+          </c:tx>
+          <c:spPr>
+            <a:solidFill>
+              <a:srgbClr val="A5A5A5"/>
+            </a:solidFill>
+          </c:spPr>
+          <c:invertIfNegative val="0"/>
+          <c:dLbls>
+            <c:numFmt formatCode="0.0" sourceLinked="0"/>
+            <c:spPr>
+              <a:noFill/>
+              <a:ln>
+                <a:noFill/>
+              </a:ln>
+            </c:spPr>
+            <c:txPr>
+              <a:bodyPr/>
+              <a:lstStyle/>
+              <a:p>
+                <a:pPr>
+                  <a:defRPr sz="900"/>
+                </a:pPr>
+                <a:endParaRPr lang="ru-RU"/>
+              </a:p>
+            </c:txPr>
+            <c:dLblPos val="outEnd"/>
+            <c:showLegendKey val="0"/>
+            <c:showVal val="1"/>
+            <c:showCatName val="0"/>
+            <c:showSerName val="0"/>
+            <c:showPercent val="0"/>
+            <c:showBubbleSize val="0"/>
+            <c:showLeaderLines val="0"/>
+            <c:extLst>
+              <c:ext xmlns:c15="http://schemas.microsoft.com/office/drawing/2012/chart" uri="{CE6537A1-D6FC-4f65-9D91-7224C49458BB}">
+                <c15:showLeaderLines val="0"/>
+              </c:ext>
+            </c:extLst>
+          </c:dLbls>
+          <c:cat>
+            <c:strLit>
+              <c:ptCount val="4"/>
+              <c:pt idx="0">
+                <c:v>Цифры,
+набор из 6</c:v>
+              </c:pt>
+              <c:pt idx="1">
+                <c:v>Цифры,
+набор из 8</c:v>
+              </c:pt>
+              <c:pt idx="2">
+                <c:v>Пиктограммы,
+набор из 6</c:v>
+              </c:pt>
+              <c:pt idx="3">
+                <c:v>Пиктограммы,
+набор из 8</c:v>
+              </c:pt>
+            </c:strLit>
+          </c:cat>
+          <c:val>
+            <c:numLit>
+              <c:formatCode>General</c:formatCode>
+              <c:ptCount val="4"/>
+              <c:pt idx="0">
+                <c:v>4.0999999999999996</c:v>
+              </c:pt>
+              <c:pt idx="1">
+                <c:v>5.9</c:v>
+              </c:pt>
+              <c:pt idx="2">
+                <c:v>3.3</c:v>
+              </c:pt>
+              <c:pt idx="3">
+                <c:v>4.7</c:v>
+              </c:pt>
+            </c:numLit>
+          </c:val>
+          <c:extLst>
+            <c:ext xmlns:c16="http://schemas.microsoft.com/office/drawing/2014/chart" uri="{C3380CC4-5D6E-409C-BE32-E72D297353CC}">
+              <c16:uniqueId val="{00000002-B010-4C38-A1BA-308250EEE610}"/>
+            </c:ext>
+          </c:extLst>
+        </c:ser>
+        <c:dLbls>
+          <c:showLegendKey val="0"/>
+          <c:showVal val="0"/>
+          <c:showCatName val="0"/>
+          <c:showSerName val="0"/>
+          <c:showPercent val="0"/>
+          <c:showBubbleSize val="0"/>
+        </c:dLbls>
+        <c:gapWidth val="60"/>
+        <c:overlap val="-5"/>
+        <c:axId val="1001"/>
+        <c:axId val="1002"/>
+      </c:barChart>
+      <c:catAx>
+        <c:axId val="1001"/>
+        <c:scaling>
+          <c:orientation val="minMax"/>
+        </c:scaling>
+        <c:delete val="0"/>
+        <c:axPos val="b"/>
+        <c:numFmt formatCode="General" sourceLinked="0"/>
+        <c:majorTickMark val="none"/>
+        <c:minorTickMark val="none"/>
+        <c:tickLblPos val="nextTo"/>
+        <c:txPr>
+          <a:bodyPr rot="0" vert="horz"/>
+          <a:lstStyle/>
+          <a:p>
+            <a:pPr>
+              <a:defRPr sz="1000"/>
+            </a:pPr>
+            <a:endParaRPr lang="ru-RU"/>
+          </a:p>
+        </c:txPr>
+        <c:crossAx val="1002"/>
+        <c:crosses val="autoZero"/>
+        <c:auto val="1"/>
+        <c:lblAlgn val="ctr"/>
+        <c:lblOffset val="100"/>
+        <c:noMultiLvlLbl val="0"/>
+      </c:catAx>
+      <c:valAx>
+        <c:axId val="1002"/>
+        <c:scaling>
+          <c:orientation val="minMax"/>
+          <c:max val="8"/>
+          <c:min val="0"/>
+        </c:scaling>
+        <c:delete val="0"/>
+        <c:axPos val="l"/>
+        <c:majorGridlines>
+          <c:spPr>
+            <a:ln w="6350">
+              <a:solidFill>
+                <a:srgbClr val="D9D9D9"/>
+              </a:solidFill>
+            </a:ln>
+          </c:spPr>
+        </c:majorGridlines>
+        <c:title>
+          <c:tx>
+            <c:rich>
+              <a:bodyPr rot="-5400000" vert="horz"/>
+              <a:lstStyle/>
+              <a:p>
+                <a:pPr>
+                  <a:defRPr sz="1100" b="0">
+                    <a:latin typeface="Times New Roman"/>
+                    <a:cs typeface="Times New Roman"/>
+                  </a:defRPr>
+                </a:pPr>
+                <a:r>
+                  <a:rPr lang="ru-RU" sz="1100" b="0">
+                    <a:latin typeface="Times New Roman"/>
+                    <a:cs typeface="Times New Roman"/>
+                  </a:rPr>
+                  <a:t>Запомнено цифр за раунд</a:t>
+                </a:r>
+              </a:p>
+            </c:rich>
+          </c:tx>
+          <c:overlay val="0"/>
+        </c:title>
+        <c:numFmt formatCode="0" sourceLinked="0"/>
+        <c:majorTickMark val="none"/>
+        <c:minorTickMark val="none"/>
+        <c:tickLblPos val="nextTo"/>
+        <c:spPr>
+          <a:ln>
+            <a:noFill/>
+          </a:ln>
+        </c:spPr>
+        <c:crossAx val="1001"/>
+        <c:crosses val="autoZero"/>
+        <c:crossBetween val="between"/>
+        <c:majorUnit val="2"/>
       </c:valAx>
     </c:plotArea>
     <c:legend>
